--- a/literature-review/improper-payment-estimation-accuracy-literature-review.docx
+++ b/literature-review/improper-payment-estimation-accuracy-literature-review.docx
@@ -264,7 +264,7 @@
         <w:t xml:space="preserve"> </w:t>
       </w:r>
       <w:r>
-        <w:t xml:space="preserve">The Payment Integrity Information Act of 2019 requires statistically valid improper payment estimates, with confidence intervals, for federal programs at risk of significant improper payments. CMS produces five such estimates: Medicare Part C, Medicare Part D, Medicaid and CHIP (PERM), the Marketplace advance premium tax credit (EIPM) and Medicare fee-for-service (CERT). Each projects audited errors from a probability sample, using design-based analytic estimators (expansion, ratio, regression) or simulation that reruns the payment rules.</w:t>
+        <w:t xml:space="preserve">The Payment Integrity Information Act of 2019 requires statistically valid improper payment estimates, with confidence intervals, for federal programs at risk of significant improper payments. The Centers for Medicare &amp; Medicaid Services (CMS) produces five such estimates: Medicare Part C, Medicare Part D, Medicaid and CHIP (PERM), the Marketplace advance premium tax credit (EIPM), and Medicare fee-for-service (CERT). Each estimate projects audited errors from a probability sample using either design-based analytic estimators (expansion, ratio, or regression) or simulation that reruns the payment rules.</w:t>
       </w:r>
     </w:p>
     <w:p>
@@ -282,7 +282,7 @@
         <w:t xml:space="preserve"> </w:t>
       </w:r>
       <w:r>
-        <w:t xml:space="preserve">To review what is known about the comparative accuracy of the available methods for estimating improper payments in federal health programs. Accuracy has two parts:</w:t>
+        <w:t xml:space="preserve">The purpose of this review is to describe what is known about the comparative accuracy of the available methods for estimating improper payments in federal health programs. In this review, accuracy has two parts:</w:t>
       </w:r>
     </w:p>
     <w:p>
@@ -306,7 +306,7 @@
         <w:pStyle w:val="Compact"/>
       </w:pPr>
       <w:r>
-        <w:t xml:space="preserve">interval accuracy: coverage at the nominal level, then width.</w:t>
+        <w:t xml:space="preserve">interval accuracy (coverage at the nominal level and, after that, width).</w:t>
       </w:r>
     </w:p>
     <w:p>
@@ -324,7 +324,7 @@
         <w:t xml:space="preserve"> </w:t>
       </w:r>
       <w:r>
-        <w:t xml:space="preserve">We conducted a narrative review of two bodies of work:</w:t>
+        <w:t xml:space="preserve">This study is a narrative review of two bodies of work:</w:t>
       </w:r>
     </w:p>
     <w:p>
@@ -336,7 +336,7 @@
         <w:pStyle w:val="Compact"/>
       </w:pPr>
       <w:r>
-        <w:t xml:space="preserve">public statute, OMB guidance and CMS, HHS, GAO and OIG methodology documents for the five programs and for contract-level RADV audits;</w:t>
+        <w:t xml:space="preserve">public statute, OMB guidance, and CMS, HHS, GAO, and OIG methodology documents for the five programs and for contract-level RADV audits;</w:t>
       </w:r>
     </w:p>
     <w:p>
@@ -366,7 +366,7 @@
         <w:t xml:space="preserve"> </w:t>
       </w:r>
       <w:r>
-        <w:t xml:space="preserve">All five programs use stratified probability samples and ratio-type estimators. Part D alone publicly describes a simulation-based interval; the others document or imply normal-theory intervals. Interval accuracy depends mainly on two things, not on the method’s name:</w:t>
+        <w:t xml:space="preserve">All five programs use stratified probability samples and ratio-type estimators. Part D alone publicly describes a simulation-based interval, while the others document or imply normal-theory intervals. Interval accuracy depends mainly on two factors (as opposed to the name of the method):</w:t>
       </w:r>
     </w:p>
     <w:p>
@@ -398,7 +398,7 @@
         <w:pStyle w:val="FirstParagraph"/>
       </w:pPr>
       <w:r>
-        <w:t xml:space="preserve">Normal-theory intervals are conservative at low error rates and liberal at high ones. Second-order bootstrap intervals (BCa, bootstrap-</w:t>
+        <w:t xml:space="preserve">Normal-theory intervals are conservative at low error rates and liberal at high ones. Second-order bootstrap intervals (BCa and bootstrap-</w:t>
       </w:r>
       <w:r>
         <w:rPr>
@@ -408,7 +408,7 @@
         <w:t xml:space="preserve">t</w:t>
       </w:r>
       <w:r>
-        <w:t xml:space="preserve">) repair much of the low-error failure. No published study has compared these methods against a known truth in the designs CMS uses: risk-score, drug-benefit, eligibility, APTC or national claims estimates.</w:t>
+        <w:t xml:space="preserve">) correct much of the low-error failure. No published study has compared these methods against a known truth in the designs CMS uses (risk-score, drug-benefit, eligibility, APTC, or national claims estimates).</w:t>
       </w:r>
     </w:p>
     <w:p>
@@ -426,7 +426,7 @@
         <w:t xml:space="preserve"> </w:t>
       </w:r>
       <w:r>
-        <w:t xml:space="preserve">The comparative accuracy of improper payment estimation methods in federal health programs is largely untested, and the methods in production rest on assumptions the evidence questions. We set out a research agenda: design-based Monte Carlo validation against synthetic populations, scored on the metric that matches each estimate’s use.</w:t>
+        <w:t xml:space="preserve">The comparative accuracy of improper payment estimation methods in federal health programs is largely untested, and the methods in production rest on assumptions that the evidence calls into question. This review sets out a research agenda for design-based Monte Carlo validation against synthetic populations, scored on the metric that matches the use of each estimate.</w:t>
       </w:r>
     </w:p>
     <w:p>
@@ -486,7 +486,7 @@
         <w:pStyle w:val="Compact"/>
       </w:pPr>
       <w:r>
-        <w:t xml:space="preserve">establishes each sampled unit’s payment error by review;</w:t>
+        <w:t xml:space="preserve">establishes the payment error of each sampled unit through review;</w:t>
       </w:r>
     </w:p>
     <w:p>
@@ -506,7 +506,7 @@
         <w:pStyle w:val="FirstParagraph"/>
       </w:pPr>
       <w:r>
-        <w:t xml:space="preserve">The estimates matter. CMS’s five measurements reported more than $90 billion in improper payments for FY 2025. Their confidence intervals are audited by Inspectors General. And in some settings the estimates become financial determinations: Medicare Advantage contract recoveries, and, from FY 2030, Medicaid federal match disallowances above a 3% eligibility error rate.</w:t>
+        <w:t xml:space="preserve">These estimates matter. The five CMS measurements reported more than $90 billion in improper payments for FY 2025, and their confidence intervals are audited by Inspectors General. In addition, in some settings the estimates become financial determinations (for example, Medicare Advantage contract recoveries and, beginning in FY 2030, Medicaid federal match disallowances above a 3% eligibility error rate).</w:t>
       </w:r>
     </w:p>
     <w:p>
@@ -514,7 +514,7 @@
         <w:pStyle w:val="BodyText"/>
       </w:pPr>
       <w:r>
-        <w:t xml:space="preserve">This review asks:</w:t>
+        <w:t xml:space="preserve">The purpose of this review is to answer the question:</w:t>
       </w:r>
       <w:r>
         <w:t xml:space="preserve"> </w:t>
@@ -530,7 +530,7 @@
         <w:t xml:space="preserve"> </w:t>
       </w:r>
       <w:r>
-        <w:t xml:space="preserve">We define accuracy as in the companion Monte Carlo study:</w:t>
+        <w:t xml:space="preserve">This review defines accuracy as in the companion Monte Carlo study:</w:t>
       </w:r>
     </w:p>
     <w:p>
@@ -574,7 +574,7 @@
         <w:t xml:space="preserve"> </w:t>
       </w:r>
       <w:r>
-        <w:t xml:space="preserve">whether the 95% interval contains the truth in about 95% of repeated audits (coverage), and, among intervals that do, how narrow it is (width).</w:t>
+        <w:t xml:space="preserve">whether the 95% interval contains the truth in about 95% of repeated audits (coverage) and, among intervals that do, how narrow the interval is (width).</w:t>
       </w:r>
     </w:p>
     <w:p>
@@ -678,7 +678,7 @@
         <w:t xml:space="preserve"> </w:t>
       </w:r>
       <w:r>
-        <w:t xml:space="preserve">reported under the Payment Integrity Information Act: a program-level ratio with a two-sided confidence interval.</w:t>
+        <w:t xml:space="preserve">reported under the Payment Integrity Information Act, which is a program-level ratio with a two-sided confidence interval.</w:t>
       </w:r>
     </w:p>
     <w:p>
@@ -694,13 +694,13 @@
           <w:bCs/>
           <w:b/>
         </w:rPr>
-        <w:t xml:space="preserve">The contract- or entity-level recovery amount,</w:t>
-      </w:r>
-      <w:r>
-        <w:t xml:space="preserve"> </w:t>
-      </w:r>
-      <w:r>
-        <w:t xml:space="preserve">for example a RADV extrapolation against a Medicare Advantage contract. Here the estimate becomes a legal demand and is usually taken at a lower confidence bound.</w:t>
+        <w:t xml:space="preserve">The contract- or entity-level recovery amount</w:t>
+      </w:r>
+      <w:r>
+        <w:t xml:space="preserve"> </w:t>
+      </w:r>
+      <w:r>
+        <w:t xml:space="preserve">(for example, a RADV extrapolation against a Medicare Advantage contract). In this setting, the estimate becomes a legal demand and is usually taken at a lower confidence bound.</w:t>
       </w:r>
     </w:p>
     <w:p>
@@ -726,7 +726,7 @@
         <w:pStyle w:val="FirstParagraph"/>
       </w:pPr>
       <w:r>
-        <w:t xml:space="preserve">This is a narrative, not systematic, review. Two bodies of evidence were searched and read in full where available:</w:t>
+        <w:t xml:space="preserve">This study is a narrative review (as opposed to a systematic review). Two bodies of evidence were searched and read in full where available:</w:t>
       </w:r>
     </w:p>
     <w:p>
@@ -748,7 +748,7 @@
         <w:t xml:space="preserve"> </w:t>
       </w:r>
       <w:r>
-        <w:t xml:space="preserve">Primary public sources on each program’s design and estimation: statute and OMB guidance; CMS program pages, error-rate findings, methodology documents and manuals; OMB information-collection supporting statements; GAO and OIG reports; and court records on RADV extrapolation.</w:t>
+        <w:t xml:space="preserve">Primary public sources on the design and estimation of each program, including statute and OMB guidance; CMS program pages, error-rate findings, methodology documents, and manuals; OMB information-collection supporting statements; GAO and OIG reports; and court records on RADV extrapolation.</w:t>
       </w:r>
     </w:p>
     <w:p>
@@ -778,7 +778,7 @@
         <w:pStyle w:val="FirstParagraph"/>
       </w:pPr>
       <w:r>
-        <w:t xml:space="preserve">Sources were identified by targeted searches, from the references of key papers (especially Edwards, Liu and Delage 2023; Kvanli and Schauer; Mashreghi, Haziza and Léger 2016), and from CMS methodology documents. Program facts are taken only from public documents current to October 2026; anything that would require non-public contractor methodology plans is flagged as unknown. The review covers the PIIA national rate as its primary target and RADV recovery as context. Sixty-six sources are annotated in the reference list.</w:t>
+        <w:t xml:space="preserve">Sources were identified by targeted searches, from the references of key papers (especially Edwards, Liu and Delage 2023; Kvanli and Schauer; Mashreghi, Haziza and Léger 2016), and from CMS methodology documents. Program facts are taken only from public documents current to October 2026, and anything that would require non-public contractor methodology plans is flagged as unknown. This review covers the PIIA national rate as its primary target and RADV recovery as context. Sixty-six sources are annotated in the reference list.</w:t>
       </w:r>
     </w:p>
     <w:bookmarkEnd w:id="23"/>
@@ -796,7 +796,7 @@
         <w:pStyle w:val="FirstParagraph"/>
       </w:pPr>
       <w:r>
-        <w:t xml:space="preserve">Every estimate in scope exists because the Payment Integrity Information Act of 2019 (PIIA) requires a statistically valid improper payment estimate for programs at risk of significant improper payments, and OMB’s Appendix C to Circular A-123 (</w:t>
+        <w:t xml:space="preserve">Every estimate in scope exists because the Payment Integrity Information Act of 2019 (PIIA) requires a statistically valid improper payment estimate for programs at risk of significant improper payments, and Appendix C to Office of Management and Budget (OMB) Circular A-123 (</w:t>
       </w:r>
       <w:hyperlink r:id="rId24">
         <w:r>
@@ -867,7 +867,7 @@
         <w:t xml:space="preserve">unknown payment</w:t>
       </w:r>
       <w:r>
-        <w:t xml:space="preserve">: one the agency cannot classify as proper or improper because documentation is insufficient. Inspectors General review the plans annually, and interval accuracy is an audited item: the Education OIG has repeatedly found estimates unreliable because nonrandom sampling made the confidence intervals inaccurate (</w:t>
+        <w:t xml:space="preserve">: one the agency cannot classify as proper or improper because documentation is insufficient. Inspectors General review the plans annually, and interval accuracy is an audited item. For example, the Department of Education Office of Inspector General (OIG) has repeatedly found estimates unreliable because nonrandom sampling made the confidence intervals inaccurate (</w:t>
       </w:r>
       <w:hyperlink r:id="rId26">
         <w:r>
@@ -878,7 +878,7 @@
         </w:r>
       </w:hyperlink>
       <w:r>
-        <w:t xml:space="preserve">). That precedent matters here: a change in interval method is something an OIG can test.</w:t>
+        <w:t xml:space="preserve">). This precedent matters here because a change in interval method is something an OIG can test.</w:t>
       </w:r>
     </w:p>
     <w:p>
@@ -936,7 +936,7 @@
         <w:t xml:space="preserve"> </w:t>
       </w:r>
       <w:r>
-        <w:t xml:space="preserve">The Payment Accuracy and Reporting Group (PARG) in CMS’s Office of Financial Management runs improper payment measurement for Medicare FFS, Parts C and D, Medicaid, CHIP and APTC, across 11 contracts and about $115 million a year (</w:t>
+        <w:t xml:space="preserve">The Payment Accuracy and Reporting Group (PARG) in CMS’s Office of Financial Management runs improper payment measurement for Medicare FFS, Parts C and D, Medicaid, CHIP, and APTC, across 11 contracts and about $115 million a year (</w:t>
       </w:r>
       <w:hyperlink r:id="rId29">
         <w:r>
@@ -947,7 +947,7 @@
         </w:r>
       </w:hyperlink>
       <w:r>
-        <w:t xml:space="preserve">). One boundary is worth keeping straight: the national Part C measure is a PARG product, but</w:t>
+        <w:t xml:space="preserve">). One boundary is important to note. The national Part C measure is a PARG product, but</w:t>
       </w:r>
       <w:r>
         <w:t xml:space="preserve"> </w:t>
@@ -1477,7 +1477,7 @@
         </w:r>
       </w:hyperlink>
       <w:r>
-        <w:t xml:space="preserve">). State-based Exchange APTC is not yet measured; HHS plans to start no earlier than January 1, 2027 (</w:t>
+        <w:t xml:space="preserve">). State-based Exchange APTC is not yet measured, and HHS plans to start no earlier than January 1, 2027 (</w:t>
       </w:r>
       <w:hyperlink r:id="rId33">
         <w:r>
@@ -1506,7 +1506,7 @@
         <w:pStyle w:val="FirstParagraph"/>
       </w:pPr>
       <w:r>
-        <w:t xml:space="preserve">Every measure in scope does the same three things: draw a probability sample, establish a payment error for each sampled unit by review, then project (</w:t>
+        <w:t xml:space="preserve">Every measure in scope does the same three things: draw a probability sample, establish a payment error for each sampled unit through review, and then project (</w:t>
       </w:r>
       <w:r>
         <w:t xml:space="preserve">“</w:t>
@@ -1518,7 +1518,7 @@
         <w:t xml:space="preserve">”</w:t>
       </w:r>
       <w:r>
-        <w:t xml:space="preserve">) to the frame and attach an uncertainty statement. The programs differ in the estimator, the variance method and what the interval is</w:t>
+        <w:t xml:space="preserve">) to the frame and attach an uncertainty statement. The programs differ in the estimator, the variance method, and what the interval is</w:t>
       </w:r>
       <w:r>
         <w:t xml:space="preserve"> </w:t>
@@ -1531,7 +1531,7 @@
         <w:t xml:space="preserve">used for</w:t>
       </w:r>
       <w:r>
-        <w:t xml:space="preserve">. Those three choices determine which method is most accurate in each setting.</w:t>
+        <w:t xml:space="preserve">. These three choices determine which method is most accurate in each setting.</w:t>
       </w:r>
     </w:p>
     <w:bookmarkStart w:id="35" w:name="sampling-and-review-vocabulary"/>
@@ -2000,7 +2000,7 @@
         <w:t xml:space="preserve"> </w:t>
       </w:r>
       <w:r>
-        <w:t xml:space="preserve">weights each sampled error by the inverse of its selection probability. It is what 2012 RADV and PIM Chapter 8 contractors use.</w:t>
+        <w:t xml:space="preserve">weights each sampled error by the inverse of its selection probability. This is the estimator used by 2012 RADV and PIM Chapter 8 contractors.</w:t>
       </w:r>
     </w:p>
     <w:p>
@@ -2364,7 +2364,7 @@
         <w:t xml:space="preserve"> </w:t>
       </w:r>
       <w:r>
-        <w:t xml:space="preserve">(PERM, Part C, Part D, APTC) are ratios, so their variance comes from linearization or replication, not the simple formula above. Current RADV (PY 2019 onward) estimates the mean change in risk score, then multiplies by the frame’s summed county rates, a ratio-type estimator in disguise.</w:t>
+        <w:t xml:space="preserve">(PERM, Part C, Part D, APTC) are ratios, so their variance comes from linearization or replication (as opposed to the simple formula above). Current RADV (PY 2019 onward) estimates the mean change in risk score and then multiplies it by the summed county rates of the frame, which is effectively a ratio-type estimator.</w:t>
       </w:r>
     </w:p>
     <w:p>
@@ -2647,7 +2647,7 @@
         <w:t xml:space="preserve"> </w:t>
       </w:r>
       <w:r>
-        <w:t xml:space="preserve">as an auxiliary; they are standard in audit sampling but not documented in the public PARG methods.</w:t>
+        <w:t xml:space="preserve">as an auxiliary variable. These estimators are standard in audit sampling but are not documented in the public PARG methods.</w:t>
       </w:r>
       <w:r>
         <w:t xml:space="preserve"> </w:t>
@@ -2663,7 +2663,7 @@
         <w:t xml:space="preserve"> </w:t>
       </w:r>
       <w:r>
-        <w:t xml:space="preserve">combine separately estimated components: PERM’s overall rate is claims rate plus eligibility rate minus an overlap term, and the national rate rolls three state cycles together.</w:t>
+        <w:t xml:space="preserve">combine separately estimated components. For example, the PERM overall rate is claims rate plus eligibility rate minus an overlap term, and the national rate rolls three state cycles together.</w:t>
       </w:r>
     </w:p>
     <w:bookmarkEnd w:id="36"/>
@@ -3588,7 +3588,7 @@
         <w:pStyle w:val="FirstParagraph"/>
       </w:pPr>
       <w:r>
-        <w:t xml:space="preserve">A third family of methods simulates instead of projecting. In</w:t>
+        <w:t xml:space="preserve">A third family of methods simulates (as opposed to projects). In</w:t>
       </w:r>
       <w:r>
         <w:t xml:space="preserve"> </w:t>
@@ -3601,7 +3601,7 @@
         <w:t xml:space="preserve">audit-finding bootstrap simulation</w:t>
       </w:r>
       <w:r>
-        <w:t xml:space="preserve">, the audit’s findings are assigned at random to the unaudited units of the whole population, the program’s payment function is rerun, and the process is repeated many times. The findings are which HCCs failed, which drug claims were wrong and by how much, and which applications were ineligible. The estimate and interval are read from the distribution of simulated improper payments.</w:t>
+        <w:t xml:space="preserve">, the audit findings are assigned at random to the unaudited units of the whole population, the program’s payment function is rerun, and the process is repeated many times. The findings are which HCCs failed, which drug claims were wrong and by how much, and which applications were ineligible. The estimate and interval are read from the distribution of simulated improper payments.</w:t>
       </w:r>
     </w:p>
     <w:p>
@@ -3609,7 +3609,7 @@
         <w:pStyle w:val="BodyText"/>
       </w:pPr>
       <w:r>
-        <w:t xml:space="preserve">The method has three attractions:</w:t>
+        <w:t xml:space="preserve">This method is attractive for three reasons:</w:t>
       </w:r>
     </w:p>
     <w:p>
@@ -3631,7 +3631,7 @@
         <w:t xml:space="preserve"> </w:t>
       </w:r>
       <w:r>
-        <w:t xml:space="preserve">It reruns the actual payment rules, such as Part D benefit phases, risk-score hierarchies and the APTC schedule.</w:t>
+        <w:t xml:space="preserve">The simulation reruns the actual payment rules (for example, Part D benefit phases, risk-score hierarchies, and the APTC schedule).</w:t>
       </w:r>
     </w:p>
     <w:p>
@@ -3653,7 +3653,7 @@
         <w:t xml:space="preserve"> </w:t>
       </w:r>
       <w:r>
-        <w:t xml:space="preserve">One set of iterations yields over-, under-, gross and net payments and any subgroup.</w:t>
+        <w:t xml:space="preserve">One set of iterations produces over-, under-, gross, and net payments, along with any subgroup.</w:t>
       </w:r>
     </w:p>
     <w:p>
@@ -3683,7 +3683,7 @@
         <w:pStyle w:val="FirstParagraph"/>
       </w:pPr>
       <w:r>
-        <w:t xml:space="preserve">It differs from the survey bootstraps in the table above in one important way: the audit itself is not resampled. Two versions are possible:</w:t>
+        <w:t xml:space="preserve">This method differs from the survey bootstraps in the table above in one important way: the audit itself is not resampled. Two versions are possible:</w:t>
       </w:r>
     </w:p>
     <w:p>
@@ -3705,7 +3705,7 @@
         <w:t xml:space="preserve"> </w:t>
       </w:r>
       <w:r>
-        <w:t xml:space="preserve">the error rates estimated from the audit are reused in every iteration.</w:t>
+        <w:t xml:space="preserve">The error rates estimated from the audit are reused in every iteration.</w:t>
       </w:r>
     </w:p>
     <w:p>
@@ -3727,7 +3727,7 @@
         <w:t xml:space="preserve"> </w:t>
       </w:r>
       <w:r>
-        <w:t xml:space="preserve">the rates are redrawn from their sampling distribution (for example, binomial) before each iteration, which represents the uncertainty of the audit itself (Efron and Tibshirani 1993, ch. 6).</w:t>
+        <w:t xml:space="preserve">The rates are redrawn from their sampling distribution (for example, binomial) before each iteration, which represents the uncertainty of the audit itself (Efron and Tibshirani 1993, ch. 6).</w:t>
       </w:r>
     </w:p>
     <w:p>
@@ -3735,7 +3735,7 @@
         <w:pStyle w:val="FirstParagraph"/>
       </w:pPr>
       <w:r>
-        <w:t xml:space="preserve">Whether either version’s interval holds its nominal coverage is an empirical question taken up in Sections 6 and 8.</w:t>
+        <w:t xml:space="preserve">Whether the interval from either version holds its nominal coverage is an empirical question addressed in Sections 6 and 8.</w:t>
       </w:r>
     </w:p>
     <w:bookmarkEnd w:id="38"/>
@@ -3927,7 +3927,7 @@
         <w:t xml:space="preserve"> </w:t>
       </w:r>
       <w:r>
-        <w:t xml:space="preserve">for both the benefit re-adjudication and the interval iterations, so the word alone does not tell you which is meant.</w:t>
+        <w:t xml:space="preserve">for both the benefit re-adjudication and the interval iterations, so the word alone does not indicate which is meant.</w:t>
       </w:r>
     </w:p>
     <w:bookmarkEnd w:id="39"/>
@@ -3946,7 +3946,7 @@
         <w:pStyle w:val="FirstParagraph"/>
       </w:pPr>
       <w:r>
-        <w:t xml:space="preserve">Only one of the five PIIA measures, Part D, publicly describes a simulation-based interval; the others document (or imply) analytic normal-theory intervals. RADV is the outlier in stakes: small samples, a one-sided decision rule and money changing hands on the result.</w:t>
+        <w:t xml:space="preserve">Only one of the five PIIA measures (Part D) publicly describes a simulation-based interval, while the others document (or imply) analytic normal-theory intervals. RADV is the outlier in terms of stakes, with small samples, a one-sided decision rule, and money changing hands on the result.</w:t>
       </w:r>
     </w:p>
     <w:tbl>
@@ -4709,7 +4709,7 @@
         <w:pStyle w:val="FirstParagraph"/>
       </w:pPr>
       <w:r>
-        <w:t xml:space="preserve">The Part C IPM verifies that HCCs submitted for payment are supported in the medical record for a sampled enrollee, computes enrollee-level payment error, and projects it to the Part C population subject to risk adjustment (</w:t>
+        <w:t xml:space="preserve">The Part C IPM verifies that HCCs submitted for payment are supported in the medical record for a sampled enrollee, computes the enrollee-level payment error, and projects this error to the Part C population subject to risk adjustment (</w:t>
       </w:r>
       <w:hyperlink r:id="rId41">
         <w:r>
@@ -4720,7 +4720,7 @@
         </w:r>
       </w:hyperlink>
       <w:r>
-        <w:t xml:space="preserve">). The FY 2025 rate was 6.09% ($23.67B gross, $19.20B net) on a $388.72B denominator; missing documentation was only 0.22% of expenditures (</w:t>
+        <w:t xml:space="preserve">). The FY 2025 rate was 6.09% ($23.67B gross, $19.20B net) on a $388.72B denominator, and missing documentation was only 0.22% of expenditures (</w:t>
       </w:r>
       <w:hyperlink r:id="rId42">
         <w:r>
@@ -4731,7 +4731,7 @@
         </w:r>
       </w:hyperlink>
       <w:r>
-        <w:t xml:space="preserve">). Two definitional changes moved the series:</w:t>
+        <w:t xml:space="preserve">). Two definitional changes affected the series.</w:t>
       </w:r>
       <w:r>
         <w:t xml:space="preserve"> </w:t>
@@ -4740,7 +4740,7 @@
         <w:t xml:space="preserve">“</w:t>
       </w:r>
       <w:r>
-        <w:t xml:space="preserve">spontaneous</w:t>
+        <w:t xml:space="preserve">Spontaneous</w:t>
       </w:r>
       <w:r>
         <w:t xml:space="preserve">”</w:t>
@@ -4749,7 +4749,7 @@
         <w:t xml:space="preserve"> </w:t>
       </w:r>
       <w:r>
-        <w:t xml:space="preserve">additional HCCs left the underpayment calculation from CY 2020, and ESRD and hospice enrollees entered the sample from FY 2024.</w:t>
+        <w:t xml:space="preserve">additional HCCs were removed from the underpayment calculation beginning in CY 2020, and ESRD and hospice enrollees entered the sample beginning in FY 2024.</w:t>
       </w:r>
     </w:p>
     <w:p>
@@ -5187,7 +5187,7 @@
         <w:pStyle w:val="BodyText"/>
       </w:pPr>
       <w:r>
-        <w:t xml:space="preserve">The legal footing is unsettled. The 2023 RADV rule (no FFS adjuster; extrapolation from PY 2018) was vacated in</w:t>
+        <w:t xml:space="preserve">The legal basis for these audits is unsettled. The 2023 RADV rule (no FFS adjuster; extrapolation from PY 2018) was vacated in</w:t>
       </w:r>
       <w:r>
         <w:t xml:space="preserve"> </w:t>
@@ -5214,7 +5214,7 @@
         </w:r>
       </w:hyperlink>
       <w:r>
-        <w:t xml:space="preserve">); the government appealed, and a Fifth Circuit panel heard argument on October 5, 2026 and appeared skeptical of the government’s position (</w:t>
+        <w:t xml:space="preserve">). The government appealed, and a Fifth Circuit panel heard argument on October 5, 2026, and appeared skeptical of the government’s position (</w:t>
       </w:r>
       <w:hyperlink r:id="rId47">
         <w:r>
@@ -5225,7 +5225,7 @@
         </w:r>
       </w:hyperlink>
       <w:r>
-        <w:t xml:space="preserve">). Meanwhile CMS plans to audit all ~550 eligible contracts a year (</w:t>
+        <w:t xml:space="preserve">). Meanwhile, CMS plans to audit all ~550 eligible contracts a year (</w:t>
       </w:r>
       <w:hyperlink r:id="rId48">
         <w:r>
@@ -5236,7 +5236,7 @@
         </w:r>
       </w:hyperlink>
       <w:r>
-        <w:t xml:space="preserve">). Whatever the court decides, the estimator and bound will be argued over contract by contract, which is exactly where coverage evidence matters.</w:t>
+        <w:t xml:space="preserve">). Regardless of the court’s decision, the estimator and bound will likely be argued over contract by contract, which is exactly where coverage evidence matters.</w:t>
       </w:r>
     </w:p>
     <w:bookmarkEnd w:id="49"/>
@@ -5308,7 +5308,7 @@
         </w:r>
       </w:hyperlink>
       <w:r>
-        <w:t xml:space="preserve">). FY 2025 moved from cohort to random beneficiary selection.</w:t>
+        <w:t xml:space="preserve">). In FY 2025, the program moved from cohort to random beneficiary selection.</w:t>
       </w:r>
     </w:p>
     <w:p>
@@ -5327,7 +5327,7 @@
         </w:r>
       </w:hyperlink>
       <w:r>
-        <w:t xml:space="preserve">). That pattern is what a percentile-type resampling interval on a right-skewed error distribution produces. Public documents do not name the algorithm, so the internal S&amp;EMP is the authority here. Missing or invalid documentation was 75% of sampled errors in FY 2025, which makes the error distribution closer to all-or-nothing than to small pricing discrepancies.</w:t>
+        <w:t xml:space="preserve">). This pattern is consistent with what a percentile-type resampling interval on a right-skewed error distribution produces. Public documents do not name the algorithm, so the internal S&amp;EMP is the authority on this point. Missing or invalid documentation was 75% of sampled errors in FY 2025, which makes the error distribution closer to all-or-nothing than to small pricing discrepancies.</w:t>
       </w:r>
     </w:p>
     <w:bookmarkEnd w:id="54"/>
@@ -5381,7 +5381,7 @@
         </w:r>
       </w:hyperlink>
       <w:r>
-        <w:t xml:space="preserve">). Each component rate is projected improper dollars over projected paid dollars; the overall rate adds the eligibility rate to the claims rate and subtracts their overlap (</w:t>
+        <w:t xml:space="preserve">). Each component rate is projected improper dollars over projected paid dollars, and the overall rate adds the eligibility rate to the claims rate and subtracts their overlap (</w:t>
       </w:r>
       <w:hyperlink r:id="rId58">
         <w:r>
@@ -5411,7 +5411,7 @@
         </w:r>
       </w:hyperlink>
       <w:r>
-        <w:t xml:space="preserve">). A state eligibility rate near 3% now carries a dollar consequence, so its interval behaves like a recovery bound, not just a reporting statistic. RY 2027 measures eligibility only (</w:t>
+        <w:t xml:space="preserve">). A state eligibility rate near 3% now carries a dollar consequence, so its interval behaves like a recovery bound (as opposed to only a reporting statistic). RY 2027 measures eligibility only (</w:t>
       </w:r>
       <w:hyperlink r:id="rId60">
         <w:r>
@@ -5481,7 +5481,7 @@
         <w:t xml:space="preserve"> </w:t>
       </w:r>
       <w:r>
-        <w:t xml:space="preserve">payments, where a required periodic data match was not run. The remainder came from manual errors such as income entered incorrectly or documents accepted despite name or date-of-birth discrepancies (</w:t>
+        <w:t xml:space="preserve">payments, where a required periodic data match was not run. The remainder came from manual errors (for example, income entered incorrectly or documents accepted despite name or date-of-birth discrepancies) (</w:t>
       </w:r>
       <w:hyperlink r:id="rId63">
         <w:r>
@@ -5492,7 +5492,7 @@
         </w:r>
       </w:hyperlink>
       <w:r>
-        <w:t xml:space="preserve">). At that rate a 2,000-unit sample holds only a few dozen errors, the regime in which normal-theory bounds are least reliable. State-based Exchanges come under a separate SEIPM rule (45 CFR 155 Subpart Q) with state-specific sample sizes and a three-year cycle, no earlier than January 1, 2027.</w:t>
+        <w:t xml:space="preserve">). At this rate, a 2,000-unit sample contains only a few dozen errors, which is the setting in which normal-theory bounds are least reliable. State-based Exchanges come under a separate SEIPM rule (45 CFR 155 Subpart Q) with state-specific sample sizes and a three-year cycle, no earlier than January 1, 2027.</w:t>
       </w:r>
     </w:p>
     <w:bookmarkEnd w:id="64"/>
@@ -5543,7 +5543,7 @@
         <w:t xml:space="preserve"> </w:t>
       </w:r>
       <w:r>
-        <w:t xml:space="preserve">The first level is claim type: Part A hospital IPPS, Part A excluding IPPS, Part B and DMEPOS. Within each type there are about 100 service-level strata; Part A excluding IPPS uses two-digit type-of-bill strata, fewer than 20 (</w:t>
+        <w:t xml:space="preserve">The first level is claim type (Part A hospital IPPS, Part A excluding IPPS, Part B, and DMEPOS). Within each type, there are about 100 service-level strata, and Part A excluding IPPS uses two-digit type-of-bill strata, fewer than 20 (</w:t>
       </w:r>
       <w:hyperlink r:id="rId65">
         <w:r>
@@ -5576,7 +5576,7 @@
         <w:t xml:space="preserve"> </w:t>
       </w:r>
       <w:r>
-        <w:t xml:space="preserve">A generalized estimator gives national, contractor-cluster and service-level rates. At the national level it reduces to the separate ratio estimator, with contractor clusters weighted by their share of expenditures.</w:t>
+        <w:t xml:space="preserve">A generalized estimator produces national, contractor-cluster, and service-level rates. At the national level it reduces to the separate ratio estimator, with contractor clusters weighted by their share of expenditures.</w:t>
       </w:r>
     </w:p>
     <w:p>
@@ -5653,7 +5653,7 @@
         <w:t xml:space="preserve"> </w:t>
       </w:r>
       <w:r>
-        <w:t xml:space="preserve">Insufficient documentation accounted for 53% of improper dollars, medical necessity 15%, no documentation 12%, incorrect coding 11% and other 8.5%.</w:t>
+        <w:t xml:space="preserve">Insufficient documentation accounted for 53% of improper dollars, medical necessity 15%, no documentation 12%, incorrect coding 11%, and other 8.5%.</w:t>
       </w:r>
     </w:p>
     <w:p>
@@ -5661,7 +5661,7 @@
         <w:pStyle w:val="FirstParagraph"/>
       </w:pPr>
       <w:r>
-        <w:t xml:space="preserve">Most CERT errors are therefore whole-claim, all-or-nothing errors, with partial errors coming mainly from coding. That is the Edwards, Liu and Delage (2023) error regime, but at a national sample size where the central limit theorem has far more to work with than in a 30-claim provider audit.</w:t>
+        <w:t xml:space="preserve">Most CERT errors are therefore whole-claim, all-or-nothing errors, with partial errors coming mainly from coding. This is the error setting studied by Edwards, Liu and Delage (2023), but at a national sample size where the central limit theorem has far more to work with than in a 30-claim provider audit.</w:t>
       </w:r>
     </w:p>
     <w:p>
@@ -5685,7 +5685,7 @@
         <w:pStyle w:val="Compact"/>
       </w:pPr>
       <w:r>
-        <w:t xml:space="preserve">the Part C IPM sample size, strata and interval method;</w:t>
+        <w:t xml:space="preserve">the Part C IPM sample size, strata, and interval method;</w:t>
       </w:r>
     </w:p>
     <w:p>
@@ -5752,7 +5752,7 @@
         <w:pStyle w:val="FirstParagraph"/>
       </w:pPr>
       <w:r>
-        <w:t xml:space="preserve">The literature converges on one rule: whether an interval holds its nominal coverage depends mainly on the skew of the error distribution and the number of nonzero errors in the sample, not on the method’s name. Bootstrap intervals repair the low-error, right-skew failure well; they have barely been tested in the high-error, all-or-nothing regime that Medicare reviews actually produce.</w:t>
+        <w:t xml:space="preserve">The literature converges on one rule: whether an interval holds its nominal coverage depends mainly on the skew of the error distribution and the number of nonzero errors in the sample (as opposed to the name of the method). Bootstrap intervals correct the low-error, right-skew failure well. However, they have barely been tested in the high-error, all-or-nothing setting that Medicare reviews actually produce.</w:t>
       </w:r>
     </w:p>
     <w:bookmarkStart w:id="72" w:name="normal-theory-intervals"/>
@@ -5783,7 +5783,7 @@
         <w:t xml:space="preserve"> </w:t>
       </w:r>
       <w:r>
-        <w:t xml:space="preserve">A right-skewed population yields a conservative lower bound and a liberal upper bound; a left-skewed one reverses this (Cochran 1977, as applied by</w:t>
+        <w:t xml:space="preserve">A right-skewed population produces a conservative lower bound and a liberal upper bound, and a left-skewed population reverses this pattern (Cochran 1977, as applied by</w:t>
       </w:r>
       <w:r>
         <w:t xml:space="preserve"> </w:t>
@@ -5797,7 +5797,7 @@
         </w:r>
       </w:hyperlink>
       <w:r>
-        <w:t xml:space="preserve">). Overpayment populations are a spike at zero plus a payment-shaped tail, so their skew flips as the error rate rises.</w:t>
+        <w:t xml:space="preserve">). Overpayment populations are a spike at zero plus a payment-shaped tail, so their skew reverses as the error rate rises.</w:t>
       </w:r>
     </w:p>
     <w:p>
@@ -5819,7 +5819,7 @@
         <w:t xml:space="preserve"> </w:t>
       </w:r>
       <w:r>
-        <w:t xml:space="preserve">With few nonzero errors, normal lower limits sit far below the truth. In Kvanli and Schauer’s simulations, the traditional 90% interval’s lower limit exceeded the true total in only 0.3–2.3% of samples against a nominal 5% (</w:t>
+        <w:t xml:space="preserve">With few nonzero errors, normal lower limits sit far below the truth. In Kvanli and Schauer’s simulations, the traditional 90% interval’s lower limit exceeded the true total in only 0.3–2.3% of samples as opposed to a nominal 5% (</w:t>
       </w:r>
       <w:hyperlink r:id="rId70">
         <w:r>
@@ -5852,7 +5852,7 @@
         <w:t xml:space="preserve"> </w:t>
       </w:r>
       <w:r>
-        <w:t xml:space="preserve">In 166 Medicare integrity samples, more than 76% of payments were in error and the data fit an all-or-nothing model. Under that model a simple random sample of 30 fell below 90% confidence once the error rate passed 0.6 for two of three test populations, and no stratification algorithm tested was viable for more than about half of 104 populations (Edwards et al. 2023). At very high error rates the bound can even exceed total payments.</w:t>
+        <w:t xml:space="preserve">In 166 Medicare integrity samples, more than 76% of payments were in error and the data fit an all-or-nothing model. Under this model, a simple random sample of 30 fell below 90% confidence once the error rate passed 0.6 for two of three test populations, and no stratification algorithm tested was viable for more than about half of 104 populations (Edwards et al. 2023). At very high error rates, the bound can even exceed total payments.</w:t>
       </w:r>
     </w:p>
     <w:p>
@@ -5874,7 +5874,7 @@
         <w:t xml:space="preserve"> </w:t>
       </w:r>
       <w:r>
-        <w:t xml:space="preserve">Payment-based strata create left-skewed overpayment strata at high error rates; King and Madansky (2013) warn that careless stratification can invalidate the confidence coefficient itself.</w:t>
+        <w:t xml:space="preserve">Payment-based strata create left-skewed overpayment strata at high error rates, and King and Madansky (2013) warn that careless stratification can invalidate the confidence coefficient itself.</w:t>
       </w:r>
     </w:p>
     <w:p>
@@ -5914,7 +5914,7 @@
         <w:t xml:space="preserve"> </w:t>
       </w:r>
       <w:r>
-        <w:t xml:space="preserve">from texts and journals but concedes 90% coverage cannot be guaranteed in every audit (</w:t>
+        <w:t xml:space="preserve">from texts and journals but acknowledges that 90% coverage cannot be guaranteed in every audit (</w:t>
       </w:r>
       <w:hyperlink r:id="rId71">
         <w:r>
@@ -5957,7 +5957,7 @@
         <w:t xml:space="preserve"> </w:t>
       </w:r>
       <w:r>
-        <w:t xml:space="preserve">Percentile intervals are first-order accurate; BCa and bootstrap-</w:t>
+        <w:t xml:space="preserve">Percentile intervals are first-order accurate, while BCa and bootstrap-</w:t>
       </w:r>
       <w:r>
         <w:rPr>
@@ -5996,7 +5996,7 @@
         <w:t xml:space="preserve"> </w:t>
       </w:r>
       <w:r>
-        <w:t xml:space="preserve">(Hall 1988; Efron 1987; DiCiccio &amp; Efron 1996). In small samples the percentile interval is too narrow, and bootstrap-</w:t>
+        <w:t xml:space="preserve">(Hall 1988; Efron 1987; DiCiccio &amp; Efron 1996). In small samples, the percentile interval is too narrow, and bootstrap-</w:t>
       </w:r>
       <w:r>
         <w:rPr>
@@ -6031,7 +6031,7 @@
         <w:t xml:space="preserve"> </w:t>
       </w:r>
       <w:r>
-        <w:t xml:space="preserve">Kvanli and Schauer found BCa lower limits exceeded the truth in 3.2–4.5% of samples (nominal 5%), much closer than the traditional method, with average lower limits 6–530% higher depending on the expected number of errors. The gain fades after roughly 30 nonzero errors in the sample, where both methods agree. On twelve real tax-audit samples, BCa lower limits were 3–548% higher.</w:t>
+        <w:t xml:space="preserve">Kvanli and Schauer found BCa lower limits exceeded the truth in 3.2–4.5% of samples (nominal 5%), much closer than the traditional method, with average lower limits 6–530% higher depending on the expected number of errors. The gain fades after roughly 30 nonzero errors in the sample, at which point both methods agree. On twelve real tax-audit samples, BCa lower limits were 3–548% higher.</w:t>
       </w:r>
     </w:p>
     <w:p>
@@ -6208,7 +6208,7 @@
         <w:pStyle w:val="BodyText"/>
       </w:pPr>
       <w:r>
-        <w:t xml:space="preserve">Even at 60 expected errors the normal-theory bound misses less than half as often as it should, so it under-recovers; BCa stays slightly conservative throughout. Populations had 2%, 5% and 10% error rates with exponential error sizes and 5,000 samples per cell.</w:t>
+        <w:t xml:space="preserve">Even at 60 expected errors, the normal-theory bound misses less than half as often as it should, so it under-recovers. In contrast, BCa remains slightly conservative throughout. Populations had 2%, 5%, and 10% error rates with exponential error sizes and 5,000 samples per cell.</w:t>
       </w:r>
     </w:p>
     <w:p>
@@ -6264,7 +6264,7 @@
         <w:t xml:space="preserve"> </w:t>
       </w:r>
       <w:r>
-        <w:t xml:space="preserve">Resampling cannot produce values outside the observed support and inherits the sample’s skew; whether that fixes the normal bound’s liberal behavior at error rates above 0.6 has not been published for Medicare data.</w:t>
+        <w:t xml:space="preserve">Resampling cannot produce values outside the observed support and inherits the skew of the sample. Whether this corrects the normal bound’s liberal behavior at error rates above 0.6 has not been published for Medicare data.</w:t>
       </w:r>
     </w:p>
     <w:p>
@@ -6286,7 +6286,7 @@
         <w:t xml:space="preserve"> </w:t>
       </w:r>
       <w:r>
-        <w:t xml:space="preserve">Rescaling needs at least two units per stratum; PERM’s sorted systematic selection has no exact design-based variance, so any bootstrap treats it as implicitly stratified.</w:t>
+        <w:t xml:space="preserve">Rescaling requires at least two units per stratum, and the sorted systematic selection used by PERM has no exact design-based variance, so any bootstrap treats it as implicitly stratified.</w:t>
       </w:r>
     </w:p>
     <w:p>
@@ -6308,7 +6308,7 @@
         <w:t xml:space="preserve"> </w:t>
       </w:r>
       <w:r>
-        <w:t xml:space="preserve">RADV PY 2019+ frames are chosen by a prediction model, so inference applies only to the frame. A bootstrap inside the frame is valid; extrapolating its interval beyond the frame is not.</w:t>
+        <w:t xml:space="preserve">RADV PY 2019+ frames are chosen by a prediction model, so inference applies only to the frame. A bootstrap inside the frame is valid, but extrapolating its interval beyond the frame is not.</w:t>
       </w:r>
     </w:p>
     <w:p>
@@ -6330,7 +6330,7 @@
         <w:t xml:space="preserve"> </w:t>
       </w:r>
       <w:r>
-        <w:t xml:space="preserve">Rolling PERM rates and claims-plus-eligibility composites require resampling each phase and component on its own design, then recombining; correlations between components (the overlap term) must be carried through.</w:t>
+        <w:t xml:space="preserve">Rolling PERM rates and claims-plus-eligibility composites require resampling each phase and component on its own design, and then recombining them. Correlations between components (the overlap term) must be carried through.</w:t>
       </w:r>
     </w:p>
     <w:p>
@@ -6352,7 +6352,7 @@
         <w:t xml:space="preserve"> </w:t>
       </w:r>
       <w:r>
-        <w:t xml:space="preserve">Tail quantiles need thousands of replicates, and appeals require that the result be replicable, so the seed, replicate count and Monte Carlo error must be documented as PIM §8.4.4.2 already requires for sample selection.</w:t>
+        <w:t xml:space="preserve">Tail quantiles need thousands of replicates, and appeals require that the result be replicable, so the seed, replicate count, and Monte Carlo error must be documented as PIM §8.4.4.2 already requires for sample selection.</w:t>
       </w:r>
     </w:p>
     <w:bookmarkEnd w:id="79"/>
@@ -6801,7 +6801,7 @@
         <w:pStyle w:val="FirstParagraph"/>
       </w:pPr>
       <w:r>
-        <w:t xml:space="preserve">This covers analytic, bootstrap and audit-finding simulation methods alike. The closest evidence comes from Medicare FFS provider audits (high error, all-or-nothing) and tax and accounting audits (low error, right skew). The CMS programs span both regimes. Nor has the validity of audit-finding simulation intervals, with or without uncertainty in the rates, been tested.</w:t>
+        <w:t xml:space="preserve">This gap applies to analytic, bootstrap, and audit-finding simulation methods alike. The closest evidence comes from Medicare FFS provider audits (high error, all-or-nothing) and tax and accounting audits (low error, right skew). The CMS programs span both settings. In addition, the validity of audit-finding simulation intervals (with or without uncertainty in the rates) has not been tested.</w:t>
       </w:r>
     </w:p>
     <w:bookmarkEnd w:id="81"/>
@@ -6820,7 +6820,7 @@
         <w:pStyle w:val="FirstParagraph"/>
       </w:pPr>
       <w:r>
-        <w:t xml:space="preserve">The case for bootstrap is strongest where samples are small, errors are skewed and an interval drives a dollar decision: RADV first, then PERM state eligibility rates, then EIPM. Part D already relies on simulation, so its question is validation rather than adoption. Part C IPM gains least.</w:t>
+        <w:t xml:space="preserve">The case for the bootstrap is strongest where samples are small, errors are skewed, and an interval drives a dollar decision (RADV first, then PERM state eligibility rates, and then EIPM). Part D already relies on simulation, so the question for Part D is validation (as opposed to adoption). Part C IPM gains the least.</w:t>
       </w:r>
     </w:p>
     <w:tbl>
@@ -7401,7 +7401,7 @@
         <w:pStyle w:val="Compact"/>
       </w:pPr>
       <w:r>
-        <w:t xml:space="preserve">The PY 2021 estimator is a ratio over enrollee-months; resampling enrollees (with all their months and HCCs) gets its variance without the linearization step.</w:t>
+        <w:t xml:space="preserve">The PY 2021 estimator is a ratio over enrollee-months. Resampling enrollees (with all their months and HCCs) produces its variance without the linearization step.</w:t>
       </w:r>
     </w:p>
     <w:p>
@@ -7413,7 +7413,7 @@
         <w:pStyle w:val="Compact"/>
       </w:pPr>
       <w:r>
-        <w:t xml:space="preserve">Resampling can bound the dollar payment error directly, including county-rate weighting, rather than bounding mean risk-score change and multiplying afterward.</w:t>
+        <w:t xml:space="preserve">Resampling can bound the dollar payment error directly, including county-rate weighting (as opposed to bounding the mean risk-score change and multiplying afterward).</w:t>
       </w:r>
     </w:p>
     <w:p>
@@ -7437,7 +7437,7 @@
         <w:pStyle w:val="Compact"/>
       </w:pPr>
       <w:r>
-        <w:t xml:space="preserve">The decision rule is one-sided: extrapolate if the bound exceeds zero, then recover the point estimate. What matters is the false-extrapolation rate when the true mean change is at or below zero, and at</w:t>
+        <w:t xml:space="preserve">The decision rule is one-sided: extrapolate if the bound exceeds zero, and then recover the point estimate. What matters is the false-extrapolation rate when the true mean change is at or below zero. At</w:t>
       </w:r>
       <w:r>
         <w:t xml:space="preserve"> </w:t>
@@ -7453,7 +7453,7 @@
         <w:t xml:space="preserve"> </w:t>
       </w:r>
       <w:r>
-        <w:t xml:space="preserve">= 35 percentile intervals are known to be too narrow, which would</w:t>
+        <w:t xml:space="preserve">= 35, percentile intervals are known to be too narrow, which would</w:t>
       </w:r>
       <w:r>
         <w:t xml:space="preserve"> </w:t>
@@ -7469,7 +7469,7 @@
         <w:t xml:space="preserve"> </w:t>
       </w:r>
       <w:r>
-        <w:t xml:space="preserve">that rate.</w:t>
+        <w:t xml:space="preserve">this rate.</w:t>
       </w:r>
     </w:p>
     <w:p>
@@ -7497,7 +7497,7 @@
         <w:t xml:space="preserve"> </w:t>
       </w:r>
       <w:r>
-        <w:t xml:space="preserve">bound, as in Kvanli and Schauer. That would shift recoveries upward and invite challenge.</w:t>
+        <w:t xml:space="preserve">bound, as in Kvanli and Schauer. This would shift recoveries upward and would likely invite challenge.</w:t>
       </w:r>
     </w:p>
     <w:p>
@@ -7509,7 +7509,7 @@
         <w:pStyle w:val="Compact"/>
       </w:pPr>
       <w:r>
-        <w:t xml:space="preserve">Inference applies only to the prediction-model frame; the bootstrap cannot fix frame definition or the FFS-adjuster dispute.</w:t>
+        <w:t xml:space="preserve">Inference applies only to the prediction-model frame, and the bootstrap cannot resolve the frame definition or the FFS-adjuster dispute.</w:t>
       </w:r>
     </w:p>
     <w:p>
@@ -7521,7 +7521,7 @@
         <w:pStyle w:val="Compact"/>
       </w:pPr>
       <w:r>
-        <w:t xml:space="preserve">A method change mid-litigation is itself a legal event; any bootstrap must be fully replicable from a documented seed.</w:t>
+        <w:t xml:space="preserve">A method change during litigation is itself a legal event, so any bootstrap must be fully replicable from a documented seed.</w:t>
       </w:r>
     </w:p>
     <w:p>
@@ -7539,7 +7539,7 @@
         <w:t xml:space="preserve"> </w:t>
       </w:r>
       <w:r>
-        <w:t xml:space="preserve">Treat each contract as SRS without replacement from its frame; use a pseudo-population or rescaled bootstrap so the FPC is honored when</w:t>
+        <w:t xml:space="preserve">Each contract should be treated as SRS without replacement from its frame, using a pseudo-population or rescaled bootstrap so that the FPC is honored when</w:t>
       </w:r>
       <w:r>
         <w:t xml:space="preserve"> </w:t>
@@ -7565,7 +7565,7 @@
         <w:t xml:space="preserve"> </w:t>
       </w:r>
       <w:r>
-        <w:t xml:space="preserve">is large (frames can be as small as 30). Resample enrollees as clusters, compute the month-weighted mean change and the dollar estimate in each replicate, and form bootstrap-</w:t>
+        <w:t xml:space="preserve">is large (frames can be as small as 30). Enrollees should be resampled as clusters, the month-weighted mean change and the dollar estimate computed in each replicate, and bootstrap-</w:t>
       </w:r>
       <w:r>
         <w:rPr>
@@ -7578,7 +7578,7 @@
         <w:t xml:space="preserve"> </w:t>
       </w:r>
       <w:r>
-        <w:t xml:space="preserve">and BCa bounds with at least 5,000 replicates. Report the probability that the bound exceeds zero alongside the bound.</w:t>
+        <w:t xml:space="preserve">and BCa bounds formed with at least 5,000 replicates. The probability that the bound exceeds zero should be reported alongside the bound.</w:t>
       </w:r>
     </w:p>
     <w:bookmarkEnd w:id="83"/>
@@ -7622,7 +7622,7 @@
         <w:t xml:space="preserve"> </w:t>
       </w:r>
       <w:r>
-        <w:t xml:space="preserve">The national sample is large and stratified, so the CLT should hold and coverage gains will be small.</w:t>
+        <w:t xml:space="preserve">The national sample is large and stratified, so the CLT should hold, and coverage gains will likely be small.</w:t>
       </w:r>
       <w:r>
         <w:t xml:space="preserve"> </w:t>
@@ -7638,7 +7638,7 @@
         <w:t xml:space="preserve"> </w:t>
       </w:r>
       <w:r>
-        <w:t xml:space="preserve">Rao–Wu–Yue rescaled bootstrap within risk strata (resampling</w:t>
+        <w:t xml:space="preserve">The recommended approach is a Rao–Wu–Yue rescaled bootstrap within risk strata (resampling</w:t>
       </w:r>
       <w:r>
         <w:t xml:space="preserve"> </w:t>
@@ -7651,7 +7651,7 @@
         <w:t xml:space="preserve">n</w:t>
       </w:r>
       <w:r>
-        <w:t xml:space="preserve">ₕ−1 per stratum), percentile and BCa intervals compared against the current method; useful mainly as a cross-check and for domains.</w:t>
+        <w:t xml:space="preserve">ₕ−1 per stratum), with percentile and BCa intervals compared against the current method. This would be useful mainly as a cross-check and for domains.</w:t>
       </w:r>
     </w:p>
     <w:bookmarkEnd w:id="84"/>
@@ -7679,7 +7679,7 @@
         <w:t xml:space="preserve"> </w:t>
       </w:r>
       <w:r>
-        <w:t xml:space="preserve">The estimator is a nonlinear simulation (corrected PDEs re-run through benefit phases and reinsurance), so linearization is impractical and resampling is the natural variance method; the asymmetric published intervals suggest this is already the approach.</w:t>
+        <w:t xml:space="preserve">The estimator is a nonlinear simulation (corrected PDEs re-run through benefit phases and reinsurance), so linearization is impractical, and resampling is the natural variance method. The asymmetric published intervals suggest that this is already the approach.</w:t>
       </w:r>
     </w:p>
     <w:p>
@@ -7713,7 +7713,7 @@
         <w:t xml:space="preserve"> </w:t>
       </w:r>
       <w:r>
-        <w:t xml:space="preserve">Resampling beneficiaries after their payment errors are computed is cheap and valid if each beneficiary’s simulated error is fixed. Re-running the benefit simulation inside each replicate is only needed if the simulation itself has stochastic inputs.</w:t>
+        <w:t xml:space="preserve">Resampling beneficiaries after their payment errors are computed is inexpensive and valid if the simulated error of each beneficiary is fixed. Re-running the benefit simulation inside each replicate is only needed if the simulation itself has stochastic inputs.</w:t>
       </w:r>
     </w:p>
     <w:p>
@@ -7735,7 +7735,7 @@
         <w:t xml:space="preserve"> </w:t>
       </w:r>
       <w:r>
-        <w:t xml:space="preserve">The FY 2023 cut in simulation iterations needs a Monte Carlo error target for the 2.5% and 97.5% quantiles, not just for the standard error.</w:t>
+        <w:t xml:space="preserve">The FY 2023 cut in simulation iterations needs a Monte Carlo error target for the 2.5% and 97.5% quantiles (as opposed to only the standard error).</w:t>
       </w:r>
     </w:p>
     <w:p>
@@ -7797,7 +7797,7 @@
         <w:t xml:space="preserve"> </w:t>
       </w:r>
       <w:r>
-        <w:t xml:space="preserve">Validate rather than replace: build a synthetic beneficiary population from historical PDE and error data, repeat the full sampling-review-simulation pipeline, and measure coverage and tail balance of the current interval against BCa and bootstrap-</w:t>
+        <w:t xml:space="preserve">The current method should be validated (as opposed to replaced) by building a synthetic beneficiary population from historical PDE and error data, repeating the full sampling-review-simulation pipeline, and measuring the coverage and tail balance of the current interval against BCa and bootstrap-</w:t>
       </w:r>
       <w:r>
         <w:rPr>
@@ -7841,7 +7841,7 @@
         <w:pStyle w:val="Compact"/>
       </w:pPr>
       <w:r>
-        <w:t xml:space="preserve">The overall rate is a composite (FFS + managed care + eligibility − overlap, at federal share) and the national rate pools three cycles. Replicate weights carry every covariance through without hand-derived formulas.</w:t>
+        <w:t xml:space="preserve">The overall rate is a composite (FFS + managed care + eligibility − overlap, at federal share), and the national rate pools three cycles. Replicate weights carry every covariance through without hand-derived formulas.</w:t>
       </w:r>
     </w:p>
     <w:p>
@@ -7853,7 +7853,7 @@
         <w:pStyle w:val="Compact"/>
       </w:pPr>
       <w:r>
-        <w:t xml:space="preserve">From FY 2030 a state eligibility rate above 3% triggers disallowance. With a few hundred cases per state, a one-sided bound near 3% needs calibrated coverage, and whether the statute’s</w:t>
+        <w:t xml:space="preserve">Beginning in FY 2030, a state eligibility rate above 3% triggers disallowance. With a few hundred cases per state, a one-sided bound near 3% needs calibrated coverage, and whether the statute’s</w:t>
       </w:r>
       <w:r>
         <w:t xml:space="preserve"> </w:t>
@@ -7889,7 +7889,7 @@
         <w:t xml:space="preserve"> </w:t>
       </w:r>
       <w:r>
-        <w:t xml:space="preserve">Systematic selection after sorting by paid amount has no exact variance estimator; eligibility cases are a second phase attached to sampled payments; difference resolution and appeals change findings after sampling; and the three cycles measure different years.</w:t>
+        <w:t xml:space="preserve">Systematic selection after sorting by paid amount has no exact variance estimator. In addition, eligibility cases are a second phase attached to sampled payments, difference resolution and appeals change findings after sampling, and the three cycles measure different years.</w:t>
       </w:r>
     </w:p>
     <w:p>
@@ -7907,7 +7907,7 @@
         <w:t xml:space="preserve"> </w:t>
       </w:r>
       <w:r>
-        <w:t xml:space="preserve">Generate replicate weights per state at selection time, treating sorted systematic samples as implicitly stratified (paired adjacent units); resample the eligibility phase within the sampled payments; compute each component and the composite per replicate. Because states are sampled independently, national replicates come from summing state replicate totals.</w:t>
+        <w:t xml:space="preserve">Replicate weights should be generated per state at selection time, treating sorted systematic samples as implicitly stratified (paired adjacent units). The eligibility phase should then be resampled within the sampled payments, and each component and the composite computed per replicate. Because states are sampled independently, national replicates come from summing state replicate totals.</w:t>
       </w:r>
     </w:p>
     <w:bookmarkEnd w:id="86"/>
@@ -7935,7 +7935,7 @@
         <w:t xml:space="preserve"> </w:t>
       </w:r>
       <w:r>
-        <w:t xml:space="preserve">At an error rate under 1%, a 2,000-application sample sits squarely in the rare-error regime where normal upper bounds are liberal and lower bounds conservative; BCa helps both tails. SBE measurement from 2027 will produce smaller state samples where this matters more.</w:t>
+        <w:t xml:space="preserve">At an error rate under 1%, a 2,000-application sample sits squarely in the rare-error setting where normal upper bounds are liberal and lower bounds are conservative, and BCa helps both tails. SBE measurement beginning in 2027 will produce smaller state samples where this matters more.</w:t>
       </w:r>
     </w:p>
     <w:p>
@@ -7953,7 +7953,7 @@
         <w:t xml:space="preserve"> </w:t>
       </w:r>
       <w:r>
-        <w:t xml:space="preserve">Strata with zero observed errors give degenerate resamples; household-level APTC errors are bounded by the monthly APTC and may be all-or-nothing when eligibility fails.</w:t>
+        <w:t xml:space="preserve">Strata with zero observed errors produce degenerate resamples, and household-level APTC errors are bounded by the monthly APTC and may be all-or-nothing when eligibility fails.</w:t>
       </w:r>
     </w:p>
     <w:p>
@@ -7971,7 +7971,7 @@
         <w:t xml:space="preserve"> </w:t>
       </w:r>
       <w:r>
-        <w:t xml:space="preserve">Stratified rescaled bootstrap with BCa and bootstrap-</w:t>
+        <w:t xml:space="preserve">The recommended approach is a stratified rescaled bootstrap with BCa and bootstrap-</w:t>
       </w:r>
       <w:r>
         <w:rPr>
@@ -7981,7 +7981,7 @@
         <w:t xml:space="preserve">t</w:t>
       </w:r>
       <w:r>
-        <w:t xml:space="preserve">; flag strata with zero or one error and compare against empirical likelihood and a zero-inflated parametric bound.</w:t>
+        <w:t xml:space="preserve">, with strata that have zero or one error flagged and compared against empirical likelihood and a zero-inflated parametric bound.</w:t>
       </w:r>
     </w:p>
     <w:bookmarkEnd w:id="87"/>
@@ -8000,7 +8000,7 @@
         <w:pStyle w:val="FirstParagraph"/>
       </w:pPr>
       <w:r>
-        <w:t xml:space="preserve">The strongest design is a design-based Monte Carlo study: build realistic finite populations for each program, rerun the program’s actual sampling design and estimator thousands of times, and score every interval method against the known truth on the metric that matches how the interval is used. This is the approach Edwards et al. use for FFS audits, extended to bootstrap and audit-finding simulation comparators and to the five CMS designs.</w:t>
+        <w:t xml:space="preserve">The strongest design is a design-based Monte Carlo study. Such a study would build realistic finite populations for each program, rerun the program’s actual sampling design and estimator thousands of times, and score every interval method against the known truth on the metric that matches how the interval is used. This is the approach Edwards et al. use for FFS audits, extended to bootstrap and audit-finding simulation comparators and to the five CMS designs.</w:t>
       </w:r>
     </w:p>
     <w:bookmarkStart w:id="89" w:name="study-pipeline"/>
@@ -8031,7 +8031,7 @@
         <w:t xml:space="preserve"> </w:t>
       </w:r>
       <w:r>
-        <w:t xml:space="preserve">Fit unit-level error models to historical review outcomes: HCC-level validation probabilities and hierarchy moves for Part C and RADV; PDE-level documentation failure and pricing discrepancy for Part D; case-level eligibility error for PERM; application-level APTC error for EIPM. Impose them on real frame covariates (payments, risk scores, county rates) to form</w:t>
+        <w:t xml:space="preserve">Unit-level error models are fit to historical review outcomes: HCC-level validation probabilities and hierarchy moves for Part C and RADV; PDE-level documentation failure and pricing discrepancy for Part D; case-level eligibility error for PERM; application-level APTC error for EIPM. These models are imposed on real frame covariates (payments, risk scores, and county rates) to form</w:t>
       </w:r>
       <w:r>
         <w:t xml:space="preserve"> </w:t>
@@ -8049,7 +8049,7 @@
         <w:t xml:space="preserve"> </w:t>
       </w:r>
       <w:r>
-        <w:t xml:space="preserve">populations, then add stress populations on an error-rate grid from 0.01 to 0.95 with right-, left- and two-spike payment shapes.</w:t>
+        <w:t xml:space="preserve">populations, and stress populations are added on an error-rate grid from 0.01 to 0.95 with right-, left-, and two-spike payment shapes.</w:t>
       </w:r>
     </w:p>
     <w:p>
@@ -8071,7 +8071,7 @@
         <w:t xml:space="preserve"> </w:t>
       </w:r>
       <w:r>
-        <w:t xml:space="preserve">Reproduce frame rules (including the RADV prediction-model frame), strata, sample sizes and selection mechanics (sorted systematic selection for PERM; cohort versus random beneficiary for Part D).</w:t>
+        <w:t xml:space="preserve">Frame rules (including the RADV prediction-model frame), strata, sample sizes, and selection mechanics are reproduced (sorted systematic selection for PERM; cohort versus random beneficiary for Part D).</w:t>
       </w:r>
     </w:p>
     <w:p>
@@ -8087,13 +8087,13 @@
           <w:bCs/>
           <w:b/>
         </w:rPr>
-        <w:t xml:space="preserve">Apply the production estimator</w:t>
-      </w:r>
-      <w:r>
-        <w:t xml:space="preserve"> </w:t>
-      </w:r>
-      <w:r>
-        <w:t xml:space="preserve">and plausible alternatives (ratio vs expansion; enrollee-month weighting).</w:t>
+        <w:t xml:space="preserve">Apply the production estimator.</w:t>
+      </w:r>
+      <w:r>
+        <w:t xml:space="preserve"> </w:t>
+      </w:r>
+      <w:r>
+        <w:t xml:space="preserve">The production estimator is applied along with plausible alternatives (ratio vs expansion; enrollee-month weighting).</w:t>
       </w:r>
     </w:p>
     <w:p>
@@ -8109,13 +8109,13 @@
           <w:bCs/>
           <w:b/>
         </w:rPr>
-        <w:t xml:space="preserve">Compute every interval method</w:t>
-      </w:r>
-      <w:r>
-        <w:t xml:space="preserve"> </w:t>
-      </w:r>
-      <w:r>
-        <w:t xml:space="preserve">on each simulated sample (list below).</w:t>
+        <w:t xml:space="preserve">Compute every interval method.</w:t>
+      </w:r>
+      <w:r>
+        <w:t xml:space="preserve"> </w:t>
+      </w:r>
+      <w:r>
+        <w:t xml:space="preserve">Every interval method (listed below) is computed on each simulated sample.</w:t>
       </w:r>
     </w:p>
     <w:p>
@@ -8131,13 +8131,13 @@
           <w:bCs/>
           <w:b/>
         </w:rPr>
-        <w:t xml:space="preserve">Score</w:t>
-      </w:r>
-      <w:r>
-        <w:t xml:space="preserve"> </w:t>
-      </w:r>
-      <w:r>
-        <w:t xml:space="preserve">against the population truth and repeat 10,000 times per scenario cell.</w:t>
+        <w:t xml:space="preserve">Score.</w:t>
+      </w:r>
+      <w:r>
+        <w:t xml:space="preserve"> </w:t>
+      </w:r>
+      <w:r>
+        <w:t xml:space="preserve">Each interval is scored against the population truth, and the process is repeated 10,000 times per scenario cell.</w:t>
       </w:r>
     </w:p>
     <w:p>
@@ -8153,13 +8153,13 @@
           <w:bCs/>
           <w:b/>
         </w:rPr>
-        <w:t xml:space="preserve">Stress-test</w:t>
-      </w:r>
-      <w:r>
-        <w:t xml:space="preserve"> </w:t>
-      </w:r>
-      <w:r>
-        <w:t xml:space="preserve">with review measurement error (coder disagreement, overturns on appeal), missing records scored as errors, and frame misspecification.</w:t>
+        <w:t xml:space="preserve">Stress-test.</w:t>
+      </w:r>
+      <w:r>
+        <w:t xml:space="preserve"> </w:t>
+      </w:r>
+      <w:r>
+        <w:t xml:space="preserve">Results are stress-tested with review measurement error (for example, coder disagreement and overturns on appeal), missing records scored as errors, and frame misspecification.</w:t>
       </w:r>
     </w:p>
     <w:bookmarkEnd w:id="89"/>
@@ -8213,10 +8213,7 @@
         <w:t xml:space="preserve">t</w:t>
       </w:r>
       <w:r>
-        <w:t xml:space="preserve"> </w:t>
-      </w:r>
-      <w:r>
-        <w:t xml:space="preserve">and BCa intervals; calibrated (double) bootstrap; empirical likelihood; and, for RADV, a hypergeometric or minimum-sum bound as a conservative floor.</w:t>
+        <w:t xml:space="preserve">, and BCa intervals; calibrated (double) bootstrap; empirical likelihood; and, for RADV, a hypergeometric or minimum-sum bound as a conservative floor.</w:t>
       </w:r>
     </w:p>
     <w:bookmarkEnd w:id="90"/>
@@ -8440,16 +8437,10 @@
         <w:pStyle w:val="BodyText"/>
       </w:pPr>
       <w:r>
-        <w:t xml:space="preserve">Define</w:t>
-      </w:r>
-      <w:r>
-        <w:t xml:space="preserve"> </w:t>
-      </w:r>
-      <w:r>
         <w:t xml:space="preserve">“</w:t>
       </w:r>
       <w:r>
-        <w:t xml:space="preserve">viable</w:t>
+        <w:t xml:space="preserve">Viable</w:t>
       </w:r>
       <w:r>
         <w:t xml:space="preserve">”</w:t>
@@ -8458,7 +8449,7 @@
         <w:t xml:space="preserve"> </w:t>
       </w:r>
       <w:r>
-        <w:t xml:space="preserve">before running: for example, one-sided exceedance within nominal + 2 Monte Carlo standard errors in every scenario cell. With 10,000 replications the Monte Carlo standard error of a 10% exceedance rate is 0.3 percentage points. Among viable methods, rank by recovery or width.</w:t>
+        <w:t xml:space="preserve">should be defined before running the study (for example, one-sided exceedance within nominal + 2 Monte Carlo standard errors in every scenario cell). With 10,000 replications, the Monte Carlo standard error of a 10% exceedance rate is 0.3 percentage points. Viable methods can then be ranked by recovery or width.</w:t>
       </w:r>
     </w:p>
     <w:bookmarkEnd w:id="91"/>
@@ -8853,7 +8844,7 @@
         <w:pStyle w:val="FirstParagraph"/>
       </w:pPr>
       <w:r>
-        <w:t xml:space="preserve">A bootstrap inside a Monte Carlo study multiplies costs: 10,000 outer replications × 5,000 resamples is 5 × 10⁷ estimator evaluations per cell. Three things keep it tractable: precompute unit-level errors so each resample is a weighted sum; generate multinomial or rescaled weights in vectorized blocks; and run cells as independent batch jobs over Parquet-staged populations. The warp-speed method of Giacomini, Politis and White (2013) can screen percentile-type intervals with one resample per outer replication before full runs; it does not cover BCa.</w:t>
+        <w:t xml:space="preserve">A bootstrap inside a Monte Carlo study multiplies costs: 10,000 outer replications × 5,000 resamples is 5 × 10⁷ estimator evaluations per cell. Three practices keep this tractable: precomputing unit-level errors so that each resample is a weighted sum, generating multinomial or rescaled weights in vectorized blocks, and running cells as independent batch jobs over Parquet-staged populations. The warp-speed method of Giacomini, Politis and White (2013) can screen percentile-type intervals with one resample per outer replication before full runs, but it does not cover BCa.</w:t>
       </w:r>
     </w:p>
     <w:bookmarkEnd w:id="93"/>
@@ -8915,7 +8906,7 @@
         <w:t xml:space="preserve"> </w:t>
       </w:r>
       <w:r>
-        <w:t xml:space="preserve">at the unit level, held under appropriate data use terms. They would be used to calibrate error models.</w:t>
+        <w:t xml:space="preserve">at the unit level, held under appropriate data use terms. These outcomes would be used to calibrate error models.</w:t>
       </w:r>
     </w:p>
     <w:p>
@@ -8945,7 +8936,7 @@
         <w:pStyle w:val="FirstParagraph"/>
       </w:pPr>
       <w:r>
-        <w:t xml:space="preserve">Without these, a study can still proceed on synthetic populations calibrated to public aggregates, with illustrative strata where the real ones are not published. That is the approach of the companion Monte Carlo evaluation, which applies this agenda to all five programs.</w:t>
+        <w:t xml:space="preserve">Without these, a study can still proceed on synthetic populations calibrated to public aggregates, with illustrative strata where the actual strata are not published. This is the approach of the companion Monte Carlo evaluation, which applies this agenda to all five programs.</w:t>
       </w:r>
     </w:p>
     <w:bookmarkEnd w:id="94"/>
@@ -9016,7 +9007,7 @@
         <w:pStyle w:val="FirstParagraph"/>
       </w:pPr>
       <w:r>
-        <w:t xml:space="preserve">The evidence that exists points in a consistent direction. Interval accuracy depends on the skew of the errors and the number of nonzero errors in the sample. Normal-theory intervals are conservative when errors are rare and liberal when they are frequent. Second-order bootstrap intervals correct much of the rare-error failure, but have barely been tested where errors are frequent and all-or-nothing.</w:t>
+        <w:t xml:space="preserve">The existing evidence points in a consistent direction. Interval accuracy depends on the skew of the errors and the number of nonzero errors in the sample. Normal-theory intervals are conservative when errors are rare and liberal when they are frequent. Second-order bootstrap intervals correct much of the rare-error failure but have barely been tested where errors are frequent and all-or-nothing.</w:t>
       </w:r>
     </w:p>
     <w:p>
@@ -9024,7 +9015,7 @@
         <w:pStyle w:val="BodyText"/>
       </w:pPr>
       <w:r>
-        <w:t xml:space="preserve">Audit-finding simulation is attractive for nonlinear payment rules, yet its intervals have never been validated. Because it does not resample the audit, it carries a specific risk: understating uncertainty.</w:t>
+        <w:t xml:space="preserve">Audit-finding simulation is attractive for nonlinear payment rules. However, its intervals have never been validated. Because it does not resample the audit, it carries a specific risk of understating uncertainty.</w:t>
       </w:r>
     </w:p>
     <w:p>
@@ -9032,7 +9023,7 @@
         <w:pStyle w:val="BodyText"/>
       </w:pPr>
       <w:r>
-        <w:t xml:space="preserve">The comparative accuracy of these methods should therefore be established empirically before any of them is relied on for new uses. The design is a Monte Carlo evaluation against populations with known truth, run under each program’s actual design and scored on the metric that matches how the estimate is used. The new uses include smaller audits, state-level PERM disallowances, State-based Exchange measurement and contract-level recovery.</w:t>
+        <w:t xml:space="preserve">The comparative accuracy of these methods should therefore be established empirically before any of them is relied on for new uses. The appropriate design is a Monte Carlo evaluation against populations with known truth, run under each program’s actual design and scored on the metric that matches how the estimate is used. These new uses include smaller audits, state-level PERM disallowances, State-based Exchange measurement, and contract-level recovery.</w:t>
       </w:r>
     </w:p>
     <w:bookmarkEnd w:id="96"/>

--- a/literature-review/improper-payment-estimation-accuracy-literature-review.docx
+++ b/literature-review/improper-payment-estimation-accuracy-literature-review.docx
@@ -282,7 +282,7 @@
         <w:t xml:space="preserve"> </w:t>
       </w:r>
       <w:r>
-        <w:t xml:space="preserve">The purpose of this review is to describe what is known about the comparative accuracy of the available methods for estimating improper payments in federal health programs. In this review, accuracy has two parts:</w:t>
+        <w:t xml:space="preserve">The purpose of this review is to summarize the evidence comparing available methods for estimating improper payments in federal health programs. In this review, accuracy has two parts:</w:t>
       </w:r>
     </w:p>
     <w:p>
@@ -514,23 +514,20 @@
         <w:pStyle w:val="BodyText"/>
       </w:pPr>
       <w:r>
-        <w:t xml:space="preserve">The purpose of this review is to answer the question:</w:t>
-      </w:r>
-      <w:r>
-        <w:t xml:space="preserve"> </w:t>
-      </w:r>
-      <w:r>
-        <w:rPr>
-          <w:bCs/>
-          <w:b/>
-        </w:rPr>
-        <w:t xml:space="preserve">what is known about the comparative accuracy of the available methods for estimating improper payments in federal health programs?</w:t>
-      </w:r>
-      <w:r>
-        <w:t xml:space="preserve"> </w:t>
-      </w:r>
-      <w:r>
-        <w:t xml:space="preserve">This review defines accuracy as in the companion Monte Carlo study:</w:t>
+        <w:t xml:space="preserve">The purpose of this review is to summarize the evidence comparing</w:t>
+      </w:r>
+      <w:r>
+        <w:t xml:space="preserve"> </w:t>
+      </w:r>
+      <w:r>
+        <w:rPr>
+          <w:bCs/>
+          <w:b/>
+        </w:rPr>
+        <w:t xml:space="preserve">available methods for estimating improper payments in federal health programs</w:t>
+      </w:r>
+      <w:r>
+        <w:t xml:space="preserve">. This review defines accuracy as in the companion Monte Carlo study:</w:t>
       </w:r>
     </w:p>
     <w:p>

--- a/literature-review/improper-payment-estimation-accuracy-literature-review.docx
+++ b/literature-review/improper-payment-estimation-accuracy-literature-review.docx
@@ -366,7 +366,7 @@
         <w:t xml:space="preserve"> </w:t>
       </w:r>
       <w:r>
-        <w:t xml:space="preserve">All five programs use stratified probability samples and ratio-type estimators. Part D alone publicly describes a simulation-based interval, while the others document or imply normal-theory intervals. Interval accuracy depends mainly on two factors (as opposed to the name of the method):</w:t>
+        <w:t xml:space="preserve">All five programs use stratified probability samples and ratio-type estimators. Part D alone describes its estimate as simulation-based, although the interval algorithm itself is not public, while the others document or imply normal-theory intervals. Interval accuracy depends mainly on two factors (as opposed to the name of the method):</w:t>
       </w:r>
     </w:p>
     <w:p>
@@ -775,11 +775,11 @@
         <w:pStyle w:val="FirstParagraph"/>
       </w:pPr>
       <w:r>
-        <w:t xml:space="preserve">Sources were identified by targeted searches, from the references of key papers (especially Edwards, Liu and Delage 2023; Kvanli and Schauer; Mashreghi, Haziza and Léger 2016), and from CMS methodology documents. Program facts are taken only from public documents current to October 2026, and anything that would require non-public contractor methodology plans is flagged as unknown. This review covers the PIIA national rate as its primary target and RADV recovery as context. Sixty-six sources are annotated in the reference list.</w:t>
+        <w:t xml:space="preserve">Sources were identified by targeted searches, from the references of key papers (especially Edwards, Liu and Delage 2023; Kvanli and Schauer n.d.; Mashreghi, Haziza and Léger 2016; the National Research Council panel of 1988), and from CMS methodology documents. Program facts are taken only from public documents current to October 2026, and anything that would require non-public contractor methodology plans is flagged as unknown. This review covers the PIIA national rate as its primary target and RADV recovery as context. Ninety-five sources are annotated in the reference list.</w:t>
       </w:r>
     </w:p>
     <w:bookmarkEnd w:id="23"/>
-    <w:bookmarkStart w:id="34" w:name="regulatory-and-institutional-background"/>
+    <w:bookmarkStart w:id="33" w:name="regulatory-and-institutional-background"/>
     <w:p>
       <w:pPr>
         <w:pStyle w:val="Heading2"/>
@@ -804,7 +804,7 @@
         </w:r>
       </w:hyperlink>
       <w:r>
-        <w:t xml:space="preserve">, March 2021) sets the rules. Payments are</w:t>
+        <w:t xml:space="preserve">, March 5, 2021) sets the rules. Payments are</w:t>
       </w:r>
       <w:r>
         <w:t xml:space="preserve"> </w:t>
@@ -822,18 +822,67 @@
         <w:t xml:space="preserve"> </w:t>
       </w:r>
       <w:r>
-        <w:t xml:space="preserve">above $10 million and 1.5% of outlays, or above $100 million outright (</w:t>
+        <w:t xml:space="preserve">above $10 million and 1.5% of outlays, or above $100 million outright (M-21-19, §II.C).</w:t>
+      </w:r>
+    </w:p>
+    <w:p>
+      <w:pPr>
+        <w:pStyle w:val="BodyText"/>
+      </w:pPr>
+      <w:r>
+        <w:rPr>
+          <w:bCs/>
+          <w:b/>
+        </w:rPr>
+        <w:t xml:space="preserve">What Appendix C requires.</w:t>
+      </w:r>
+      <w:r>
+        <w:t xml:space="preserve"> </w:t>
+      </w:r>
+      <w:r>
+        <w:t xml:space="preserve">Each program submits a Sampling and Estimation Methodology Plan (S&amp;EMP) to OMB (Phase 2). OMB reviews the plan but does not formally approve it, and the guidance does not prescribe a confidence level; agencies are to</w:t>
+      </w:r>
+      <w:r>
+        <w:t xml:space="preserve"> </w:t>
+      </w:r>
+      <w:r>
+        <w:t xml:space="preserve">“</w:t>
+      </w:r>
+      <w:r>
+        <w:t xml:space="preserve">work with their statistician to determine the appropriate confidence interval.</w:t>
+      </w:r>
+      <w:r>
+        <w:t xml:space="preserve">”</w:t>
+      </w:r>
+      <w:r>
+        <w:t xml:space="preserve"> </w:t>
+      </w:r>
+      <w:r>
+        <w:t xml:space="preserve">Appendix C also defines the</w:t>
+      </w:r>
+      <w:r>
+        <w:t xml:space="preserve"> </w:t>
+      </w:r>
+      <w:r>
+        <w:rPr>
+          <w:iCs/>
+          <w:i/>
+        </w:rPr>
+        <w:t xml:space="preserve">unknown payment</w:t>
+      </w:r>
+      <w:r>
+        <w:t xml:space="preserve">: one the agency cannot classify as proper or improper because documentation is insufficient. Inspectors General review the plans annually, and interval accuracy is an audited item. For example, the Department of Education Office of Inspector General (OIG) has repeatedly found estimates unreliable because nonrandom student-level sampling made the confidence intervals inaccurate, a finding first reported for FY 2019 and repeated through the FY 2025 review (</w:t>
       </w:r>
       <w:hyperlink r:id="rId25">
         <w:r>
           <w:rPr>
             <w:rStyle w:val="Hyperlink"/>
           </w:rPr>
-          <w:t xml:space="preserve">summary of the FY 2025 CMS release</w:t>
+          <w:t xml:space="preserve">ED-OIG/A26DC0288, August 4, 2026</w:t>
         </w:r>
       </w:hyperlink>
       <w:r>
-        <w:t xml:space="preserve">).</w:t>
+        <w:t xml:space="preserve">). This precedent matters here because a change in interval method is something an OIG can test.</w:t>
       </w:r>
     </w:p>
     <w:p>
@@ -845,57 +894,15 @@
           <w:bCs/>
           <w:b/>
         </w:rPr>
-        <w:t xml:space="preserve">What Appendix C requires.</w:t>
-      </w:r>
-      <w:r>
-        <w:t xml:space="preserve"> </w:t>
-      </w:r>
-      <w:r>
-        <w:t xml:space="preserve">Each program files a Sampling and Estimation Methodology Plan (S&amp;EMP) with OMB (Phase 2). Appendix C also defines the</w:t>
-      </w:r>
-      <w:r>
-        <w:t xml:space="preserve"> </w:t>
-      </w:r>
-      <w:r>
-        <w:rPr>
-          <w:iCs/>
-          <w:i/>
-        </w:rPr>
-        <w:t xml:space="preserve">unknown payment</w:t>
-      </w:r>
-      <w:r>
-        <w:t xml:space="preserve">: one the agency cannot classify as proper or improper because documentation is insufficient. Inspectors General review the plans annually, and interval accuracy is an audited item. For example, the Department of Education Office of Inspector General (OIG) has repeatedly found estimates unreliable because nonrandom sampling made the confidence intervals inaccurate (</w:t>
+        <w:t xml:space="preserve">Precision targets.</w:t>
+      </w:r>
+      <w:r>
+        <w:t xml:space="preserve"> </w:t>
+      </w:r>
+      <w:r>
+        <w:t xml:space="preserve">Medicare FFS (CERT) designs for at least a 95% confidence interval of ±3 percentage points (</w:t>
       </w:r>
       <w:hyperlink r:id="rId26">
-        <w:r>
-          <w:rPr>
-            <w:rStyle w:val="Hyperlink"/>
-          </w:rPr>
-          <w:t xml:space="preserve">ED OIG, FY 2025 review</w:t>
-        </w:r>
-      </w:hyperlink>
-      <w:r>
-        <w:t xml:space="preserve">). This precedent matters here because a change in interval method is something an OIG can test.</w:t>
-      </w:r>
-    </w:p>
-    <w:p>
-      <w:pPr>
-        <w:pStyle w:val="BodyText"/>
-      </w:pPr>
-      <w:r>
-        <w:rPr>
-          <w:bCs/>
-          <w:b/>
-        </w:rPr>
-        <w:t xml:space="preserve">Precision targets.</w:t>
-      </w:r>
-      <w:r>
-        <w:t xml:space="preserve"> </w:t>
-      </w:r>
-      <w:r>
-        <w:t xml:space="preserve">Medicare FFS (CERT) designs for at least a 95% confidence interval of ±3 percentage points (</w:t>
-      </w:r>
-      <w:hyperlink r:id="rId27">
         <w:r>
           <w:rPr>
             <w:rStyle w:val="Hyperlink"/>
@@ -906,7 +913,7 @@
       <w:r>
         <w:t xml:space="preserve">). PERM’s older statutory target was a 90% interval of ±2.5 points nationally, and CMS adds its own state-level goal of 95% ±3 points (</w:t>
       </w:r>
-      <w:hyperlink r:id="rId28">
+      <w:hyperlink r:id="rId27">
         <w:r>
           <w:rPr>
             <w:rStyle w:val="Hyperlink"/>
@@ -933,9 +940,9 @@
         <w:t xml:space="preserve"> </w:t>
       </w:r>
       <w:r>
-        <w:t xml:space="preserve">The Payment Accuracy and Reporting Group (PARG) in CMS’s Office of Financial Management runs improper payment measurement for Medicare FFS, Parts C and D, Medicaid, CHIP, and APTC, across 11 contracts and about $115 million a year (</w:t>
-      </w:r>
-      <w:hyperlink r:id="rId29">
+        <w:t xml:space="preserve">The Payment Accuracy and Reporting Group (PARG) in CMS’s Office of Financial Management runs improper payment measurement for Medicare FFS, Parts C and D, Medicaid, CHIP, and APTC, across 11 contracts and about $114 million a year (</w:t>
+      </w:r>
+      <w:hyperlink r:id="rId28">
         <w:r>
           <w:rPr>
             <w:rStyle w:val="Hyperlink"/>
@@ -944,7 +951,7 @@
         </w:r>
       </w:hyperlink>
       <w:r>
-        <w:t xml:space="preserve">). One boundary is important to note. The national Part C measure is a PARG product, but</w:t>
+        <w:t xml:space="preserve">; no primary CMS budget document states these figures). One boundary is important to note. The national Part C measure is a PARG product, but</w:t>
       </w:r>
       <w:r>
         <w:t xml:space="preserve"> </w:t>
@@ -962,7 +969,7 @@
       <w:r>
         <w:t xml:space="preserve">RADV recovery audits are planned and extrapolated by CMS’s Center for Program Integrity (</w:t>
       </w:r>
-      <w:hyperlink r:id="rId30">
+      <w:hyperlink r:id="rId29">
         <w:r>
           <w:rPr>
             <w:rStyle w:val="Hyperlink"/>
@@ -989,17 +996,17 @@
         <w:t xml:space="preserve"> </w:t>
       </w:r>
       <w:r>
-        <w:t xml:space="preserve">(HHS AFR, reported November 2025;</w:t>
-      </w:r>
-      <w:r>
-        <w:t xml:space="preserve"> </w:t>
-      </w:r>
-      <w:hyperlink r:id="rId31">
+        <w:t xml:space="preserve">(HHS Agency Financial Report, November 2025;</w:t>
+      </w:r>
+      <w:r>
+        <w:t xml:space="preserve"> </w:t>
+      </w:r>
+      <w:hyperlink r:id="rId30">
         <w:r>
           <w:rPr>
             <w:rStyle w:val="Hyperlink"/>
           </w:rPr>
-          <w:t xml:space="preserve">CMS fact sheet</w:t>
+          <w:t xml:space="preserve">CMS fact sheet, January 15, 2026</w:t>
         </w:r>
       </w:hyperlink>
       <w:r>
@@ -1465,6 +1472,20 @@
       <w:r>
         <w:t xml:space="preserve">HHS was not fully PIIA-compliant for FY 2025 (</w:t>
       </w:r>
+      <w:hyperlink r:id="rId31">
+        <w:r>
+          <w:rPr>
+            <w:rStyle w:val="Hyperlink"/>
+          </w:rPr>
+          <w:t xml:space="preserve">HHS OIG, OAS-26-17-042</w:t>
+        </w:r>
+      </w:hyperlink>
+      <w:r>
+        <w:t xml:space="preserve">;</w:t>
+      </w:r>
+      <w:r>
+        <w:t xml:space="preserve"> </w:t>
+      </w:r>
       <w:hyperlink r:id="rId32">
         <w:r>
           <w:rPr>
@@ -1474,22 +1495,11 @@
         </w:r>
       </w:hyperlink>
       <w:r>
-        <w:t xml:space="preserve">). State-based Exchange APTC is not yet measured, and HHS plans to start no earlier than January 1, 2027 (</w:t>
-      </w:r>
-      <w:hyperlink r:id="rId33">
-        <w:r>
-          <w:rPr>
-            <w:rStyle w:val="Hyperlink"/>
-          </w:rPr>
-          <w:t xml:space="preserve">EIPM background</w:t>
-        </w:r>
-      </w:hyperlink>
-      <w:r>
-        <w:t xml:space="preserve">).</w:t>
-      </w:r>
-    </w:p>
-    <w:bookmarkEnd w:id="34"/>
-    <w:bookmarkStart w:id="40" w:name="X268777c90ef1afdbc5e2d3e716519e04f276b55"/>
+        <w:t xml:space="preserve">). State-based Exchange APTC is not yet measured; the State Exchange improper payment measurement rule applies beginning January 1, 2027 (45 CFR §155.1605).</w:t>
+      </w:r>
+    </w:p>
+    <w:bookmarkEnd w:id="33"/>
+    <w:bookmarkStart w:id="39" w:name="X268777c90ef1afdbc5e2d3e716519e04f276b55"/>
     <w:p>
       <w:pPr>
         <w:pStyle w:val="Heading2"/>
@@ -1531,7 +1541,7 @@
         <w:t xml:space="preserve">. These three choices determine which method is most accurate in each setting.</w:t>
       </w:r>
     </w:p>
-    <w:bookmarkStart w:id="35" w:name="sampling-and-review-vocabulary"/>
+    <w:bookmarkStart w:id="34" w:name="sampling-and-review-vocabulary"/>
     <w:p>
       <w:pPr>
         <w:pStyle w:val="Heading3"/>
@@ -1966,8 +1976,8 @@
         </w:tc>
       </w:tr>
     </w:tbl>
-    <w:bookmarkEnd w:id="35"/>
-    <w:bookmarkStart w:id="36" w:name="estimators"/>
+    <w:bookmarkEnd w:id="34"/>
+    <w:bookmarkStart w:id="35" w:name="estimators"/>
     <w:p>
       <w:pPr>
         <w:pStyle w:val="Heading3"/>
@@ -1997,7 +2007,7 @@
         <w:t xml:space="preserve"> </w:t>
       </w:r>
       <w:r>
-        <w:t xml:space="preserve">weights each sampled error by the inverse of its selection probability. This is the estimator used by 2012 RADV and PIM Chapter 8 contractors.</w:t>
+        <w:t xml:space="preserve">weights each sampled error by the inverse of its selection probability. This is the estimator used by 2012 RADV and PIM Chapter 8 contractors, and it is the default in the HHS OIG’s RAT-STATS software, which is the de facto standard implementation of normal-theory bounds in Medicare integrity audits (HHS OIG, RAT-STATS). Standard textbook treatments are Cochran (1977) and Lohr (2022).</w:t>
       </w:r>
     </w:p>
     <w:p>
@@ -2644,7 +2654,7 @@
         <w:t xml:space="preserve"> </w:t>
       </w:r>
       <w:r>
-        <w:t xml:space="preserve">as an auxiliary variable. These estimators are standard in audit sampling but are not documented in the public PARG methods.</w:t>
+        <w:t xml:space="preserve">as an auxiliary variable. These estimators are standard in audit sampling (Kaplan 1973 was the first to show that the zero/nonzero mixture of audit populations undermines their normal-theory intervals), but are not documented in the public PARG methods. The choice between stratified expansion and ratio estimation in Medicare and Medicaid benefit integrity investigations is treated directly by Edwards (2011), which appears to be the only published treatment of that choice for these audits. Valliant, Dorfman and Royall (2000) give the prediction (model-based) view of these estimators, which is the frame in which the auxiliary information of the full population can be used; this view also describes what the simulation methods below do.</w:t>
       </w:r>
       <w:r>
         <w:t xml:space="preserve"> </w:t>
@@ -2663,8 +2673,8 @@
         <w:t xml:space="preserve">combine separately estimated components. For example, the PERM overall rate is claims rate plus eligibility rate minus an overlap term, and the national rate rolls three state cycles together.</w:t>
       </w:r>
     </w:p>
-    <w:bookmarkEnd w:id="36"/>
-    <w:bookmarkStart w:id="37" w:name="variance-and-interval-methods"/>
+    <w:bookmarkEnd w:id="35"/>
+    <w:bookmarkStart w:id="36" w:name="variance-and-interval-methods"/>
     <w:p>
       <w:pPr>
         <w:pStyle w:val="Heading3"/>
@@ -2920,7 +2930,7 @@
               <w:jc w:val="left"/>
             </w:pPr>
             <w:r>
-              <w:t xml:space="preserve">Replicate weights drop or reweight PSUs</w:t>
+              <w:t xml:space="preserve">Replicate weights drop or reweight PSUs (Krewski and Rao 1981; Wolter 2007)</w:t>
             </w:r>
           </w:p>
         </w:tc>
@@ -3000,19 +3010,19 @@
               <w:jc w:val="left"/>
             </w:pPr>
             <w:r>
-              <w:t xml:space="preserve">Survey bootstraps (McCarthy–Snowden, Rao–Wu rescaling, mirror-match, pseudo-population)</w:t>
-            </w:r>
-          </w:p>
-        </w:tc>
-        <w:tc>
-          <w:tcPr/>
-          <w:p>
-            <w:pPr>
-              <w:pStyle w:val="Compact"/>
-              <w:jc w:val="left"/>
-            </w:pPr>
-            <w:r>
-              <w:t xml:space="preserve">Resample within strata with rescaled weights to reproduce design variance</w:t>
+              <w:t xml:space="preserve">Survey bootstraps (McCarthy–Snowden, Rao–Wu rescaling, mirror-match, pseudo-population, generalized)</w:t>
+            </w:r>
+          </w:p>
+        </w:tc>
+        <w:tc>
+          <w:tcPr/>
+          <w:p>
+            <w:pPr>
+              <w:pStyle w:val="Compact"/>
+              <w:jc w:val="left"/>
+            </w:pPr>
+            <w:r>
+              <w:t xml:space="preserve">Resample within strata with rescaled weights to reproduce design variance (Bickel and Freedman 1984; Chao and Lo 1985; Rao and Wu 1988; Sitter 1992a, 1992b; Beaumont and Patak 2012)</w:t>
             </w:r>
           </w:p>
         </w:tc>
@@ -3229,7 +3239,7 @@
               <w:jc w:val="left"/>
             </w:pPr>
             <w:r>
-              <w:t xml:space="preserve">Promising for zero-inflated means; untested at error rates above 40%</w:t>
+              <w:t xml:space="preserve">Promising for zero-inflated means; until recently untested at high error rates</w:t>
             </w:r>
           </w:p>
         </w:tc>
@@ -3243,19 +3253,19 @@
               <w:jc w:val="left"/>
             </w:pPr>
             <w:r>
-              <w:t xml:space="preserve">MUS / hypergeometric bounds</w:t>
-            </w:r>
-          </w:p>
-        </w:tc>
-        <w:tc>
-          <w:tcPr/>
-          <w:p>
-            <w:pPr>
-              <w:pStyle w:val="Compact"/>
-              <w:jc w:val="left"/>
-            </w:pPr>
-            <w:r>
-              <w:t xml:space="preserve">Bounds built from the count and size of errors</w:t>
+              <w:t xml:space="preserve">MUS / Stringer and hypergeometric bounds</w:t>
+            </w:r>
+          </w:p>
+        </w:tc>
+        <w:tc>
+          <w:tcPr/>
+          <w:p>
+            <w:pPr>
+              <w:pStyle w:val="Compact"/>
+              <w:jc w:val="left"/>
+            </w:pPr>
+            <w:r>
+              <w:t xml:space="preserve">Bounds built from the count and size of errors (Stringer 1963; Fienberg, Neter and Leitch 1977; Bickel 1992)</w:t>
             </w:r>
           </w:p>
         </w:tc>
@@ -3570,14 +3580,411 @@
         </m:oMath>
       </m:oMathPara>
     </w:p>
+    <w:bookmarkEnd w:id="36"/>
+    <w:bookmarkStart w:id="37" w:name="simulation-based-estimation"/>
+    <w:p>
+      <w:pPr>
+        <w:pStyle w:val="Heading3"/>
+      </w:pPr>
+      <w:r>
+        <w:t xml:space="preserve">Simulation-based estimation</w:t>
+      </w:r>
+    </w:p>
+    <w:p>
+      <w:pPr>
+        <w:pStyle w:val="FirstParagraph"/>
+      </w:pPr>
+      <w:r>
+        <w:t xml:space="preserve">A third family of methods simulates (as opposed to projects). In</w:t>
+      </w:r>
+      <w:r>
+        <w:t xml:space="preserve"> </w:t>
+      </w:r>
+      <w:r>
+        <w:rPr>
+          <w:bCs/>
+          <w:b/>
+        </w:rPr>
+        <w:t xml:space="preserve">audit-finding simulation</w:t>
+      </w:r>
+      <w:r>
+        <w:t xml:space="preserve">, the audit findings are assigned at random to the unaudited units of the whole population, the program’s payment function is rerun, and the process is repeated many times. The findings are which HCCs failed, which drug claims were wrong and by how much, and which applications were ineligible. The estimate and interval are read from the distribution of simulated improper payments.</w:t>
+      </w:r>
+    </w:p>
+    <w:p>
+      <w:pPr>
+        <w:pStyle w:val="BodyText"/>
+      </w:pPr>
+      <w:r>
+        <w:t xml:space="preserve">This method is attractive for three reasons:</w:t>
+      </w:r>
+    </w:p>
+    <w:p>
+      <w:pPr>
+        <w:numPr>
+          <w:ilvl w:val="0"/>
+          <w:numId w:val="1009"/>
+        </w:numPr>
+        <w:pStyle w:val="Compact"/>
+      </w:pPr>
+      <w:r>
+        <w:rPr>
+          <w:bCs/>
+          <w:b/>
+        </w:rPr>
+        <w:t xml:space="preserve">Nonlinear payments.</w:t>
+      </w:r>
+      <w:r>
+        <w:t xml:space="preserve"> </w:t>
+      </w:r>
+      <w:r>
+        <w:t xml:space="preserve">The simulation reruns the actual payment rules (for example, Part D benefit phases, risk-score hierarchies, and the APTC schedule).</w:t>
+      </w:r>
+    </w:p>
+    <w:p>
+      <w:pPr>
+        <w:numPr>
+          <w:ilvl w:val="0"/>
+          <w:numId w:val="1009"/>
+        </w:numPr>
+        <w:pStyle w:val="Compact"/>
+      </w:pPr>
+      <w:r>
+        <w:rPr>
+          <w:bCs/>
+          <w:b/>
+        </w:rPr>
+        <w:t xml:space="preserve">Every measure at once.</w:t>
+      </w:r>
+      <w:r>
+        <w:t xml:space="preserve"> </w:t>
+      </w:r>
+      <w:r>
+        <w:t xml:space="preserve">One set of iterations produces over-, under-, gross, and net payments, along with any subgroup.</w:t>
+      </w:r>
+    </w:p>
+    <w:p>
+      <w:pPr>
+        <w:numPr>
+          <w:ilvl w:val="0"/>
+          <w:numId w:val="1009"/>
+        </w:numPr>
+        <w:pStyle w:val="Compact"/>
+      </w:pPr>
+      <w:r>
+        <w:rPr>
+          <w:bCs/>
+          <w:b/>
+        </w:rPr>
+        <w:t xml:space="preserve">Traceability.</w:t>
+      </w:r>
+      <w:r>
+        <w:t xml:space="preserve"> </w:t>
+      </w:r>
+      <w:r>
+        <w:t xml:space="preserve">Every simulated dollar can be traced to an audited finding.</w:t>
+      </w:r>
+    </w:p>
+    <w:p>
+      <w:pPr>
+        <w:pStyle w:val="FirstParagraph"/>
+      </w:pPr>
+      <w:r>
+        <w:t xml:space="preserve">This method differs from the survey bootstraps in the table above in one important way: the audit itself is not resampled. Two versions are possible, and this review names them differently because only one of them is a bootstrap in the usual sense:</w:t>
+      </w:r>
+    </w:p>
+    <w:p>
+      <w:pPr>
+        <w:numPr>
+          <w:ilvl w:val="0"/>
+          <w:numId w:val="1010"/>
+        </w:numPr>
+        <w:pStyle w:val="Compact"/>
+      </w:pPr>
+      <w:r>
+        <w:rPr>
+          <w:bCs/>
+          <w:b/>
+        </w:rPr>
+        <w:t xml:space="preserve">Plug-in audit-finding simulation (fixed rates).</w:t>
+      </w:r>
+      <w:r>
+        <w:t xml:space="preserve"> </w:t>
+      </w:r>
+      <w:r>
+        <w:t xml:space="preserve">The error rates estimated from the audit are reused in every iteration. Nothing that was observed is resampled, so the method is a plug-in microsimulation (a stochastic reconstruction of the population under point-estimated rates) and not a bootstrap. Its spread measures only the variability of reassigning findings across the population.</w:t>
+      </w:r>
+    </w:p>
+    <w:p>
+      <w:pPr>
+        <w:numPr>
+          <w:ilvl w:val="0"/>
+          <w:numId w:val="1010"/>
+        </w:numPr>
+        <w:pStyle w:val="Compact"/>
+      </w:pPr>
+      <w:r>
+        <w:rPr>
+          <w:bCs/>
+          <w:b/>
+        </w:rPr>
+        <w:t xml:space="preserve">Parametric-bootstrap audit-finding simulation (parametric rates).</w:t>
+      </w:r>
+      <w:r>
+        <w:t xml:space="preserve"> </w:t>
+      </w:r>
+      <w:r>
+        <w:t xml:space="preserve">The rates are redrawn from their sampling distribution (for example, binomial) before each iteration, which represents the uncertainty of the audit itself. This is a parametric bootstrap of the rates (Efron and Tibshirani 1993, ch. 6).</w:t>
+      </w:r>
+    </w:p>
+    <w:p>
+      <w:pPr>
+        <w:pStyle w:val="FirstParagraph"/>
+      </w:pPr>
+      <w:r>
+        <w:t xml:space="preserve">The distinction is the same one that separates single from multiple imputation. A single imputation treats the imputation model as known and understates variance by the between-imputation component; multiple imputation redraws the model parameters and recovers it (Rubin 1987). By the law of total variance, the plug-in version omits the between-audit component in the same way, so its interval is expected to be too narrow by an amount that grows as the population grows relative to the audit. The parametric version is a frequentist device, as opposed to the Bayesian bootstrap of Rubin (1981), which places a posterior on the observed values rather than on a parametric rate. Whether the interval from either version holds its nominal coverage is an empirical question addressed in Sections 6 and 8.</w:t>
+      </w:r>
+    </w:p>
     <w:bookmarkEnd w:id="37"/>
-    <w:bookmarkStart w:id="38" w:name="simulation-based-estimation"/>
+    <w:bookmarkStart w:id="38" w:name="Xcd6e405747277ffad0d84397596e6750cb89fd8"/>
     <w:p>
       <w:pPr>
         <w:pStyle w:val="Heading3"/>
       </w:pPr>
       <w:r>
-        <w:t xml:space="preserve">Simulation-based estimation</w:t>
+        <w:t xml:space="preserve">Decision quantities and performance language</w:t>
+      </w:r>
+    </w:p>
+    <w:p>
+      <w:pPr>
+        <w:numPr>
+          <w:ilvl w:val="0"/>
+          <w:numId w:val="1011"/>
+        </w:numPr>
+        <w:pStyle w:val="Compact"/>
+      </w:pPr>
+      <w:r>
+        <w:rPr>
+          <w:bCs/>
+          <w:b/>
+        </w:rPr>
+        <w:t xml:space="preserve">Lower confidence bound (LB).</w:t>
+      </w:r>
+      <w:r>
+        <w:t xml:space="preserve"> </w:t>
+      </w:r>
+      <w:r>
+        <w:t xml:space="preserve">PIM Chapter 8 recovers the lower limit of a</w:t>
+      </w:r>
+      <w:r>
+        <w:t xml:space="preserve"> </w:t>
+      </w:r>
+      <w:r>
+        <w:rPr>
+          <w:iCs/>
+          <w:i/>
+        </w:rPr>
+        <w:t xml:space="preserve">one-sided</w:t>
+      </w:r>
+      <w:r>
+        <w:t xml:space="preserve"> </w:t>
+      </w:r>
+      <w:r>
+        <w:t xml:space="preserve">90% interval; the 2012 RADV method used the lower limit of a</w:t>
+      </w:r>
+      <w:r>
+        <w:t xml:space="preserve"> </w:t>
+      </w:r>
+      <w:r>
+        <w:rPr>
+          <w:iCs/>
+          <w:i/>
+        </w:rPr>
+        <w:t xml:space="preserve">two-sided</w:t>
+      </w:r>
+      <w:r>
+        <w:t xml:space="preserve"> </w:t>
+      </w:r>
+      <w:r>
+        <w:t xml:space="preserve">99% interval (one-sided 99.5%); PY 2019–2021 RADV use the lower limit of a 90% interval only as a gate and recover the point estimate. The PY 2019 bound uses</w:t>
+      </w:r>
+      <w:r>
+        <w:t xml:space="preserve"> </w:t>
+      </w:r>
+      <w:r>
+        <w:rPr>
+          <w:iCs/>
+          <w:i/>
+        </w:rPr>
+        <w:t xml:space="preserve">z</w:t>
+      </w:r>
+      <w:r>
+        <w:t xml:space="preserve"> </w:t>
+      </w:r>
+      <w:r>
+        <w:t xml:space="preserve">= 1.645, which is the lower limit of a two-sided 90% interval and therefore a one-sided 95% bound; the PY 2021 document specifies</w:t>
+      </w:r>
+      <w:r>
+        <w:t xml:space="preserve"> </w:t>
+      </w:r>
+      <w:r>
+        <w:rPr>
+          <w:iCs/>
+          <w:i/>
+        </w:rPr>
+        <w:t xml:space="preserve">t</w:t>
+      </w:r>
+      <w:r>
+        <w:t xml:space="preserve">(</w:t>
+      </w:r>
+      <w:r>
+        <w:rPr>
+          <w:iCs/>
+          <w:i/>
+        </w:rPr>
+        <w:t xml:space="preserve">n</w:t>
+      </w:r>
+      <w:r>
+        <w:t xml:space="preserve">−1) without stating whether the 90% is one- or two-sided. The difference between the two readings is a frequent source of confusion in appeals. Gilliland and Edwards (2011) propose randomized confidence limits as one way to balance the risk between the government and the provider in this setting.</w:t>
+      </w:r>
+    </w:p>
+    <w:p>
+      <w:pPr>
+        <w:numPr>
+          <w:ilvl w:val="0"/>
+          <w:numId w:val="1011"/>
+        </w:numPr>
+        <w:pStyle w:val="Compact"/>
+      </w:pPr>
+      <w:r>
+        <w:rPr>
+          <w:bCs/>
+          <w:b/>
+        </w:rPr>
+        <w:t xml:space="preserve">Coverage and one-sided non-coverage.</w:t>
+      </w:r>
+      <w:r>
+        <w:t xml:space="preserve"> </w:t>
+      </w:r>
+      <w:r>
+        <w:t xml:space="preserve">The share of repeated samples in which the interval (or bound) contains the true total. For recovery, the operative metric is how often LB exceeds the truth, nominally 10% for a one-sided 90% bound.</w:t>
+      </w:r>
+    </w:p>
+    <w:p>
+      <w:pPr>
+        <w:numPr>
+          <w:ilvl w:val="0"/>
+          <w:numId w:val="1011"/>
+        </w:numPr>
+        <w:pStyle w:val="Compact"/>
+      </w:pPr>
+      <w:r>
+        <w:rPr>
+          <w:bCs/>
+          <w:b/>
+        </w:rPr>
+        <w:t xml:space="preserve">Viability and recovery percent.</w:t>
+      </w:r>
+      <w:r>
+        <w:t xml:space="preserve"> </w:t>
+      </w:r>
+      <w:r>
+        <w:t xml:space="preserve">Edwards et al. call a design</w:t>
+      </w:r>
+      <w:r>
+        <w:t xml:space="preserve"> </w:t>
+      </w:r>
+      <w:r>
+        <w:t xml:space="preserve">“</w:t>
+      </w:r>
+      <w:r>
+        <w:t xml:space="preserve">viable</w:t>
+      </w:r>
+      <w:r>
+        <w:t xml:space="preserve">”</w:t>
+      </w:r>
+      <w:r>
+        <w:t xml:space="preserve"> </w:t>
+      </w:r>
+      <w:r>
+        <w:t xml:space="preserve">if it achieves at least 89% coverage at every tested error rate, and measure efficiency as average recovery as a share of the true overpayment.</w:t>
+      </w:r>
+    </w:p>
+    <w:p>
+      <w:pPr>
+        <w:numPr>
+          <w:ilvl w:val="0"/>
+          <w:numId w:val="1011"/>
+        </w:numPr>
+        <w:pStyle w:val="Compact"/>
+      </w:pPr>
+      <w:r>
+        <w:rPr>
+          <w:bCs/>
+          <w:b/>
+        </w:rPr>
+        <w:t xml:space="preserve">Monte Carlo vs bootstrap.</w:t>
+      </w:r>
+      <w:r>
+        <w:t xml:space="preserve"> </w:t>
+      </w:r>
+      <w:r>
+        <w:rPr>
+          <w:iCs/>
+          <w:i/>
+        </w:rPr>
+        <w:t xml:space="preserve">Monte Carlo</w:t>
+      </w:r>
+      <w:r>
+        <w:t xml:space="preserve"> </w:t>
+      </w:r>
+      <w:r>
+        <w:t xml:space="preserve">here means simulating from a model or a synthetic population (used to validate designs and to propagate component uncertainty).</w:t>
+      </w:r>
+      <w:r>
+        <w:t xml:space="preserve"> </w:t>
+      </w:r>
+      <w:r>
+        <w:rPr>
+          <w:iCs/>
+          <w:i/>
+        </w:rPr>
+        <w:t xml:space="preserve">Bootstrap</w:t>
+      </w:r>
+      <w:r>
+        <w:t xml:space="preserve"> </w:t>
+      </w:r>
+      <w:r>
+        <w:t xml:space="preserve">means resampling the observed sample, or redrawing a parameter from its estimated sampling distribution. CMS’s Part D documents use</w:t>
+      </w:r>
+      <w:r>
+        <w:t xml:space="preserve"> </w:t>
+      </w:r>
+      <w:r>
+        <w:t xml:space="preserve">“</w:t>
+      </w:r>
+      <w:r>
+        <w:t xml:space="preserve">simulation</w:t>
+      </w:r>
+      <w:r>
+        <w:t xml:space="preserve">”</w:t>
+      </w:r>
+      <w:r>
+        <w:t xml:space="preserve"> </w:t>
+      </w:r>
+      <w:r>
+        <w:t xml:space="preserve">for both the benefit re-adjudication and the interval iterations, so the word alone does not indicate which is meant. A Monte Carlo study of an interval method is itself a statistical experiment, and its coverage estimates carry Monte Carlo error that should be reported with them (Koehler, Brown and Haneuse 2009; Morris, White and Crowther 2019).</w:t>
+      </w:r>
+    </w:p>
+    <w:bookmarkEnd w:id="38"/>
+    <w:bookmarkEnd w:id="39"/>
+    <w:bookmarkStart w:id="70" w:name="Xd6587a50e9e7a19861f9227461a768f0e8ccf58"/>
+    <w:p>
+      <w:pPr>
+        <w:pStyle w:val="Heading2"/>
+      </w:pPr>
+      <w:r>
+        <w:t xml:space="preserve">5. How each program measures improper payments</w:t>
       </w:r>
     </w:p>
     <w:p>
@@ -3585,365 +3992,7 @@
         <w:pStyle w:val="FirstParagraph"/>
       </w:pPr>
       <w:r>
-        <w:t xml:space="preserve">A third family of methods simulates (as opposed to projects). In</w:t>
-      </w:r>
-      <w:r>
-        <w:t xml:space="preserve"> </w:t>
-      </w:r>
-      <w:r>
-        <w:rPr>
-          <w:bCs/>
-          <w:b/>
-        </w:rPr>
-        <w:t xml:space="preserve">audit-finding bootstrap simulation</w:t>
-      </w:r>
-      <w:r>
-        <w:t xml:space="preserve">, the audit findings are assigned at random to the unaudited units of the whole population, the program’s payment function is rerun, and the process is repeated many times. The findings are which HCCs failed, which drug claims were wrong and by how much, and which applications were ineligible. The estimate and interval are read from the distribution of simulated improper payments.</w:t>
-      </w:r>
-    </w:p>
-    <w:p>
-      <w:pPr>
-        <w:pStyle w:val="BodyText"/>
-      </w:pPr>
-      <w:r>
-        <w:t xml:space="preserve">This method is attractive for three reasons:</w:t>
-      </w:r>
-    </w:p>
-    <w:p>
-      <w:pPr>
-        <w:numPr>
-          <w:ilvl w:val="0"/>
-          <w:numId w:val="1009"/>
-        </w:numPr>
-        <w:pStyle w:val="Compact"/>
-      </w:pPr>
-      <w:r>
-        <w:rPr>
-          <w:bCs/>
-          <w:b/>
-        </w:rPr>
-        <w:t xml:space="preserve">Nonlinear payments.</w:t>
-      </w:r>
-      <w:r>
-        <w:t xml:space="preserve"> </w:t>
-      </w:r>
-      <w:r>
-        <w:t xml:space="preserve">The simulation reruns the actual payment rules (for example, Part D benefit phases, risk-score hierarchies, and the APTC schedule).</w:t>
-      </w:r>
-    </w:p>
-    <w:p>
-      <w:pPr>
-        <w:numPr>
-          <w:ilvl w:val="0"/>
-          <w:numId w:val="1009"/>
-        </w:numPr>
-        <w:pStyle w:val="Compact"/>
-      </w:pPr>
-      <w:r>
-        <w:rPr>
-          <w:bCs/>
-          <w:b/>
-        </w:rPr>
-        <w:t xml:space="preserve">Every measure at once.</w:t>
-      </w:r>
-      <w:r>
-        <w:t xml:space="preserve"> </w:t>
-      </w:r>
-      <w:r>
-        <w:t xml:space="preserve">One set of iterations produces over-, under-, gross, and net payments, along with any subgroup.</w:t>
-      </w:r>
-    </w:p>
-    <w:p>
-      <w:pPr>
-        <w:numPr>
-          <w:ilvl w:val="0"/>
-          <w:numId w:val="1009"/>
-        </w:numPr>
-        <w:pStyle w:val="Compact"/>
-      </w:pPr>
-      <w:r>
-        <w:rPr>
-          <w:bCs/>
-          <w:b/>
-        </w:rPr>
-        <w:t xml:space="preserve">Traceability.</w:t>
-      </w:r>
-      <w:r>
-        <w:t xml:space="preserve"> </w:t>
-      </w:r>
-      <w:r>
-        <w:t xml:space="preserve">Every simulated dollar can be traced to an audited finding.</w:t>
-      </w:r>
-    </w:p>
-    <w:p>
-      <w:pPr>
-        <w:pStyle w:val="FirstParagraph"/>
-      </w:pPr>
-      <w:r>
-        <w:t xml:space="preserve">This method differs from the survey bootstraps in the table above in one important way: the audit itself is not resampled. Two versions are possible:</w:t>
-      </w:r>
-    </w:p>
-    <w:p>
-      <w:pPr>
-        <w:numPr>
-          <w:ilvl w:val="0"/>
-          <w:numId w:val="1010"/>
-        </w:numPr>
-        <w:pStyle w:val="Compact"/>
-      </w:pPr>
-      <w:r>
-        <w:rPr>
-          <w:bCs/>
-          <w:b/>
-        </w:rPr>
-        <w:t xml:space="preserve">Fixed rates:</w:t>
-      </w:r>
-      <w:r>
-        <w:t xml:space="preserve"> </w:t>
-      </w:r>
-      <w:r>
-        <w:t xml:space="preserve">The error rates estimated from the audit are reused in every iteration.</w:t>
-      </w:r>
-    </w:p>
-    <w:p>
-      <w:pPr>
-        <w:numPr>
-          <w:ilvl w:val="0"/>
-          <w:numId w:val="1010"/>
-        </w:numPr>
-        <w:pStyle w:val="Compact"/>
-      </w:pPr>
-      <w:r>
-        <w:rPr>
-          <w:bCs/>
-          <w:b/>
-        </w:rPr>
-        <w:t xml:space="preserve">Parametric rates:</w:t>
-      </w:r>
-      <w:r>
-        <w:t xml:space="preserve"> </w:t>
-      </w:r>
-      <w:r>
-        <w:t xml:space="preserve">The rates are redrawn from their sampling distribution (for example, binomial) before each iteration, which represents the uncertainty of the audit itself (Efron and Tibshirani 1993, ch. 6).</w:t>
-      </w:r>
-    </w:p>
-    <w:p>
-      <w:pPr>
-        <w:pStyle w:val="FirstParagraph"/>
-      </w:pPr>
-      <w:r>
-        <w:t xml:space="preserve">Whether the interval from either version holds its nominal coverage is an empirical question addressed in Sections 6 and 8.</w:t>
-      </w:r>
-    </w:p>
-    <w:bookmarkEnd w:id="38"/>
-    <w:bookmarkStart w:id="39" w:name="Xcd6e405747277ffad0d84397596e6750cb89fd8"/>
-    <w:p>
-      <w:pPr>
-        <w:pStyle w:val="Heading3"/>
-      </w:pPr>
-      <w:r>
-        <w:t xml:space="preserve">Decision quantities and performance language</w:t>
-      </w:r>
-    </w:p>
-    <w:p>
-      <w:pPr>
-        <w:numPr>
-          <w:ilvl w:val="0"/>
-          <w:numId w:val="1011"/>
-        </w:numPr>
-        <w:pStyle w:val="Compact"/>
-      </w:pPr>
-      <w:r>
-        <w:rPr>
-          <w:bCs/>
-          <w:b/>
-        </w:rPr>
-        <w:t xml:space="preserve">Lower confidence bound (LB).</w:t>
-      </w:r>
-      <w:r>
-        <w:t xml:space="preserve"> </w:t>
-      </w:r>
-      <w:r>
-        <w:t xml:space="preserve">PIM Chapter 8 recovers the lower limit of a</w:t>
-      </w:r>
-      <w:r>
-        <w:t xml:space="preserve"> </w:t>
-      </w:r>
-      <w:r>
-        <w:rPr>
-          <w:iCs/>
-          <w:i/>
-        </w:rPr>
-        <w:t xml:space="preserve">one-sided</w:t>
-      </w:r>
-      <w:r>
-        <w:t xml:space="preserve"> </w:t>
-      </w:r>
-      <w:r>
-        <w:t xml:space="preserve">90% interval; the 2012 RADV method used the lower limit of a</w:t>
-      </w:r>
-      <w:r>
-        <w:t xml:space="preserve"> </w:t>
-      </w:r>
-      <w:r>
-        <w:rPr>
-          <w:iCs/>
-          <w:i/>
-        </w:rPr>
-        <w:t xml:space="preserve">two-sided</w:t>
-      </w:r>
-      <w:r>
-        <w:t xml:space="preserve"> </w:t>
-      </w:r>
-      <w:r>
-        <w:t xml:space="preserve">99% interval (one-sided 99.5%); PY 2019–2021 RADV use a 90% interval’s lower limit only as a gate and recover the point estimate. A two-sided 90% interval’s lower limit is a one-sided 95% bound, a frequent source of confusion in appeals.</w:t>
-      </w:r>
-    </w:p>
-    <w:p>
-      <w:pPr>
-        <w:numPr>
-          <w:ilvl w:val="0"/>
-          <w:numId w:val="1011"/>
-        </w:numPr>
-        <w:pStyle w:val="Compact"/>
-      </w:pPr>
-      <w:r>
-        <w:rPr>
-          <w:bCs/>
-          <w:b/>
-        </w:rPr>
-        <w:t xml:space="preserve">Coverage and one-sided non-coverage.</w:t>
-      </w:r>
-      <w:r>
-        <w:t xml:space="preserve"> </w:t>
-      </w:r>
-      <w:r>
-        <w:t xml:space="preserve">The share of repeated samples in which the interval (or bound) contains the true total. For recovery, the operative metric is how often LB exceeds the truth, nominally 10% for a one-sided 90% bound.</w:t>
-      </w:r>
-    </w:p>
-    <w:p>
-      <w:pPr>
-        <w:numPr>
-          <w:ilvl w:val="0"/>
-          <w:numId w:val="1011"/>
-        </w:numPr>
-        <w:pStyle w:val="Compact"/>
-      </w:pPr>
-      <w:r>
-        <w:rPr>
-          <w:bCs/>
-          <w:b/>
-        </w:rPr>
-        <w:t xml:space="preserve">Viability and recovery percent.</w:t>
-      </w:r>
-      <w:r>
-        <w:t xml:space="preserve"> </w:t>
-      </w:r>
-      <w:r>
-        <w:t xml:space="preserve">Edwards et al. call a design</w:t>
-      </w:r>
-      <w:r>
-        <w:t xml:space="preserve"> </w:t>
-      </w:r>
-      <w:r>
-        <w:t xml:space="preserve">“</w:t>
-      </w:r>
-      <w:r>
-        <w:t xml:space="preserve">viable</w:t>
-      </w:r>
-      <w:r>
-        <w:t xml:space="preserve">”</w:t>
-      </w:r>
-      <w:r>
-        <w:t xml:space="preserve"> </w:t>
-      </w:r>
-      <w:r>
-        <w:t xml:space="preserve">if it achieves at least 89% coverage at every tested error rate, and measure efficiency as average recovery as a share of the true overpayment.</w:t>
-      </w:r>
-    </w:p>
-    <w:p>
-      <w:pPr>
-        <w:numPr>
-          <w:ilvl w:val="0"/>
-          <w:numId w:val="1011"/>
-        </w:numPr>
-        <w:pStyle w:val="Compact"/>
-      </w:pPr>
-      <w:r>
-        <w:rPr>
-          <w:bCs/>
-          <w:b/>
-        </w:rPr>
-        <w:t xml:space="preserve">Monte Carlo vs bootstrap.</w:t>
-      </w:r>
-      <w:r>
-        <w:t xml:space="preserve"> </w:t>
-      </w:r>
-      <w:r>
-        <w:rPr>
-          <w:iCs/>
-          <w:i/>
-        </w:rPr>
-        <w:t xml:space="preserve">Monte Carlo</w:t>
-      </w:r>
-      <w:r>
-        <w:t xml:space="preserve"> </w:t>
-      </w:r>
-      <w:r>
-        <w:t xml:space="preserve">here means simulating from a model or a synthetic population (used to validate designs and to propagate component uncertainty).</w:t>
-      </w:r>
-      <w:r>
-        <w:t xml:space="preserve"> </w:t>
-      </w:r>
-      <w:r>
-        <w:rPr>
-          <w:iCs/>
-          <w:i/>
-        </w:rPr>
-        <w:t xml:space="preserve">Bootstrap</w:t>
-      </w:r>
-      <w:r>
-        <w:t xml:space="preserve"> </w:t>
-      </w:r>
-      <w:r>
-        <w:t xml:space="preserve">means resampling the observed sample. CMS’s Part D documents use</w:t>
-      </w:r>
-      <w:r>
-        <w:t xml:space="preserve"> </w:t>
-      </w:r>
-      <w:r>
-        <w:t xml:space="preserve">“</w:t>
-      </w:r>
-      <w:r>
-        <w:t xml:space="preserve">simulation</w:t>
-      </w:r>
-      <w:r>
-        <w:t xml:space="preserve">”</w:t>
-      </w:r>
-      <w:r>
-        <w:t xml:space="preserve"> </w:t>
-      </w:r>
-      <w:r>
-        <w:t xml:space="preserve">for both the benefit re-adjudication and the interval iterations, so the word alone does not indicate which is meant.</w:t>
-      </w:r>
-    </w:p>
-    <w:bookmarkEnd w:id="39"/>
-    <w:bookmarkEnd w:id="40"/>
-    <w:bookmarkStart w:id="68" w:name="Xd6587a50e9e7a19861f9227461a768f0e8ccf58"/>
-    <w:p>
-      <w:pPr>
-        <w:pStyle w:val="Heading2"/>
-      </w:pPr>
-      <w:r>
-        <w:t xml:space="preserve">5. How each program measures improper payments</w:t>
-      </w:r>
-    </w:p>
-    <w:p>
-      <w:pPr>
-        <w:pStyle w:val="FirstParagraph"/>
-      </w:pPr>
-      <w:r>
-        <w:t xml:space="preserve">Only one of the five PIIA measures (Part D) publicly describes a simulation-based interval, while the others document (or imply) analytic normal-theory intervals. RADV is the outlier in terms of stakes, with small samples, a one-sided decision rule, and money changing hands on the result.</w:t>
+        <w:t xml:space="preserve">Only one of the five PIIA measures (Part D) publicly describes its estimate as simulation-based, while the others document (or imply) analytic normal-theory intervals. RADV is the outlier in terms of stakes, with small samples, a one-sided decision rule, and money changing hands on the result.</w:t>
       </w:r>
     </w:p>
     <w:tbl>
@@ -4071,7 +4120,7 @@
               <w:jc w:val="left"/>
             </w:pPr>
             <w:r>
-              <w:t xml:space="preserve">Not stated in public results; contractor reports up to ~7,000 medical records a year</w:t>
+              <w:t xml:space="preserve">Not stated in public results</w:t>
             </w:r>
           </w:p>
         </w:tc>
@@ -4259,7 +4308,7 @@
               <w:jc w:val="left"/>
             </w:pPr>
             <w:r>
-              <w:t xml:space="preserve">One-sided,</w:t>
+              <w:t xml:space="preserve">Lower limit of a two-sided 90% interval (one-sided 95% bound),</w:t>
             </w:r>
             <w:r>
               <w:t xml:space="preserve"> </w:t>
@@ -4349,7 +4398,7 @@
               <w:jc w:val="left"/>
             </w:pPr>
             <w:r>
-              <w:t xml:space="preserve">One-sided,</w:t>
+              <w:t xml:space="preserve">Lower bound of a 90% interval,</w:t>
             </w:r>
             <w:r>
               <w:t xml:space="preserve"> </w:t>
@@ -4378,7 +4427,7 @@
               <w:t xml:space="preserve">n</w:t>
             </w:r>
             <w:r>
-              <w:t xml:space="preserve">−1 df</w:t>
+              <w:t xml:space="preserve">−1 df (sidedness not stated)</w:t>
             </w:r>
           </w:p>
         </w:tc>
@@ -4428,7 +4477,7 @@
               <w:jc w:val="left"/>
             </w:pPr>
             <w:r>
-              <w:t xml:space="preserve">Not stated publicly</w:t>
+              <w:t xml:space="preserve">Audit sample not stated publicly; findings extrapolated through a random 5% sample of Part D beneficiaries</w:t>
             </w:r>
           </w:p>
         </w:tc>
@@ -4452,7 +4501,7 @@
               <w:jc w:val="left"/>
             </w:pPr>
             <w:r>
-              <w:t xml:space="preserve">Simulation-based 95% interval, asymmetric</w:t>
+              <w:t xml:space="preserve">95% interval; estimate described as simulation-based, algorithm not public</w:t>
             </w:r>
           </w:p>
         </w:tc>
@@ -4526,7 +4575,7 @@
               <w:jc w:val="left"/>
             </w:pPr>
             <w:r>
-              <w:t xml:space="preserve">Analytic stratified ratio variance per the OMB supporting statement</w:t>
+              <w:t xml:space="preserve">Analytic stratified ratio variance per the OMB supporting statement (not independently verified)</w:t>
             </w:r>
           </w:p>
         </w:tc>
@@ -4692,7 +4741,7 @@
         </w:tc>
       </w:tr>
     </w:tbl>
-    <w:bookmarkStart w:id="49" w:name="Xfddd7b67610bb6c64c5c4d3fd1147800668774b"/>
+    <w:bookmarkStart w:id="48" w:name="Xfddd7b67610bb6c64c5c4d3fd1147800668774b"/>
     <w:p>
       <w:pPr>
         <w:pStyle w:val="Heading3"/>
@@ -4708,7 +4757,7 @@
       <w:r>
         <w:t xml:space="preserve">The Part C IPM verifies that HCCs submitted for payment are supported in the medical record for a sampled enrollee, computes the enrollee-level payment error, and projects this error to the Part C population subject to risk adjustment (</w:t>
       </w:r>
-      <w:hyperlink r:id="rId41">
+      <w:hyperlink r:id="rId40">
         <w:r>
           <w:rPr>
             <w:rStyle w:val="Hyperlink"/>
@@ -4719,7 +4768,7 @@
       <w:r>
         <w:t xml:space="preserve">). The FY 2025 rate was 6.09% ($23.67B gross, $19.20B net) on a $388.72B denominator, and missing documentation was only 0.22% of expenditures (</w:t>
       </w:r>
-      <w:hyperlink r:id="rId42">
+      <w:hyperlink r:id="rId41">
         <w:r>
           <w:rPr>
             <w:rStyle w:val="Hyperlink"/>
@@ -4728,7 +4777,7 @@
         </w:r>
       </w:hyperlink>
       <w:r>
-        <w:t xml:space="preserve">). Two definitional changes affected the series.</w:t>
+        <w:t xml:space="preserve">). One definitional change affected the series:</w:t>
       </w:r>
       <w:r>
         <w:t xml:space="preserve"> </w:t>
@@ -4737,7 +4786,7 @@
         <w:t xml:space="preserve">“</w:t>
       </w:r>
       <w:r>
-        <w:t xml:space="preserve">Spontaneous</w:t>
+        <w:t xml:space="preserve">spontaneous</w:t>
       </w:r>
       <w:r>
         <w:t xml:space="preserve">”</w:t>
@@ -4746,7 +4795,7 @@
         <w:t xml:space="preserve"> </w:t>
       </w:r>
       <w:r>
-        <w:t xml:space="preserve">additional HCCs were removed from the underpayment calculation beginning in CY 2020, and ESRD and hospice enrollees entered the sample beginning in FY 2024.</w:t>
+        <w:t xml:space="preserve">additional HCCs were removed from the underpayment calculation beginning in CY 2020. The results document does not state the sample size, the strata or the interval method.</w:t>
       </w:r>
     </w:p>
     <w:p>
@@ -4851,7 +4900,7 @@
             <w:r>
               <w:t xml:space="preserve">PY 2021 (</w:t>
             </w:r>
-            <w:hyperlink r:id="rId43">
+            <w:hyperlink r:id="rId42">
               <w:r>
                 <w:rPr>
                   <w:rStyle w:val="Hyperlink"/>
@@ -4896,7 +4945,7 @@
               <w:jc w:val="left"/>
             </w:pPr>
             <w:r>
-              <w:t xml:space="preserve">90%,</w:t>
+              <w:t xml:space="preserve">Lower bound of a 90% interval,</w:t>
             </w:r>
             <w:r>
               <w:t xml:space="preserve"> </w:t>
@@ -4919,7 +4968,7 @@
               <w:t xml:space="preserve">n</w:t>
             </w:r>
             <w:r>
-              <w:t xml:space="preserve">−1)</w:t>
+              <w:t xml:space="preserve">−1); sidedness not stated</w:t>
             </w:r>
           </w:p>
         </w:tc>
@@ -4947,12 +4996,12 @@
             <w:r>
               <w:t xml:space="preserve">PY 2019 (</w:t>
             </w:r>
-            <w:hyperlink r:id="rId30">
+            <w:hyperlink r:id="rId29">
               <w:r>
                 <w:rPr>
                   <w:rStyle w:val="Hyperlink"/>
                 </w:rPr>
-                <w:t xml:space="preserve">June 25, 2025</w:t>
+                <w:t xml:space="preserve">June 25, 2025, v2</w:t>
               </w:r>
             </w:hyperlink>
             <w:r>
@@ -4992,7 +5041,7 @@
               <w:jc w:val="left"/>
             </w:pPr>
             <w:r>
-              <w:t xml:space="preserve">90%,</w:t>
+              <w:t xml:space="preserve">Lower limit of a two-sided 90% interval (one-sided 95%),</w:t>
             </w:r>
             <w:r>
               <w:t xml:space="preserve"> </w:t>
@@ -5004,6 +5053,12 @@
               </w:rPr>
               <w:t xml:space="preserve">z</w:t>
             </w:r>
+            <w:r>
+              <w:t xml:space="preserve"> </w:t>
+            </w:r>
+            <w:r>
+              <w:t xml:space="preserve">= 1.645</w:t>
+            </w:r>
           </w:p>
         </w:tc>
         <w:tc>
@@ -5033,7 +5088,7 @@
             <w:r>
               <w:t xml:space="preserve"> </w:t>
             </w:r>
-            <w:hyperlink r:id="rId44">
+            <w:hyperlink r:id="rId43">
               <w:r>
                 <w:rPr>
                   <w:rStyle w:val="Hyperlink"/>
@@ -5106,7 +5161,7 @@
             <w:r>
               <w:t xml:space="preserve">PY 2011+ (</w:t>
             </w:r>
-            <w:hyperlink r:id="rId45">
+            <w:hyperlink r:id="rId44">
               <w:r>
                 <w:rPr>
                   <w:rStyle w:val="Hyperlink"/>
@@ -5184,36 +5239,35 @@
         <w:pStyle w:val="BodyText"/>
       </w:pPr>
       <w:r>
-        <w:t xml:space="preserve">The legal basis for these audits is unsettled. The 2023 RADV rule (no FFS adjuster; extrapolation from PY 2018) was vacated in</w:t>
-      </w:r>
-      <w:r>
-        <w:t xml:space="preserve"> </w:t>
-      </w:r>
-      <w:r>
-        <w:rPr>
-          <w:iCs/>
-          <w:i/>
-        </w:rPr>
-        <w:t xml:space="preserve">Humana v. Becerra</w:t>
-      </w:r>
-      <w:r>
-        <w:t xml:space="preserve"> </w:t>
-      </w:r>
-      <w:r>
-        <w:t xml:space="preserve">on September 25, 2025 (</w:t>
-      </w:r>
-      <w:hyperlink r:id="rId46">
-        <w:r>
-          <w:rPr>
-            <w:rStyle w:val="Hyperlink"/>
-          </w:rPr>
-          <w:t xml:space="preserve">Milliman</w:t>
-        </w:r>
-      </w:hyperlink>
-      <w:r>
-        <w:t xml:space="preserve">). The government appealed, and a Fifth Circuit panel heard argument on October 5, 2026, and appeared skeptical of the government’s position (</w:t>
-      </w:r>
-      <w:hyperlink r:id="rId47">
+        <w:t xml:space="preserve">The legal basis for these audits is unsettled. The 2023 RADV final rule (88 FR 6643; no FFS adjuster; extrapolation from PY 2018) was vacated on procedural grounds under the Administrative Procedure Act in</w:t>
+      </w:r>
+      <w:r>
+        <w:t xml:space="preserve"> </w:t>
+      </w:r>
+      <w:r>
+        <w:rPr>
+          <w:iCs/>
+          <w:i/>
+        </w:rPr>
+        <w:t xml:space="preserve">Humana Inc. v. Becerra</w:t>
+      </w:r>
+      <w:r>
+        <w:t xml:space="preserve">, No. 4:23-cv-00909-O (N.D. Tex. Sept. 25, 2025). The government appealed as</w:t>
+      </w:r>
+      <w:r>
+        <w:t xml:space="preserve"> </w:t>
+      </w:r>
+      <w:r>
+        <w:rPr>
+          <w:iCs/>
+          <w:i/>
+        </w:rPr>
+        <w:t xml:space="preserve">Humana Inc. v. Kennedy</w:t>
+      </w:r>
+      <w:r>
+        <w:t xml:space="preserve">, No. 25-11293 (5th Cir.), and a Fifth Circuit panel heard argument on October 5, 2026 (</w:t>
+      </w:r>
+      <w:hyperlink r:id="rId45">
         <w:r>
           <w:rPr>
             <w:rStyle w:val="Hyperlink"/>
@@ -5222,21 +5276,35 @@
         </w:r>
       </w:hyperlink>
       <w:r>
-        <w:t xml:space="preserve">). Meanwhile, CMS plans to audit all ~550 eligible contracts a year (</w:t>
-      </w:r>
-      <w:hyperlink r:id="rId48">
+        <w:t xml:space="preserve">). Meanwhile, CMS plans to audit all eligible contracts (approximately 550) each year, with 35 to 200 records per contract (</w:t>
+      </w:r>
+      <w:hyperlink r:id="rId46">
         <w:r>
           <w:rPr>
             <w:rStyle w:val="Hyperlink"/>
           </w:rPr>
-          <w:t xml:space="preserve">CMS RADV fact sheet</w:t>
+          <w:t xml:space="preserve">CMS press release, May 21, 2025</w:t>
         </w:r>
       </w:hyperlink>
       <w:r>
+        <w:t xml:space="preserve">;</w:t>
+      </w:r>
+      <w:r>
+        <w:t xml:space="preserve"> </w:t>
+      </w:r>
+      <w:hyperlink r:id="rId47">
+        <w:r>
+          <w:rPr>
+            <w:rStyle w:val="Hyperlink"/>
+          </w:rPr>
+          <w:t xml:space="preserve">RADV fast facts</w:t>
+        </w:r>
+      </w:hyperlink>
+      <w:r>
         <w:t xml:space="preserve">). Regardless of the court’s decision, the estimator and bound will likely be argued over contract by contract, which is exactly where coverage evidence matters.</w:t>
       </w:r>
     </w:p>
-    <w:bookmarkEnd w:id="49"/>
+    <w:bookmarkEnd w:id="48"/>
     <w:bookmarkStart w:id="54" w:name="medicare-part-d"/>
     <w:p>
       <w:pPr>
@@ -5253,7 +5321,7 @@
       <w:r>
         <w:t xml:space="preserve">The Part D IPM samples beneficiaries, requests documentation for their PDEs, corrects gross drug cost where the record does not support the PDE, and runs the corrected PDEs through a simulation of the benefit year so that errors flow through benefit phases and reinsurance (</w:t>
       </w:r>
-      <w:hyperlink r:id="rId50">
+      <w:hyperlink r:id="rId49">
         <w:r>
           <w:rPr>
             <w:rStyle w:val="Hyperlink"/>
@@ -5267,7 +5335,7 @@
       <w:r>
         <w:t xml:space="preserve"> </w:t>
       </w:r>
-      <w:hyperlink r:id="rId51">
+      <w:hyperlink r:id="rId50">
         <w:r>
           <w:rPr>
             <w:rStyle w:val="Hyperlink"/>
@@ -5276,7 +5344,36 @@
         </w:r>
       </w:hyperlink>
       <w:r>
-        <w:t xml:space="preserve">). The FY 2023 redesign changed the sampling unit, reduced</w:t>
+        <w:t xml:space="preserve">). The program’s background page states that the validation findings</w:t>
+      </w:r>
+      <w:r>
+        <w:t xml:space="preserve"> </w:t>
+      </w:r>
+      <w:r>
+        <w:t xml:space="preserve">“</w:t>
+      </w:r>
+      <w:r>
+        <w:t xml:space="preserve">are applied to a randomly selected 5% sample of the Part D beneficiary population,</w:t>
+      </w:r>
+      <w:r>
+        <w:t xml:space="preserve">”</w:t>
+      </w:r>
+      <w:r>
+        <w:t xml:space="preserve"> </w:t>
+      </w:r>
+      <w:r>
+        <w:t xml:space="preserve">that the payment error is calculated for that sample, and that the result is extrapolated to the remaining beneficiaries (</w:t>
+      </w:r>
+      <w:hyperlink r:id="rId51">
+        <w:r>
+          <w:rPr>
+            <w:rStyle w:val="Hyperlink"/>
+          </w:rPr>
+          <w:t xml:space="preserve">Part D IPM program background</w:t>
+        </w:r>
+      </w:hyperlink>
+      <w:r>
+        <w:t xml:space="preserve">). This 5% sample is the extrapolation base (as opposed to the audited sample), and it is the closest public description of an audit-finding simulation in any of the five programs. The FY 2023 redesign changed the sampling unit, reduced</w:t>
       </w:r>
       <w:r>
         <w:t xml:space="preserve"> </w:t>
@@ -5313,7 +5410,7 @@
         <w:pStyle w:val="BodyText"/>
       </w:pPr>
       <w:r>
-        <w:t xml:space="preserve">The published intervals are visibly asymmetric: FY 2023 was $2.63B–$4.17B around $3.35B, and FY 2025 was $3.77B–$4.71B around $4.23B (</w:t>
+        <w:t xml:space="preserve">The published intervals are slightly asymmetric in FY 2023 ($2.63B–$4.17B around $3.35B, or −0.72/+0.82) and nearly symmetric in FY 2025 ($3.77B–$4.71B around $4.23B, or −0.46/+0.48) (</w:t>
       </w:r>
       <w:hyperlink r:id="rId53">
         <w:r>
@@ -5324,7 +5421,7 @@
         </w:r>
       </w:hyperlink>
       <w:r>
-        <w:t xml:space="preserve">). This pattern is consistent with what a percentile-type resampling interval on a right-skewed error distribution produces. Public documents do not name the algorithm, so the internal S&amp;EMP is the authority on this point. Missing or invalid documentation was 75% of sampled errors in FY 2025, which makes the error distribution closer to all-or-nothing than to small pricing discrepancies.</w:t>
+        <w:t xml:space="preserve">), so the published intervals do not by themselves reveal the algorithm. Neither findings document states that the interval is read from the simulation iterations. Public documents do not name the algorithm, so the internal S&amp;EMP is the authority on this point. Missing or invalid documentation was 75% of sampled errors in FY 2025, which makes the error distribution closer to all-or-nothing than to small pricing discrepancies.</w:t>
       </w:r>
     </w:p>
     <w:bookmarkEnd w:id="54"/>
@@ -5353,23 +5450,12 @@
         </w:r>
       </w:hyperlink>
       <w:r>
-        <w:t xml:space="preserve">). Within a state, quarterly claims universes are stratified by payment (five payment strata for managed care in recent cycles) and selected systematically after sorting by paid amount (</w:t>
+        <w:t xml:space="preserve">). Within a state, quarterly claims universes are stratified by payment (five payment strata for managed care in recent cycles;</w:t>
+      </w:r>
+      <w:r>
+        <w:t xml:space="preserve"> </w:t>
       </w:r>
       <w:hyperlink r:id="rId56">
-        <w:r>
-          <w:rPr>
-            <w:rStyle w:val="Hyperlink"/>
-          </w:rPr>
-          <w:t xml:space="preserve">OMB supporting statement</w:t>
-        </w:r>
-      </w:hyperlink>
-      <w:r>
-        <w:t xml:space="preserve">;</w:t>
-      </w:r>
-      <w:r>
-        <w:t xml:space="preserve"> </w:t>
-      </w:r>
-      <w:hyperlink r:id="rId57">
         <w:r>
           <w:rPr>
             <w:rStyle w:val="Hyperlink"/>
@@ -5378,7 +5464,21 @@
         </w:r>
       </w:hyperlink>
       <w:r>
-        <w:t xml:space="preserve">). Each component rate is projected improper dollars over projected paid dollars, and the overall rate adds the eligibility rate to the claims rate and subtracts their overlap (</w:t>
+        <w:t xml:space="preserve">) and, per the OMB supporting statement (OMB control no. 0938-0974;</w:t>
+      </w:r>
+      <w:r>
+        <w:t xml:space="preserve"> </w:t>
+      </w:r>
+      <w:hyperlink r:id="rId57">
+        <w:r>
+          <w:rPr>
+            <w:rStyle w:val="Hyperlink"/>
+          </w:rPr>
+          <w:t xml:space="preserve">ICR 202408-0938-026</w:t>
+        </w:r>
+      </w:hyperlink>
+      <w:r>
+        <w:t xml:space="preserve">; not independently verified for this review), selected systematically within payment strata after sorting by paid amount. Preston (2009) gives a rescaled bootstrap for stratified multistage designs of this kind. Each component rate is projected improper dollars over projected paid dollars, and the overall rate adds the eligibility rate to the claims rate and subtracts their overlap (</w:t>
       </w:r>
       <w:hyperlink r:id="rId58">
         <w:r>
@@ -5397,14 +5497,17 @@
         <w:pStyle w:val="BodyText"/>
       </w:pPr>
       <w:r>
-        <w:t xml:space="preserve">The stakes for state-level estimates changed in 2025. P.L. 119-21 §71106 disallows federal match on eligibility improper payments above a 3% rate starting October 1, 2029, and removes the good-faith waiver (</w:t>
+        <w:t xml:space="preserve">The stakes for state-level estimates changed in 2025. P.L. 119-21 §71106 (July 4, 2025) disallows federal match on eligibility improper payments above a 3% rate starting October 1, 2029, and removes the good-faith waiver at 42 CFR 431.1010 (statute; summarized by</w:t>
+      </w:r>
+      <w:r>
+        <w:t xml:space="preserve"> </w:t>
       </w:r>
       <w:hyperlink r:id="rId59">
         <w:r>
           <w:rPr>
             <w:rStyle w:val="Hyperlink"/>
           </w:rPr>
-          <w:t xml:space="preserve">BPC</w:t>
+          <w:t xml:space="preserve">BPC 2026</w:t>
         </w:r>
       </w:hyperlink>
       <w:r>
@@ -5423,7 +5526,7 @@
       </w:r>
     </w:p>
     <w:bookmarkEnd w:id="61"/>
-    <w:bookmarkStart w:id="64" w:name="marketplace-aptc-eipm"/>
+    <w:bookmarkStart w:id="66" w:name="marketplace-aptc-eipm"/>
     <w:p>
       <w:pPr>
         <w:pStyle w:val="Heading3"/>
@@ -5439,7 +5542,7 @@
       <w:r>
         <w:t xml:space="preserve">EIPM reviews a stratified random sample of about 2,000 FFE applications to test whether eligibility determinations and APTC amounts were correct (</w:t>
       </w:r>
-      <w:hyperlink r:id="rId33">
+      <w:hyperlink r:id="rId62">
         <w:r>
           <w:rPr>
             <w:rStyle w:val="Hyperlink"/>
@@ -5453,7 +5556,7 @@
       <w:r>
         <w:t xml:space="preserve"> </w:t>
       </w:r>
-      <w:hyperlink r:id="rId62">
+      <w:hyperlink r:id="rId63">
         <w:r>
           <w:rPr>
             <w:rStyle w:val="Hyperlink"/>
@@ -5462,25 +5565,9 @@
         </w:r>
       </w:hyperlink>
       <w:r>
-        <w:t xml:space="preserve">). Rates have stayed under 1% (0.62% in the first FY 2022 report; 0.89% in FY 2025, margin of error ±0.54 points). No underpayments were reported for FY 2023–2025. In FY 2025, 0.43 of the 0.89 points were</w:t>
-      </w:r>
-      <w:r>
-        <w:t xml:space="preserve"> </w:t>
-      </w:r>
-      <w:r>
-        <w:rPr>
-          <w:iCs/>
-          <w:i/>
-        </w:rPr>
-        <w:t xml:space="preserve">technically improper</w:t>
-      </w:r>
-      <w:r>
-        <w:t xml:space="preserve"> </w:t>
-      </w:r>
-      <w:r>
-        <w:t xml:space="preserve">payments, where a required periodic data match was not run. The remainder came from manual errors (for example, income entered incorrectly or documents accepted despite name or date-of-birth discrepancies) (</w:t>
-      </w:r>
-      <w:hyperlink r:id="rId63">
+        <w:t xml:space="preserve">). Rates have stayed near or below 1% (0.62% in the first FY 2022 report; 0.58% in FY 2023; 1.01% in FY 2024; 0.89% in FY 2025, margin of error ±0.54 points). No underpayments were reported for FY 2023–2025 (</w:t>
+      </w:r>
+      <w:hyperlink r:id="rId64">
         <w:r>
           <w:rPr>
             <w:rStyle w:val="Hyperlink"/>
@@ -5489,11 +5576,38 @@
         </w:r>
       </w:hyperlink>
       <w:r>
-        <w:t xml:space="preserve">). At this rate, a 2,000-unit sample contains only a few dozen errors, which is the setting in which normal-theory bounds are least reliable. State-based Exchanges come under a separate SEIPM rule (45 CFR 155 Subpart Q) with state-specific sample sizes and a three-year cycle, no earlier than January 1, 2027.</w:t>
-      </w:r>
-    </w:p>
-    <w:bookmarkEnd w:id="64"/>
-    <w:bookmarkStart w:id="67" w:name="medicare-fee-for-service-cert"/>
+        <w:t xml:space="preserve">). In FY 2025, 0.43 of the 0.89 points were</w:t>
+      </w:r>
+      <w:r>
+        <w:t xml:space="preserve"> </w:t>
+      </w:r>
+      <w:r>
+        <w:rPr>
+          <w:iCs/>
+          <w:i/>
+        </w:rPr>
+        <w:t xml:space="preserve">technically improper</w:t>
+      </w:r>
+      <w:r>
+        <w:t xml:space="preserve"> </w:t>
+      </w:r>
+      <w:r>
+        <w:t xml:space="preserve">payments, where a required periodic data match was not run (</w:t>
+      </w:r>
+      <w:hyperlink r:id="rId65">
+        <w:r>
+          <w:rPr>
+            <w:rStyle w:val="Hyperlink"/>
+          </w:rPr>
+          <w:t xml:space="preserve">CMS EIPM improper payment findings</w:t>
+        </w:r>
+      </w:hyperlink>
+      <w:r>
+        <w:t xml:space="preserve">). The remainder came from manual errors (for example, income entered incorrectly or documents accepted despite name or date-of-birth discrepancies). At this rate, a 2,000-unit sample contains only a few dozen errors, which is the rare-error setting of Cox and Snell (1979) and the setting in which normal-theory bounds are least reliable. State-based Exchanges come under a separate SEIPM rule (45 CFR 155 Subpart Q) with state-specific sample sizes and a three-year cycle, applicable beginning January 1, 2027 (45 CFR §155.1605).</w:t>
+      </w:r>
+    </w:p>
+    <w:bookmarkEnd w:id="66"/>
+    <w:bookmarkStart w:id="69" w:name="medicare-fee-for-service-cert"/>
     <w:p>
       <w:pPr>
         <w:pStyle w:val="Heading3"/>
@@ -5509,7 +5623,7 @@
       <w:r>
         <w:t xml:space="preserve">CERT reviews a stratified random sample of Medicare FFS claims submitted from July through June, including both paid and denied claims (</w:t>
       </w:r>
-      <w:hyperlink r:id="rId27">
+      <w:hyperlink r:id="rId26">
         <w:r>
           <w:rPr>
             <w:rStyle w:val="Hyperlink"/>
@@ -5542,7 +5656,7 @@
       <w:r>
         <w:t xml:space="preserve">The first level is claim type (Part A hospital IPPS, Part A excluding IPPS, Part B, and DMEPOS). Within each type, there are about 100 service-level strata, and Part A excluding IPPS uses two-digit type-of-bill strata, fewer than 20 (</w:t>
       </w:r>
-      <w:hyperlink r:id="rId65">
+      <w:hyperlink r:id="rId67">
         <w:r>
           <w:rPr>
             <w:rStyle w:val="Hyperlink"/>
@@ -5619,7 +5733,7 @@
       <w:r>
         <w:t xml:space="preserve">The gross rate was 6.55% (95% CI 5.9–7.2%), with $27.9B in overpayments and $1.0B in underpayments, counted gross (</w:t>
       </w:r>
-      <w:hyperlink r:id="rId66">
+      <w:hyperlink r:id="rId68">
         <w:r>
           <w:rPr>
             <w:rStyle w:val="Hyperlink"/>
@@ -5733,9 +5847,9 @@
         <w:t xml:space="preserve">CERT’s allocation rule and variance method (described in an appendix to the Supplemental Improper Payment Data report).</w:t>
       </w:r>
     </w:p>
-    <w:bookmarkEnd w:id="67"/>
-    <w:bookmarkEnd w:id="68"/>
-    <w:bookmarkStart w:id="82" w:name="evidence-on-comparative-accuracy"/>
+    <w:bookmarkEnd w:id="69"/>
+    <w:bookmarkEnd w:id="70"/>
+    <w:bookmarkStart w:id="84" w:name="evidence-on-comparative-accuracy"/>
     <w:p>
       <w:pPr>
         <w:pStyle w:val="Heading2"/>
@@ -5752,7 +5866,7 @@
         <w:t xml:space="preserve">The literature converges on one rule: whether an interval holds its nominal coverage depends mainly on the skew of the error distribution and the number of nonzero errors in the sample (as opposed to the name of the method). Bootstrap intervals correct the low-error, right-skew failure well. However, they have barely been tested in the high-error, all-or-nothing setting that Medicare reviews actually produce.</w:t>
       </w:r>
     </w:p>
-    <w:bookmarkStart w:id="72" w:name="normal-theory-intervals"/>
+    <w:bookmarkStart w:id="74" w:name="normal-theory-intervals"/>
     <w:p>
       <w:pPr>
         <w:pStyle w:val="Heading3"/>
@@ -5780,12 +5894,12 @@
         <w:t xml:space="preserve"> </w:t>
       </w:r>
       <w:r>
-        <w:t xml:space="preserve">A right-skewed population produces a conservative lower bound and a liberal upper bound, and a left-skewed population reverses this pattern (Cochran 1977, as applied by</w:t>
-      </w:r>
-      <w:r>
-        <w:t xml:space="preserve"> </w:t>
-      </w:r>
-      <w:hyperlink r:id="rId69">
+        <w:t xml:space="preserve">A right-skewed population produces a conservative lower bound and a liberal upper bound, and a left-skewed population reverses this pattern (Cochran 1977, pp. 39–44, as applied by</w:t>
+      </w:r>
+      <w:r>
+        <w:t xml:space="preserve"> </w:t>
+      </w:r>
+      <w:hyperlink r:id="rId71">
         <w:r>
           <w:rPr>
             <w:rStyle w:val="Hyperlink"/>
@@ -5818,16 +5932,16 @@
       <w:r>
         <w:t xml:space="preserve">With few nonzero errors, normal lower limits sit far below the truth. In Kvanli and Schauer’s simulations, the traditional 90% interval’s lower limit exceeded the true total in only 0.3–2.3% of samples as opposed to a nominal 5% (</w:t>
       </w:r>
-      <w:hyperlink r:id="rId70">
+      <w:hyperlink r:id="rId72">
         <w:r>
           <w:rPr>
             <w:rStyle w:val="Hyperlink"/>
           </w:rPr>
-          <w:t xml:space="preserve">MTC paper</w:t>
+          <w:t xml:space="preserve">Kvanli and Schauer n.d.</w:t>
         </w:r>
       </w:hyperlink>
       <w:r>
-        <w:t xml:space="preserve">). Neter and Loebbecke’s 1975 AICPA study of real accounting populations is the classic early demonstration that standard estimators’ intervals miss nominal coverage when errors are rare.</w:t>
+        <w:t xml:space="preserve">). Neter and Loebbecke’s 1975 AICPA study of real accounting populations is the classic early demonstration that standard estimators’ intervals miss nominal coverage when errors are rare, and Kaplan (1973) had already identified the mixture structure as the cause. Cox and Snell (1979) give the canonical model for sampling and estimating rare errors, and Rohrbach (1993) proposes augmenting the variance estimate so that the interval reaches nominal coverage in audit populations, which is a direct precursor of the coverage problem this review addresses.</w:t>
       </w:r>
     </w:p>
     <w:p>
@@ -5849,7 +5963,7 @@
         <w:t xml:space="preserve"> </w:t>
       </w:r>
       <w:r>
-        <w:t xml:space="preserve">In 166 Medicare integrity samples, more than 76% of payments were in error and the data fit an all-or-nothing model. Under this model, a simple random sample of 30 fell below 90% confidence once the error rate passed 0.6 for two of three test populations, and no stratification algorithm tested was viable for more than about half of 104 populations (Edwards et al. 2023). At very high error rates, the bound can even exceed total payments.</w:t>
+        <w:t xml:space="preserve">In 166 Medicare integrity samples, more than 76% of payments were in error and the data fit an all-or-nothing model. Under this model, a simple random sample of 30 fell below 90% confidence once the error rate passed 0.6 for two of three test populations, and no stratification algorithm except the geometric (Geo) algorithm of Gunning and Horgan (2004) was viable for more than about half of the 104 test populations; the geometric algorithm reached 88% in one design cell (Edwards et al. 2023). At very high error rates, the bound can even exceed total payments.</w:t>
       </w:r>
     </w:p>
     <w:p>
@@ -5871,7 +5985,7 @@
         <w:t xml:space="preserve"> </w:t>
       </w:r>
       <w:r>
-        <w:t xml:space="preserve">Payment-based strata create left-skewed overpayment strata at high error rates, and King and Madansky (2013) warn that careless stratification can invalidate the confidence coefficient itself.</w:t>
+        <w:t xml:space="preserve">Payment-based strata can create left-skewed overpayment strata at high error rates, and King and Madansky (2013) warn that careless stratification can invalidate the confidence coefficient itself. The stratification of skewed payment populations is reviewed by Horgan (2006).</w:t>
       </w:r>
     </w:p>
     <w:p>
@@ -5913,7 +6027,7 @@
       <w:r>
         <w:t xml:space="preserve">from texts and journals but acknowledges that 90% coverage cannot be guaranteed in every audit (</w:t>
       </w:r>
-      <w:hyperlink r:id="rId71">
+      <w:hyperlink r:id="rId73">
         <w:r>
           <w:rPr>
             <w:rStyle w:val="Hyperlink"/>
@@ -5925,8 +6039,8 @@
         <w:t xml:space="preserve">).</w:t>
       </w:r>
     </w:p>
-    <w:bookmarkEnd w:id="72"/>
-    <w:bookmarkStart w:id="79" w:name="bootstrap-intervals"/>
+    <w:bookmarkEnd w:id="74"/>
+    <w:bookmarkStart w:id="81" w:name="bootstrap-intervals"/>
     <w:p>
       <w:pPr>
         <w:pStyle w:val="Heading3"/>
@@ -6028,7 +6142,23 @@
         <w:t xml:space="preserve"> </w:t>
       </w:r>
       <w:r>
-        <w:t xml:space="preserve">Kvanli and Schauer found BCa lower limits exceeded the truth in 3.2–4.5% of samples (nominal 5%), much closer than the traditional method, with average lower limits 6–530% higher depending on the expected number of errors. The gain fades after roughly 30 nonzero errors in the sample, at which point both methods agree. On twelve real tax-audit samples, BCa lower limits were 3–548% higher.</w:t>
+        <w:t xml:space="preserve">Kvanli and Schauer found BCa lower limits exceeded the truth in 3.2–4.5% of samples (nominal 5%), much closer than the traditional method, with average lower limits 5.5–531% higher depending on the expected number of errors. The gain fades after about 30</w:t>
+      </w:r>
+      <w:r>
+        <w:t xml:space="preserve"> </w:t>
+      </w:r>
+      <w:r>
+        <w:rPr>
+          <w:iCs/>
+          <w:i/>
+        </w:rPr>
+        <w:t xml:space="preserve">expected</w:t>
+      </w:r>
+      <w:r>
+        <w:t xml:space="preserve"> </w:t>
+      </w:r>
+      <w:r>
+        <w:t xml:space="preserve">errors in the sample, at which point both methods agree; the authors conclude that the expected number of errors, as opposed to a minimum count of nonzero errors actually observed, is what drives the gain. On twelve real tax-audit samples, BCa lower limits were 3–548% higher. Earlier bootstrap bounds for audit populations are Biddle, Bruton and Siegel (1990), who bootstrapped the difference and ratio estimators, and Howard (1994), who combined Hoeffding’s inequality with the bootstrap to obtain a bound for overstatement error.</w:t>
       </w:r>
     </w:p>
     <w:p>
@@ -6050,12 +6180,12 @@
         <w:t xml:space="preserve"> </w:t>
       </w:r>
       <w:r>
-        <w:t xml:space="preserve">Rescaled bootstraps reproduce design variance under stratified sampling (Rao &amp; Wu 1988; Rao, Wu &amp; Yue 1992). Simulation comparisons ranked coverage bootstrap &gt; BRR &gt; jackknife &gt; linearization, with the bootstrap best for one-sided intervals (Kovar, Rao &amp; Wu 1988, as summarized by</w:t>
-      </w:r>
-      <w:r>
-        <w:t xml:space="preserve"> </w:t>
-      </w:r>
-      <w:hyperlink r:id="rId73">
+        <w:t xml:space="preserve">Rescaled bootstraps reproduce design variance under stratified sampling (Rao &amp; Wu 1988; Rao, Wu &amp; Yue 1992), building on the first bootstrap for stratified samples by Bickel and Freedman (1984). Simulation comparisons ranked coverage bootstrap &gt; BRR &gt; jackknife &gt; linearization, with the bootstrap best for one-sided intervals (Krewski &amp; Rao 1981; Rao &amp; Wu 1988; Kovar, Rao &amp; Wu 1988; together with a 1996 review by Shao that was not consulted directly, as summarized collectively by</w:t>
+      </w:r>
+      <w:r>
+        <w:t xml:space="preserve"> </w:t>
+      </w:r>
+      <w:hyperlink r:id="rId75">
         <w:r>
           <w:rPr>
             <w:rStyle w:val="Hyperlink"/>
@@ -6064,9 +6194,9 @@
         </w:r>
       </w:hyperlink>
       <w:r>
-        <w:t xml:space="preserve">). A naive iid bootstrap ignores the finite population correction and overstates variance (</w:t>
-      </w:r>
-      <w:hyperlink r:id="rId74">
+        <w:t xml:space="preserve">). Sitter (1992b) compares three survey bootstraps and finds none dominant. A naive iid bootstrap ignores the finite population correction and overstates variance (</w:t>
+      </w:r>
+      <w:hyperlink r:id="rId76">
         <w:r>
           <w:rPr>
             <w:rStyle w:val="Hyperlink"/>
@@ -6099,7 +6229,7 @@
       <w:r>
         <w:t xml:space="preserve">Helmers (2000) combines a Cornish–Fisher expansion with bootstrap calibration to get upper limits for total error when errors are rare and highly skewed (</w:t>
       </w:r>
-      <w:hyperlink r:id="rId75">
+      <w:hyperlink r:id="rId77">
         <w:r>
           <w:rPr>
             <w:rStyle w:val="Hyperlink"/>
@@ -6108,7 +6238,7 @@
         </w:r>
       </w:hyperlink>
       <w:r>
-        <w:t xml:space="preserve">).</w:t>
+        <w:t xml:space="preserve">). Berger, Chiodini and Zenga (2021) give an adjusted empirical likelihood bound for monetary-unit sampling that is designed for the same regime.</w:t>
       </w:r>
     </w:p>
     <w:p>
@@ -6142,18 +6272,18 @@
           <wp:inline>
             <wp:extent cx="5334000" cy="2844800"/>
             <wp:effectExtent b="0" l="0" r="0" t="0"/>
-            <wp:docPr descr="Share of simulated samples whose 90% lower limit exceeded the true total, normal-theory vs BCa bootstrap" title="" id="77" name="Picture"/>
+            <wp:docPr descr="Share of simulated samples whose 90% lower limit exceeded the true total, normal-theory vs BCa bootstrap" title="" id="79" name="Picture"/>
             <a:graphic>
               <a:graphicData uri="http://schemas.openxmlformats.org/drawingml/2006/picture">
                 <pic:pic>
                   <pic:nvPicPr>
-                    <pic:cNvPr descr="figures/bca-vs-normal-lower-limit.png" id="78" name="Picture"/>
+                    <pic:cNvPr descr="figures/bca-vs-normal-lower-limit.png" id="80" name="Picture"/>
                     <pic:cNvPicPr>
                       <a:picLocks noChangeArrowheads="1" noChangeAspect="1"/>
                     </pic:cNvPicPr>
                   </pic:nvPicPr>
                   <pic:blipFill>
-                    <a:blip r:embed="rId76"/>
+                    <a:blip r:embed="rId78"/>
                     <a:stretch>
                       <a:fillRect/>
                     </a:stretch>
@@ -6197,7 +6327,7 @@
           <w:iCs/>
           <w:i/>
         </w:rPr>
-        <w:t xml:space="preserve">Source: Kvanli &amp; Schauer (Multistate Tax Commission), Tables 1–3 · 15 population–sample-size cells, minimum 3 nonzero errors per sample.</w:t>
+        <w:t xml:space="preserve">Source: Kvanli &amp; Schauer (n.d., unpublished manuscript hosted by the Multistate Tax Commission), Tables 1–3 · 15 population–sample-size cells, minimum 3 nonzero errors per sample.</w:t>
       </w:r>
     </w:p>
     <w:p>
@@ -6352,8 +6482,8 @@
         <w:t xml:space="preserve">Tail quantiles need thousands of replicates, and appeals require that the result be replicable, so the seed, replicate count, and Monte Carlo error must be documented as PIM §8.4.4.2 already requires for sample selection.</w:t>
       </w:r>
     </w:p>
-    <w:bookmarkEnd w:id="79"/>
-    <w:bookmarkStart w:id="81" w:name="alternatives-with-published-evidence"/>
+    <w:bookmarkEnd w:id="81"/>
+    <w:bookmarkStart w:id="83" w:name="alternatives-with-published-evidence"/>
     <w:p>
       <w:pPr>
         <w:pStyle w:val="Heading3"/>
@@ -6461,24 +6591,24 @@
               <w:jc w:val="left"/>
             </w:pPr>
             <w:r>
-              <w:t xml:space="preserve">Untested above 40% error until Liu’s 2025 work on Medicare populations</w:t>
-            </w:r>
-          </w:p>
-        </w:tc>
-        <w:tc>
-          <w:tcPr/>
-          <w:p>
-            <w:pPr>
-              <w:pStyle w:val="Compact"/>
-              <w:jc w:val="left"/>
-            </w:pPr>
-            <w:r>
-              <w:t xml:space="preserve">Chen, Chen &amp; Rao 2003;</w:t>
+              <w:t xml:space="preserve">Not tested at high error rates until Liu’s 2025 work on Medicare populations (preliminary results)</w:t>
+            </w:r>
+          </w:p>
+        </w:tc>
+        <w:tc>
+          <w:tcPr/>
+          <w:p>
+            <w:pPr>
+              <w:pStyle w:val="Compact"/>
+              <w:jc w:val="left"/>
+            </w:pPr>
+            <w:r>
+              <w:t xml:space="preserve">Chen, Chen &amp; Rao 2003; Berger, Chiodini &amp; Zenga 2021;</w:t>
             </w:r>
             <w:r>
               <w:t xml:space="preserve"> </w:t>
             </w:r>
-            <w:hyperlink r:id="rId80">
+            <w:hyperlink r:id="rId82">
               <w:r>
                 <w:rPr>
                   <w:rStyle w:val="Hyperlink"/>
@@ -6597,7 +6727,7 @@
               <w:jc w:val="left"/>
             </w:pPr>
             <w:r>
-              <w:t xml:space="preserve">Edwards et al. 2003; Gilliland &amp; Feng 2010; Edwards et al. 2015</w:t>
+              <w:t xml:space="preserve">Edwards et al. 2003; Ignatova &amp; Edwards 2008; Gilliland &amp; Feng 2010; Edwards et al. 2015</w:t>
             </w:r>
           </w:p>
         </w:tc>
@@ -6611,7 +6741,7 @@
               <w:jc w:val="left"/>
             </w:pPr>
             <w:r>
-              <w:t xml:space="preserve">MUS / Stringer-type bounds</w:t>
+              <w:t xml:space="preserve">MUS / Stringer-type and multinomial bounds</w:t>
             </w:r>
           </w:p>
         </w:tc>
@@ -6647,7 +6777,7 @@
               <w:jc w:val="left"/>
             </w:pPr>
             <w:r>
-              <w:t xml:space="preserve">NRC Panel 1988</w:t>
+              <w:t xml:space="preserve">Stringer 1963; Fienberg, Neter &amp; Leitch 1977; NRC Panel 1988; Bickel 1992</w:t>
             </w:r>
           </w:p>
         </w:tc>
@@ -6697,7 +6827,7 @@
               <w:jc w:val="left"/>
             </w:pPr>
             <w:r>
-              <w:t xml:space="preserve">Edwards et al. 2023 (R</w:t>
+              <w:t xml:space="preserve">Edwards et al. 2023 (the authors’</w:t>
             </w:r>
             <w:r>
               <w:t xml:space="preserve"> </w:t>
@@ -6709,6 +6839,21 @@
               <w:t xml:space="preserve">samptest</w:t>
             </w:r>
             <w:r>
+              <w:t xml:space="preserve"> </w:t>
+            </w:r>
+            <w:r>
+              <w:t xml:space="preserve">R function, available on request; stratification algorithms from the CRAN package</w:t>
+            </w:r>
+            <w:r>
+              <w:t xml:space="preserve"> </w:t>
+            </w:r>
+            <w:r>
+              <w:rPr>
+                <w:rStyle w:val="VerbatimChar"/>
+              </w:rPr>
+              <w:t xml:space="preserve">stratification</w:t>
+            </w:r>
+            <w:r>
               <w:t xml:space="preserve">)</w:t>
             </w:r>
           </w:p>
@@ -6798,12 +6943,12 @@
         <w:pStyle w:val="FirstParagraph"/>
       </w:pPr>
       <w:r>
-        <w:t xml:space="preserve">This gap applies to analytic, bootstrap, and audit-finding simulation methods alike. The closest evidence comes from Medicare FFS provider audits (high error, all-or-nothing) and tax and accounting audits (low error, right skew). The CMS programs span both settings. In addition, the validity of audit-finding simulation intervals (with or without uncertainty in the rates) has not been tested.</w:t>
-      </w:r>
-    </w:p>
-    <w:bookmarkEnd w:id="81"/>
-    <w:bookmarkEnd w:id="82"/>
-    <w:bookmarkStart w:id="88" w:name="Xe91f857af076fd87c6e8cbd50fe0457d855e231"/>
+        <w:t xml:space="preserve">This gap applies to analytic, bootstrap, and audit-finding simulation methods alike. The closest evidence comes from Medicare FFS provider audits (high error, all-or-nothing) and tax and accounting audits (low error, right skew). The CMS programs span both settings. In addition, before the companion study the validity of audit-finding simulation intervals, whether plug-in or parametric-bootstrap, had not been tested. The companion study’s first-stage results on this last point are summarized in Section 8.</w:t>
+      </w:r>
+    </w:p>
+    <w:bookmarkEnd w:id="83"/>
+    <w:bookmarkEnd w:id="84"/>
+    <w:bookmarkStart w:id="90" w:name="Xe91f857af076fd87c6e8cbd50fe0457d855e231"/>
     <w:p>
       <w:pPr>
         <w:pStyle w:val="Heading2"/>
@@ -7295,7 +7440,7 @@
         </w:tc>
       </w:tr>
     </w:tbl>
-    <w:bookmarkStart w:id="83" w:name="radv-contract-audits"/>
+    <w:bookmarkStart w:id="85" w:name="radv-contract-audits"/>
     <w:p>
       <w:pPr>
         <w:pStyle w:val="Heading3"/>
@@ -7578,8 +7723,8 @@
         <w:t xml:space="preserve">and BCa bounds formed with at least 5,000 replicates. The probability that the bound exceeds zero should be reported alongside the bound.</w:t>
       </w:r>
     </w:p>
-    <w:bookmarkEnd w:id="83"/>
-    <w:bookmarkStart w:id="84" w:name="part-c-ipm"/>
+    <w:bookmarkEnd w:id="85"/>
+    <w:bookmarkStart w:id="86" w:name="part-c-ipm"/>
     <w:p>
       <w:pPr>
         <w:pStyle w:val="Heading3"/>
@@ -7651,8 +7796,8 @@
         <w:t xml:space="preserve">ₕ−1 per stratum), with percentile and BCa intervals compared against the current method. This would be useful mainly as a cross-check and for domains.</w:t>
       </w:r>
     </w:p>
-    <w:bookmarkEnd w:id="84"/>
-    <w:bookmarkStart w:id="85" w:name="part-d-ipm"/>
+    <w:bookmarkEnd w:id="86"/>
+    <w:bookmarkStart w:id="87" w:name="part-d-ipm"/>
     <w:p>
       <w:pPr>
         <w:pStyle w:val="Heading3"/>
@@ -7676,7 +7821,7 @@
         <w:t xml:space="preserve"> </w:t>
       </w:r>
       <w:r>
-        <w:t xml:space="preserve">The estimator is a nonlinear simulation (corrected PDEs re-run through benefit phases and reinsurance), so linearization is impractical, and resampling is the natural variance method. The asymmetric published intervals suggest that this is already the approach.</w:t>
+        <w:t xml:space="preserve">The estimator is a nonlinear simulation (corrected PDEs re-run through benefit phases and reinsurance), so linearization is impractical, and resampling is the natural variance method. CMS describes the estimate as simulation-based and has changed the number of simulation iterations, but the published intervals do not reveal whether the interval is read from those iterations, and if it is, whether the audited rates are held fixed (a plug-in simulation) or redrawn (a parametric bootstrap). This is the first thing a validation should establish, because the companion study finds that the plug-in version does not hold its nominal coverage.</w:t>
       </w:r>
     </w:p>
     <w:p>
@@ -7807,8 +7952,8 @@
         <w:t xml:space="preserve">.</w:t>
       </w:r>
     </w:p>
-    <w:bookmarkEnd w:id="85"/>
-    <w:bookmarkStart w:id="86" w:name="perm"/>
+    <w:bookmarkEnd w:id="87"/>
+    <w:bookmarkStart w:id="88" w:name="perm"/>
     <w:p>
       <w:pPr>
         <w:pStyle w:val="Heading3"/>
@@ -7907,8 +8052,8 @@
         <w:t xml:space="preserve">Replicate weights should be generated per state at selection time, treating sorted systematic samples as implicitly stratified (paired adjacent units). The eligibility phase should then be resampled within the sampled payments, and each component and the composite computed per replicate. Because states are sampled independently, national replicates come from summing state replicate totals.</w:t>
       </w:r>
     </w:p>
-    <w:bookmarkEnd w:id="86"/>
-    <w:bookmarkStart w:id="87" w:name="eipm-aptc"/>
+    <w:bookmarkEnd w:id="88"/>
+    <w:bookmarkStart w:id="89" w:name="eipm-aptc"/>
     <w:p>
       <w:pPr>
         <w:pStyle w:val="Heading3"/>
@@ -7981,9 +8126,9 @@
         <w:t xml:space="preserve">, with strata that have zero or one error flagged and compared against empirical likelihood and a zero-inflated parametric bound.</w:t>
       </w:r>
     </w:p>
-    <w:bookmarkEnd w:id="87"/>
-    <w:bookmarkEnd w:id="88"/>
-    <w:bookmarkStart w:id="95" w:name="Xb9611bc3baf7bbfae51dcdf80dfb6406807dd2f"/>
+    <w:bookmarkEnd w:id="89"/>
+    <w:bookmarkEnd w:id="90"/>
+    <w:bookmarkStart w:id="97" w:name="Xb9611bc3baf7bbfae51dcdf80dfb6406807dd2f"/>
     <w:p>
       <w:pPr>
         <w:pStyle w:val="Heading2"/>
@@ -7997,10 +8142,10 @@
         <w:pStyle w:val="FirstParagraph"/>
       </w:pPr>
       <w:r>
-        <w:t xml:space="preserve">The strongest design is a design-based Monte Carlo study. Such a study would build realistic finite populations for each program, rerun the program’s actual sampling design and estimator thousands of times, and score every interval method against the known truth on the metric that matches how the interval is used. This is the approach Edwards et al. use for FFS audits, extended to bootstrap and audit-finding simulation comparators and to the five CMS designs.</w:t>
-      </w:r>
-    </w:p>
-    <w:bookmarkStart w:id="89" w:name="study-pipeline"/>
+        <w:t xml:space="preserve">The strongest design is a design-based Monte Carlo study. Such a study would build realistic finite populations for each program, rerun the program’s actual sampling design and estimator thousands of times, and score every interval method against the known truth on the metric that matches how the interval is used. This is the approach Edwards et al. use for FFS audits, extended to bootstrap and audit-finding simulation comparators and to the five CMS designs. The study should be planned and reported in the ADEMP form (aims, data-generating mechanisms, estimands, methods, performance measures) of Morris, White and Crowther (2019), with the Monte Carlo standard error of every coverage estimate reported (Koehler, Brown and Haneuse 2009).</w:t>
+      </w:r>
+    </w:p>
+    <w:bookmarkStart w:id="91" w:name="study-pipeline"/>
     <w:p>
       <w:pPr>
         <w:pStyle w:val="Heading3"/>
@@ -8159,8 +8304,8 @@
         <w:t xml:space="preserve">Results are stress-tested with review measurement error (for example, coder disagreement and overturns on appeal), missing records scored as errors, and frame misspecification.</w:t>
       </w:r>
     </w:p>
-    <w:bookmarkEnd w:id="89"/>
-    <w:bookmarkStart w:id="90" w:name="comparators"/>
+    <w:bookmarkEnd w:id="91"/>
+    <w:bookmarkStart w:id="92" w:name="comparators"/>
     <w:p>
       <w:pPr>
         <w:pStyle w:val="Heading3"/>
@@ -8210,11 +8355,11 @@
         <w:t xml:space="preserve">t</w:t>
       </w:r>
       <w:r>
-        <w:t xml:space="preserve">, and BCa intervals; calibrated (double) bootstrap; empirical likelihood; and, for RADV, a hypergeometric or minimum-sum bound as a conservative floor.</w:t>
-      </w:r>
-    </w:p>
-    <w:bookmarkEnd w:id="90"/>
-    <w:bookmarkStart w:id="91" w:name="metrics-matched-to-the-intervals-use"/>
+        <w:t xml:space="preserve">, and BCa intervals; calibrated (double) bootstrap; plug-in and parametric-bootstrap audit-finding simulation; empirical likelihood; and, for RADV, a hypergeometric or minimum-sum bound as a conservative floor.</w:t>
+      </w:r>
+    </w:p>
+    <w:bookmarkEnd w:id="92"/>
+    <w:bookmarkStart w:id="93" w:name="metrics-matched-to-the-intervals-use"/>
     <w:p>
       <w:pPr>
         <w:pStyle w:val="Heading3"/>
@@ -8449,8 +8594,8 @@
         <w:t xml:space="preserve">should be defined before running the study (for example, one-sided exceedance within nominal + 2 Monte Carlo standard errors in every scenario cell). With 10,000 replications, the Monte Carlo standard error of a 10% exceedance rate is 0.3 percentage points. Viable methods can then be ranked by recovery or width.</w:t>
       </w:r>
     </w:p>
-    <w:bookmarkEnd w:id="91"/>
-    <w:bookmarkStart w:id="92" w:name="scenario-grid"/>
+    <w:bookmarkEnd w:id="93"/>
+    <w:bookmarkStart w:id="94" w:name="scenario-grid"/>
     <w:p>
       <w:pPr>
         <w:pStyle w:val="Heading3"/>
@@ -8826,8 +8971,8 @@
         </w:tc>
       </w:tr>
     </w:tbl>
-    <w:bookmarkEnd w:id="92"/>
-    <w:bookmarkStart w:id="93" w:name="computation"/>
+    <w:bookmarkEnd w:id="94"/>
+    <w:bookmarkStart w:id="95" w:name="computation"/>
     <w:p>
       <w:pPr>
         <w:pStyle w:val="Heading3"/>
@@ -8844,8 +8989,8 @@
         <w:t xml:space="preserve">A bootstrap inside a Monte Carlo study multiplies costs: 10,000 outer replications × 5,000 resamples is 5 × 10⁷ estimator evaluations per cell. Three practices keep this tractable: precomputing unit-level errors so that each resample is a weighted sum, generating multinomial or rescaled weights in vectorized blocks, and running cells as independent batch jobs over Parquet-staged populations. The warp-speed method of Giacomini, Politis and White (2013) can screen percentile-type intervals with one resample per outer replication before full runs, but it does not cover BCa.</w:t>
       </w:r>
     </w:p>
-    <w:bookmarkEnd w:id="93"/>
-    <w:bookmarkStart w:id="94" w:name="data-and-access-needs"/>
+    <w:bookmarkEnd w:id="95"/>
+    <w:bookmarkStart w:id="96" w:name="data-and-access-needs"/>
     <w:p>
       <w:pPr>
         <w:pStyle w:val="Heading3"/>
@@ -8933,12 +9078,22 @@
         <w:pStyle w:val="FirstParagraph"/>
       </w:pPr>
       <w:r>
-        <w:t xml:space="preserve">Without these, a study can still proceed on synthetic populations calibrated to public aggregates, with illustrative strata where the actual strata are not published. This is the approach of the companion Monte Carlo evaluation, which applies this agenda to all five programs.</w:t>
-      </w:r>
-    </w:p>
-    <w:bookmarkEnd w:id="94"/>
-    <w:bookmarkEnd w:id="95"/>
-    <w:bookmarkStart w:id="96" w:name="conclusions"/>
+        <w:t xml:space="preserve">Without these, a study can still proceed on synthetic populations calibrated to public aggregates, with illustrative strata where the actual strata are not published. This is the approach of the companion Monte Carlo evaluation, which implements the first stage of this agenda: analytic estimators (expansion, ratio and regression) versus plug-in and parametric-bootstrap audit-finding simulation, at production error rates, with 25 audit years per program. It does not yet cover the survey bootstraps, BCa, bootstrap-</w:t>
+      </w:r>
+      <w:r>
+        <w:rPr>
+          <w:iCs/>
+          <w:i/>
+        </w:rPr>
+        <w:t xml:space="preserve">t</w:t>
+      </w:r>
+      <w:r>
+        <w:t xml:space="preserve">, empirical likelihood, the hypergeometric bounds, the one-sided recovery setting, or the error-rate grid above. The companion study found that plug-in audit-finding simulation intervals are invalid: they measure only the variability of reassigning findings across the population and shrink as the population grows relative to the audit. Redrawing the audited rates from their binomial sampling distribution (a parametric bootstrap of the rates) restored coverage for the gross rate. The parametric-bootstrap interval was also narrower than the ratio estimator’s, but that width advantage is model-based (it depends on errors being independent of payment size within strata, which was true of the synthetic populations by construction) and is being tested with size-dependent error scenarios before any recommendation rests on it.</w:t>
+      </w:r>
+    </w:p>
+    <w:bookmarkEnd w:id="96"/>
+    <w:bookmarkEnd w:id="97"/>
+    <w:bookmarkStart w:id="98" w:name="conclusions"/>
     <w:p>
       <w:pPr>
         <w:pStyle w:val="Heading2"/>
@@ -9012,7 +9167,7 @@
         <w:pStyle w:val="BodyText"/>
       </w:pPr>
       <w:r>
-        <w:t xml:space="preserve">Audit-finding simulation is attractive for nonlinear payment rules. However, its intervals have never been validated. Because it does not resample the audit, it carries a specific risk of understating uncertainty.</w:t>
+        <w:t xml:space="preserve">Audit-finding simulation is attractive for nonlinear payment rules. However, its intervals had not been validated before the companion study. Because the plug-in version does not resample the audit, it understates uncertainty in the same way a single imputation does, and the companion study’s first-stage results confirm that its intervals are invalid, while the parametric-bootstrap version restores coverage for the gross rate.</w:t>
       </w:r>
     </w:p>
     <w:p>
@@ -9023,8 +9178,8 @@
         <w:t xml:space="preserve">The comparative accuracy of these methods should therefore be established empirically before any of them is relied on for new uses. The appropriate design is a Monte Carlo evaluation against populations with known truth, run under each program’s actual design and scored on the metric that matches how the estimate is used. These new uses include smaller audits, state-level PERM disallowances, State-based Exchange measurement, and contract-level recovery.</w:t>
       </w:r>
     </w:p>
-    <w:bookmarkEnd w:id="96"/>
-    <w:bookmarkStart w:id="107" w:name="references-annotated"/>
+    <w:bookmarkEnd w:id="98"/>
+    <w:bookmarkStart w:id="109" w:name="references-annotated"/>
     <w:p>
       <w:pPr>
         <w:pStyle w:val="Heading2"/>
@@ -9038,10 +9193,10 @@
         <w:pStyle w:val="FirstParagraph"/>
       </w:pPr>
       <w:r>
-        <w:t xml:space="preserve">Sixty-six sources in seven groups. Linked entries were opened for this review; unlinked classic references are cited from standard bibliographic records and should be checked against the originals before publication.</w:t>
-      </w:r>
-    </w:p>
-    <w:bookmarkStart w:id="97" w:name="X671492d8291de6e05907ceded9fbae1f11d6fe1"/>
+        <w:t xml:space="preserve">Ninety-five sources in seven groups. Linked entries were opened for this review; unlinked classic references are cited from standard bibliographic records and should be checked against the originals before publication.</w:t>
+      </w:r>
+    </w:p>
+    <w:bookmarkStart w:id="99" w:name="X671492d8291de6e05907ceded9fbae1f11d6fe1"/>
     <w:p>
       <w:pPr>
         <w:pStyle w:val="Heading3"/>
@@ -9118,17 +9273,10 @@
         </w:r>
       </w:hyperlink>
       <w:r>
-        <w:rPr>
-          <w:bCs/>
-          <w:b/>
-        </w:rPr>
-        <w:t xml:space="preserve">.</w:t>
-      </w:r>
-      <w:r>
-        <w:t xml:space="preserve"> </w:t>
-      </w:r>
-      <w:r>
-        <w:t xml:space="preserve">Defines improper and unknown payments and the Sampling and Estimation Methodology Plan.</w:t>
+        <w:t xml:space="preserve"> </w:t>
+      </w:r>
+      <w:r>
+        <w:t xml:space="preserve">(March 5, 2021). Defines improper and unknown payments, the $10 million and 1.5% or $100 million significance thresholds (§II.C), and the Sampling and Estimation Methodology Plan; does not prescribe a confidence level.</w:t>
       </w:r>
       <w:r>
         <w:t xml:space="preserve"> </w:t>
@@ -9144,7 +9292,7 @@
         <w:t xml:space="preserve"> </w:t>
       </w:r>
       <w:r>
-        <w:t xml:space="preserve">the approval route for changing an interval method.</w:t>
+        <w:t xml:space="preserve">the submission and review route (OMB review, not formal approval) for changing an interval method.</w:t>
       </w:r>
     </w:p>
     <w:p>
@@ -9169,7 +9317,7 @@
         </w:rPr>
         <w:t xml:space="preserve"> </w:t>
       </w:r>
-      <w:hyperlink r:id="rId71">
+      <w:hyperlink r:id="rId73">
         <w:r>
           <w:rPr>
             <w:rStyle w:val="Hyperlink"/>
@@ -9224,7 +9372,7 @@
         </w:rPr>
         <w:t xml:space="preserve"> </w:t>
       </w:r>
-      <w:hyperlink r:id="rId45">
+      <w:hyperlink r:id="rId44">
         <w:r>
           <w:rPr>
             <w:rStyle w:val="Hyperlink"/>
@@ -9286,7 +9434,7 @@
         </w:rPr>
         <w:t xml:space="preserve"> </w:t>
       </w:r>
-      <w:hyperlink r:id="rId30">
+      <w:hyperlink r:id="rId29">
         <w:r>
           <w:rPr>
             <w:rStyle w:val="Hyperlink"/>
@@ -9297,20 +9445,10 @@
         </w:r>
       </w:hyperlink>
       <w:r>
-        <w:rPr>
-          <w:bCs/>
-          <w:b/>
-        </w:rPr>
-        <w:t xml:space="preserve">.</w:t>
-      </w:r>
-      <w:r>
-        <w:t xml:space="preserve"> </w:t>
-      </w:r>
-      <w:r>
-        <w:t xml:space="preserve">35-enrollee SRS from a prediction-model top-decile frame; mean risk-score change with FPC;</w:t>
-      </w:r>
-      <w:r>
-        <w:t xml:space="preserve"> </w:t>
+        <w:t xml:space="preserve"> </w:t>
+      </w:r>
+      <w:r>
+        <w:t xml:space="preserve">(version 2, June 25, 2025). 35-enrollee SRS from a prediction-model top-decile frame (minimum frame of 30); mean risk-score change with FPC; lower limit of a two-sided 90% interval (</w:t>
       </w:r>
       <w:r>
         <w:rPr>
@@ -9320,7 +9458,10 @@
         <w:t xml:space="preserve">z</w:t>
       </w:r>
       <w:r>
-        <w:t xml:space="preserve">-based 90% bound as an extrapolation gate; point-estimate recovery.</w:t>
+        <w:t xml:space="preserve"> </w:t>
+      </w:r>
+      <w:r>
+        <w:t xml:space="preserve">= 1.645) as an extrapolation gate; point-estimate recovery.</w:t>
       </w:r>
       <w:r>
         <w:t xml:space="preserve"> </w:t>
@@ -9361,7 +9502,7 @@
         </w:rPr>
         <w:t xml:space="preserve"> </w:t>
       </w:r>
-      <w:hyperlink r:id="rId43">
+      <w:hyperlink r:id="rId42">
         <w:r>
           <w:rPr>
             <w:rStyle w:val="Hyperlink"/>
@@ -9381,6 +9522,24 @@
         <w:t xml:space="preserve"> </w:t>
       </w:r>
       <w:r>
+        <w:t xml:space="preserve">“</w:t>
+      </w:r>
+      <w:r>
+        <w:t xml:space="preserve">lower bound of the 90 percent confidence interval</w:t>
+      </w:r>
+      <w:r>
+        <w:t xml:space="preserve">”</w:t>
+      </w:r>
+      <w:r>
+        <w:t xml:space="preserve"> </w:t>
+      </w:r>
+      <w:r>
+        <w:t xml:space="preserve">with</w:t>
+      </w:r>
+      <w:r>
+        <w:t xml:space="preserve"> </w:t>
+      </w:r>
+      <w:r>
         <w:rPr>
           <w:iCs/>
           <w:i/>
@@ -9398,7 +9557,7 @@
         <w:t xml:space="preserve">n</w:t>
       </w:r>
       <w:r>
-        <w:t xml:space="preserve">−1) bound; Taylor linearization for partial-year enrollees; sample-only collection pending appeal.</w:t>
+        <w:t xml:space="preserve">−1), sidedness not stated; Taylor linearization for partial-year enrollees; sample-only collection pending appeal.</w:t>
       </w:r>
       <w:r>
         <w:t xml:space="preserve"> </w:t>
@@ -9439,7 +9598,7 @@
         </w:rPr>
         <w:t xml:space="preserve"> </w:t>
       </w:r>
-      <w:hyperlink r:id="rId48">
+      <w:hyperlink r:id="rId47">
         <w:r>
           <w:rPr>
             <w:rStyle w:val="Hyperlink"/>
@@ -9453,7 +9612,7 @@
         <w:t xml:space="preserve"> </w:t>
       </w:r>
       <w:r>
-        <w:t xml:space="preserve">(July). All eligible contracts audited from PY 2019; 35–200 enrollees per sample.</w:t>
+        <w:t xml:space="preserve">(July). All RADV-eligible contracts audited from PY 2019; 35–200 enrollees per sample from PY 2020.</w:t>
       </w:r>
       <w:r>
         <w:t xml:space="preserve"> </w:t>
@@ -9485,13 +9644,30 @@
           <w:bCs/>
           <w:b/>
         </w:rPr>
-        <w:t xml:space="preserve">CMS (2023). Medicare Advantage RADV final rule, 88 Fed. Reg. 6643</w:t>
-      </w:r>
-      <w:r>
-        <w:t xml:space="preserve"> </w:t>
-      </w:r>
-      <w:r>
-        <w:t xml:space="preserve">(February 1). Extrapolation from PY 2018, no FFS adjuster, no specific sampling or extrapolation method adopted.</w:t>
+        <w:t xml:space="preserve">CMS (2025).</w:t>
+      </w:r>
+      <w:r>
+        <w:rPr>
+          <w:bCs/>
+          <w:b/>
+        </w:rPr>
+        <w:t xml:space="preserve"> </w:t>
+      </w:r>
+      <w:hyperlink r:id="rId46">
+        <w:r>
+          <w:rPr>
+            <w:rStyle w:val="Hyperlink"/>
+            <w:bCs/>
+            <w:b/>
+          </w:rPr>
+          <w:t xml:space="preserve">CMS Rolls Out Aggressive Strategy to Enhance and Accelerate Medicare Advantage Audits</w:t>
+        </w:r>
+      </w:hyperlink>
+      <w:r>
+        <w:t xml:space="preserve"> </w:t>
+      </w:r>
+      <w:r>
+        <w:t xml:space="preserve">(press release, May 21, 2025). All eligible contracts (approximately 550) audited each year; 35 to 200 records per contract.</w:t>
       </w:r>
       <w:r>
         <w:t xml:space="preserve"> </w:t>
@@ -9507,6 +9683,44 @@
         <w:t xml:space="preserve"> </w:t>
       </w:r>
       <w:r>
+        <w:t xml:space="preserve">source for the number of contracts and the sample-size range.</w:t>
+      </w:r>
+    </w:p>
+    <w:p>
+      <w:pPr>
+        <w:numPr>
+          <w:ilvl w:val="0"/>
+          <w:numId w:val="1025"/>
+        </w:numPr>
+        <w:pStyle w:val="Compact"/>
+      </w:pPr>
+      <w:r>
+        <w:rPr>
+          <w:bCs/>
+          <w:b/>
+        </w:rPr>
+        <w:t xml:space="preserve">CMS (2023). Medicare and Medicaid Programs; Policy and Technical Changes to the Medicare Advantage, Medicare Prescription Drug Benefit, PACE, Medicaid Fee-For-Service, and Medicaid Managed Care Programs for Years 2020 and 2021 (RADV final rule).</w:t>
+      </w:r>
+      <w:r>
+        <w:t xml:space="preserve"> </w:t>
+      </w:r>
+      <w:r>
+        <w:t xml:space="preserve">88 Fed. Reg. 6643–6665 (February 1, 2023), FR Doc. 2023-01942, CMS-4185-F2. Extrapolation from PY 2018, no FFS adjuster, no specific sampling or extrapolation method adopted.</w:t>
+      </w:r>
+      <w:r>
+        <w:t xml:space="preserve"> </w:t>
+      </w:r>
+      <w:r>
+        <w:rPr>
+          <w:iCs/>
+          <w:i/>
+        </w:rPr>
+        <w:t xml:space="preserve">Use:</w:t>
+      </w:r>
+      <w:r>
+        <w:t xml:space="preserve"> </w:t>
+      </w:r>
+      <w:r>
         <w:t xml:space="preserve">the rule vacated in 2025.</w:t>
       </w:r>
     </w:p>
@@ -9532,7 +9746,7 @@
         </w:rPr>
         <w:t xml:space="preserve"> </w:t>
       </w:r>
-      <w:hyperlink r:id="rId42">
+      <w:hyperlink r:id="rId41">
         <w:r>
           <w:rPr>
             <w:rStyle w:val="Hyperlink"/>
@@ -9553,7 +9767,7 @@
         <w:t xml:space="preserve"> </w:t>
       </w:r>
       <w:r>
-        <w:t xml:space="preserve">6.09% rate; error composition; definitional changes.</w:t>
+        <w:t xml:space="preserve">6.09% rate; error composition; CY 2020 change to the underpayment calculation. Does not state the sample size, strata or interval method.</w:t>
       </w:r>
       <w:r>
         <w:t xml:space="preserve"> </w:t>
@@ -9653,7 +9867,7 @@
         <w:t xml:space="preserve"> </w:t>
       </w:r>
       <w:r>
-        <w:t xml:space="preserve">Report 95% intervals and the FY 2023 changes to simulation iterations, sampling unit and interval calculation.</w:t>
+        <w:t xml:space="preserve">Report 95% intervals and the FY 2023 changes to simulation iterations, sampling unit and interval calculation; neither states that the interval is read from simulation iterations.</w:t>
       </w:r>
       <w:r>
         <w:t xml:space="preserve"> </w:t>
@@ -9669,7 +9883,87 @@
         <w:t xml:space="preserve"> </w:t>
       </w:r>
       <w:r>
-        <w:t xml:space="preserve">evidence that Part D already uses simulation-based intervals.</w:t>
+        <w:t xml:space="preserve">evidence that CMS describes the Part D estimate as simulation-based, and that the interval algorithm is not public.</w:t>
+      </w:r>
+    </w:p>
+    <w:p>
+      <w:pPr>
+        <w:numPr>
+          <w:ilvl w:val="0"/>
+          <w:numId w:val="1025"/>
+        </w:numPr>
+        <w:pStyle w:val="Compact"/>
+      </w:pPr>
+      <w:r>
+        <w:rPr>
+          <w:bCs/>
+          <w:b/>
+        </w:rPr>
+        <w:t xml:space="preserve">CMS.</w:t>
+      </w:r>
+      <w:r>
+        <w:rPr>
+          <w:bCs/>
+          <w:b/>
+        </w:rPr>
+        <w:t xml:space="preserve"> </w:t>
+      </w:r>
+      <w:hyperlink r:id="rId51">
+        <w:r>
+          <w:rPr>
+            <w:rStyle w:val="Hyperlink"/>
+            <w:bCs/>
+            <w:b/>
+          </w:rPr>
+          <w:t xml:space="preserve">Medicare Part D IPM Program Background</w:t>
+        </w:r>
+      </w:hyperlink>
+      <w:r>
+        <w:rPr>
+          <w:bCs/>
+          <w:b/>
+        </w:rPr>
+        <w:t xml:space="preserve">.</w:t>
+      </w:r>
+      <w:r>
+        <w:t xml:space="preserve"> </w:t>
+      </w:r>
+      <w:r>
+        <w:t xml:space="preserve">Validation findings</w:t>
+      </w:r>
+      <w:r>
+        <w:t xml:space="preserve"> </w:t>
+      </w:r>
+      <w:r>
+        <w:t xml:space="preserve">“</w:t>
+      </w:r>
+      <w:r>
+        <w:t xml:space="preserve">applied to a randomly selected 5% sample of the Part D beneficiary population,</w:t>
+      </w:r>
+      <w:r>
+        <w:t xml:space="preserve">”</w:t>
+      </w:r>
+      <w:r>
+        <w:t xml:space="preserve"> </w:t>
+      </w:r>
+      <w:r>
+        <w:t xml:space="preserve">payment error calculated for that sample and extrapolated to the remaining beneficiaries.</w:t>
+      </w:r>
+      <w:r>
+        <w:t xml:space="preserve"> </w:t>
+      </w:r>
+      <w:r>
+        <w:rPr>
+          <w:iCs/>
+          <w:i/>
+        </w:rPr>
+        <w:t xml:space="preserve">Use:</w:t>
+      </w:r>
+      <w:r>
+        <w:t xml:space="preserve"> </w:t>
+      </w:r>
+      <w:r>
+        <w:t xml:space="preserve">the only public description of the Part D extrapolation base, and the closest public description of an audit-finding simulation.</w:t>
       </w:r>
     </w:p>
     <w:p>
@@ -9708,7 +10002,7 @@
         <w:t xml:space="preserve"> </w:t>
       </w:r>
       <w:r>
-        <w:t xml:space="preserve">(April). Cycles, universes, components, contractor roles, rolling rate.</w:t>
+        <w:t xml:space="preserve">(April). Cycles, universes, components, contractor roles, rolling rate. Does not describe systematic selection or payment strata.</w:t>
       </w:r>
       <w:r>
         <w:t xml:space="preserve"> </w:t>
@@ -9749,28 +10043,18 @@
         </w:rPr>
         <w:t xml:space="preserve"> </w:t>
       </w:r>
-      <w:hyperlink r:id="rId56">
+      <w:hyperlink r:id="rId57">
         <w:r>
           <w:rPr>
             <w:rStyle w:val="Hyperlink"/>
             <w:bCs/>
             <w:b/>
           </w:rPr>
-          <w:t xml:space="preserve">PERM Supporting Statement B, OMB ICR</w:t>
+          <w:t xml:space="preserve">PERM Supporting Statement B</w:t>
         </w:r>
       </w:hyperlink>
       <w:r>
-        <w:rPr>
-          <w:bCs/>
-          <w:b/>
-        </w:rPr>
-        <w:t xml:space="preserve">.</w:t>
-      </w:r>
-      <w:r>
-        <w:t xml:space="preserve"> </w:t>
-      </w:r>
-      <w:r>
-        <w:t xml:space="preserve">Two-phase design, state strata, systematic selection within payment strata, variance formulas.</w:t>
+        <w:t xml:space="preserve">, OMB control no. 0938-0974, ICR 202408-0938-026. Two-phase design, state strata, systematic selection within payment strata, variance formulas, per the supporting statement; the document could not be retrieved for this review and its wording is not independently verified.</w:t>
       </w:r>
       <w:r>
         <w:t xml:space="preserve"> </w:t>
@@ -9873,7 +10157,7 @@
         </w:rPr>
         <w:t xml:space="preserve"> </w:t>
       </w:r>
-      <w:hyperlink r:id="rId66">
+      <w:hyperlink r:id="rId68">
         <w:r>
           <w:rPr>
             <w:rStyle w:val="Hyperlink"/>
@@ -9935,7 +10219,7 @@
         </w:rPr>
         <w:t xml:space="preserve"> </w:t>
       </w:r>
-      <w:hyperlink r:id="rId65">
+      <w:hyperlink r:id="rId67">
         <w:r>
           <w:rPr>
             <w:rStyle w:val="Hyperlink"/>
@@ -9997,7 +10281,7 @@
         </w:rPr>
         <w:t xml:space="preserve"> </w:t>
       </w:r>
-      <w:hyperlink r:id="rId27">
+      <w:hyperlink r:id="rId26">
         <w:r>
           <w:rPr>
             <w:rStyle w:val="Hyperlink"/>
@@ -10050,6 +10334,61 @@
           <w:bCs/>
           <w:b/>
         </w:rPr>
+        <w:t xml:space="preserve">CMS (2026).</w:t>
+      </w:r>
+      <w:r>
+        <w:rPr>
+          <w:bCs/>
+          <w:b/>
+        </w:rPr>
+        <w:t xml:space="preserve"> </w:t>
+      </w:r>
+      <w:hyperlink r:id="rId30">
+        <w:r>
+          <w:rPr>
+            <w:rStyle w:val="Hyperlink"/>
+            <w:bCs/>
+            <w:b/>
+          </w:rPr>
+          <w:t xml:space="preserve">Fiscal Year 2025 Improper Payments Fact Sheet</w:t>
+        </w:r>
+      </w:hyperlink>
+      <w:r>
+        <w:t xml:space="preserve"> </w:t>
+      </w:r>
+      <w:r>
+        <w:t xml:space="preserve">(January 15, 2026). FY 2025 rates and dollars for Medicare FFS, Part C, Part D, Medicaid, CHIP and APTC; reports no confidence intervals.</w:t>
+      </w:r>
+      <w:r>
+        <w:t xml:space="preserve"> </w:t>
+      </w:r>
+      <w:r>
+        <w:rPr>
+          <w:iCs/>
+          <w:i/>
+        </w:rPr>
+        <w:t xml:space="preserve">Use:</w:t>
+      </w:r>
+      <w:r>
+        <w:t xml:space="preserve"> </w:t>
+      </w:r>
+      <w:r>
+        <w:t xml:space="preserve">the FY 2025 results table.</w:t>
+      </w:r>
+    </w:p>
+    <w:p>
+      <w:pPr>
+        <w:numPr>
+          <w:ilvl w:val="0"/>
+          <w:numId w:val="1025"/>
+        </w:numPr>
+        <w:pStyle w:val="Compact"/>
+      </w:pPr>
+      <w:r>
+        <w:rPr>
+          <w:bCs/>
+          <w:b/>
+        </w:rPr>
         <w:t xml:space="preserve">PaymentAccuracy.gov (2026).</w:t>
       </w:r>
       <w:r>
@@ -10059,7 +10398,7 @@
         </w:rPr>
         <w:t xml:space="preserve"> </w:t>
       </w:r>
-      <w:hyperlink r:id="rId63">
+      <w:hyperlink r:id="rId64">
         <w:r>
           <w:rPr>
             <w:rStyle w:val="Hyperlink"/>
@@ -10080,7 +10419,7 @@
         <w:t xml:space="preserve"> </w:t>
       </w:r>
       <w:r>
-        <w:t xml:space="preserve">FY 2022–2025 APTC results: overpayments, underpayments (none since FY 2023), technically improper payments, margins of error and root causes.</w:t>
+        <w:t xml:space="preserve">FY 2022–2025 APTC results: overpayments, underpayments (none since FY 2023), technically improper payment dollars, margins of error and root causes.</w:t>
       </w:r>
       <w:r>
         <w:t xml:space="preserve"> </w:t>
@@ -10121,7 +10460,81 @@
         </w:rPr>
         <w:t xml:space="preserve"> </w:t>
       </w:r>
-      <w:hyperlink r:id="rId33">
+      <w:hyperlink r:id="rId65">
+        <w:r>
+          <w:rPr>
+            <w:rStyle w:val="Hyperlink"/>
+            <w:bCs/>
+            <w:b/>
+          </w:rPr>
+          <w:t xml:space="preserve">EIPM Improper Payment Findings</w:t>
+        </w:r>
+      </w:hyperlink>
+      <w:r>
+        <w:rPr>
+          <w:bCs/>
+          <w:b/>
+        </w:rPr>
+        <w:t xml:space="preserve">.</w:t>
+      </w:r>
+      <w:r>
+        <w:t xml:space="preserve"> </w:t>
+      </w:r>
+      <w:r>
+        <w:t xml:space="preserve">APTC rates by year (0.62% FY 2022, 0.58% FY 2023, 1.01% FY 2024, 0.89% FY 2025);</w:t>
+      </w:r>
+      <w:r>
+        <w:t xml:space="preserve"> </w:t>
+      </w:r>
+      <w:r>
+        <w:t xml:space="preserve">“</w:t>
+      </w:r>
+      <w:r>
+        <w:t xml:space="preserve">In FY 2025, 0.43% of 0.89% was made up of Technically Improper Payments.</w:t>
+      </w:r>
+      <w:r>
+        <w:t xml:space="preserve">”</w:t>
+      </w:r>
+      <w:r>
+        <w:t xml:space="preserve"> </w:t>
+      </w:r>
+      <w:r>
+        <w:rPr>
+          <w:iCs/>
+          <w:i/>
+        </w:rPr>
+        <w:t xml:space="preserve">Use:</w:t>
+      </w:r>
+      <w:r>
+        <w:t xml:space="preserve"> </w:t>
+      </w:r>
+      <w:r>
+        <w:t xml:space="preserve">source for the technically improper share and the rate series.</w:t>
+      </w:r>
+    </w:p>
+    <w:p>
+      <w:pPr>
+        <w:numPr>
+          <w:ilvl w:val="0"/>
+          <w:numId w:val="1025"/>
+        </w:numPr>
+        <w:pStyle w:val="Compact"/>
+      </w:pPr>
+      <w:r>
+        <w:rPr>
+          <w:bCs/>
+          <w:b/>
+        </w:rPr>
+        <w:t xml:space="preserve">CMS (2026).</w:t>
+      </w:r>
+      <w:r>
+        <w:rPr>
+          <w:bCs/>
+          <w:b/>
+        </w:rPr>
+        <w:t xml:space="preserve"> </w:t>
+      </w:r>
+      <w:hyperlink r:id="rId62">
         <w:r>
           <w:rPr>
             <w:rStyle w:val="Hyperlink"/>
@@ -10142,7 +10555,7 @@
         <w:t xml:space="preserve"> </w:t>
       </w:r>
       <w:r>
-        <w:t xml:space="preserve">~2,000 FFE applications; SBE measurement no earlier than 2027.</w:t>
+        <w:t xml:space="preserve">~2,000 FFE applications; CY 2024 scope.</w:t>
       </w:r>
       <w:r>
         <w:t xml:space="preserve"> </w:t>
@@ -10180,7 +10593,7 @@
         <w:t xml:space="preserve"> </w:t>
       </w:r>
       <w:r>
-        <w:t xml:space="preserve">State Exchange improper payment measurement: state-specific sample sizes, three-year cycle, appeals.</w:t>
+        <w:t xml:space="preserve">State Exchange improper payment measurement: applicability beginning January 1, 2027 (§155.1605); three-year cycle (§155.1610); aggregate sample size allocated by expenditures, precision and prior rates (§155.1620); difference resolution and appeals (§155.1630).</w:t>
       </w:r>
       <w:r>
         <w:t xml:space="preserve"> </w:t>
@@ -10196,7 +10609,7 @@
         <w:t xml:space="preserve"> </w:t>
       </w:r>
       <w:r>
-        <w:t xml:space="preserve">the coming small-sample APTC setting.</w:t>
+        <w:t xml:space="preserve">the coming small-sample APTC setting and the source for the 2027 start.</w:t>
       </w:r>
     </w:p>
     <w:p>
@@ -10212,10 +10625,13 @@
           <w:bCs/>
           <w:b/>
         </w:rPr>
-        <w:t xml:space="preserve">P.L. 119-21 §71106 (2025)</w:t>
-      </w:r>
-      <w:r>
-        <w:t xml:space="preserve">, summarized by</w:t>
+        <w:t xml:space="preserve">P.L. 119-21 §71106 (July 4, 2025).</w:t>
+      </w:r>
+      <w:r>
+        <w:t xml:space="preserve"> </w:t>
+      </w:r>
+      <w:r>
+        <w:t xml:space="preserve">Disallows federal match on Medicaid eligibility improper payments above a 3% rate from October 1, 2029 and removes the good-faith waiver at 42 CFR 431.1010. Summarized by</w:t>
       </w:r>
       <w:r>
         <w:t xml:space="preserve"> </w:t>
@@ -10227,21 +10643,11 @@
             <w:bCs/>
             <w:b/>
           </w:rPr>
-          <w:t xml:space="preserve">Bipartisan Policy Center (2026)</w:t>
+          <w:t xml:space="preserve">Bipartisan Policy Center (April 8, 2026)</w:t>
         </w:r>
       </w:hyperlink>
       <w:r>
-        <w:rPr>
-          <w:bCs/>
-          <w:b/>
-        </w:rPr>
-        <w:t xml:space="preserve">.</w:t>
-      </w:r>
-      <w:r>
-        <w:t xml:space="preserve"> </w:t>
-      </w:r>
-      <w:r>
-        <w:t xml:space="preserve">Disallows federal match above a 3% eligibility error rate from October 1, 2029 and removes the good-faith waiver.</w:t>
+        <w:t xml:space="preserve">, which adds the PERM context.</w:t>
       </w:r>
       <w:r>
         <w:t xml:space="preserve"> </w:t>
@@ -10260,8 +10666,8 @@
         <w:t xml:space="preserve">turns state PERM eligibility estimates into financial determinations.</w:t>
       </w:r>
     </w:p>
-    <w:bookmarkEnd w:id="97"/>
-    <w:bookmarkStart w:id="101" w:name="b.-oversight-litigation-and-commentary"/>
+    <w:bookmarkEnd w:id="99"/>
+    <w:bookmarkStart w:id="102" w:name="b.-oversight-litigation-and-commentary"/>
     <w:p>
       <w:pPr>
         <w:pStyle w:val="Heading3"/>
@@ -10291,294 +10697,31 @@
           <w:b/>
         </w:rPr>
         <w:t xml:space="preserve"> </w:t>
-      </w:r>
-      <w:hyperlink r:id="rId98">
-        <w:r>
-          <w:rPr>
-            <w:rStyle w:val="Hyperlink"/>
-            <w:bCs/>
-            <w:b/>
-          </w:rPr>
-          <w:t xml:space="preserve">Payment Integrity: FY 2025 improper payment estimates</w:t>
-        </w:r>
-      </w:hyperlink>
-      <w:r>
-        <w:rPr>
-          <w:bCs/>
-          <w:b/>
-        </w:rPr>
-        <w:t xml:space="preserve">.</w:t>
-      </w:r>
-      <w:r>
-        <w:t xml:space="preserve"> </w:t>
-      </w:r>
-      <w:r>
-        <w:t xml:space="preserve">About $186 billion government-wide; Medicare Advantage $23.7 billion.</w:t>
-      </w:r>
-      <w:r>
-        <w:t xml:space="preserve"> </w:t>
-      </w:r>
-      <w:r>
-        <w:rPr>
-          <w:iCs/>
-          <w:i/>
-        </w:rPr>
-        <w:t xml:space="preserve">Use:</w:t>
-      </w:r>
-      <w:r>
-        <w:t xml:space="preserve"> </w:t>
-      </w:r>
-      <w:r>
-        <w:t xml:space="preserve">context and GAO’s standing concern that some estimates are unreliable.</w:t>
-      </w:r>
-    </w:p>
-    <w:p>
-      <w:pPr>
-        <w:numPr>
-          <w:ilvl w:val="0"/>
-          <w:numId w:val="1026"/>
-        </w:numPr>
-        <w:pStyle w:val="Compact"/>
-      </w:pPr>
-      <w:r>
-        <w:rPr>
-          <w:bCs/>
-          <w:b/>
-        </w:rPr>
-        <w:t xml:space="preserve">GAO (2016). GAO-16-76,</w:t>
-      </w:r>
-      <w:r>
-        <w:rPr>
-          <w:bCs/>
-          <w:b/>
-        </w:rPr>
-        <w:t xml:space="preserve"> </w:t>
-      </w:r>
-      <w:r>
-        <w:rPr>
-          <w:iCs/>
-          <w:i/>
-          <w:bCs/>
-          <w:b/>
-        </w:rPr>
-        <w:t xml:space="preserve">Medicare Advantage: Fundamental Improvements Needed in CMS’s Effort to Recover Substantial Amounts of Improper Payments</w:t>
-      </w:r>
-      <w:r>
-        <w:rPr>
-          <w:bCs/>
-          <w:b/>
-        </w:rPr>
-        <w:t xml:space="preserve">.</w:t>
-      </w:r>
-      <w:r>
-        <w:t xml:space="preserve"> </w:t>
-      </w:r>
-      <w:r>
-        <w:t xml:space="preserve">Critiques RADV contract selection and timeliness.</w:t>
-      </w:r>
-      <w:r>
-        <w:t xml:space="preserve"> </w:t>
-      </w:r>
-      <w:r>
-        <w:rPr>
-          <w:iCs/>
-          <w:i/>
-        </w:rPr>
-        <w:t xml:space="preserve">Use:</w:t>
-      </w:r>
-      <w:r>
-        <w:t xml:space="preserve"> </w:t>
-      </w:r>
-      <w:r>
-        <w:t xml:space="preserve">background on RADV design weaknesses.</w:t>
-      </w:r>
-    </w:p>
-    <w:p>
-      <w:pPr>
-        <w:numPr>
-          <w:ilvl w:val="0"/>
-          <w:numId w:val="1026"/>
-        </w:numPr>
-        <w:pStyle w:val="Compact"/>
-      </w:pPr>
-      <w:r>
-        <w:rPr>
-          <w:bCs/>
-          <w:b/>
-        </w:rPr>
-        <w:t xml:space="preserve">HHS OIG (2026).</w:t>
-      </w:r>
-      <w:r>
-        <w:rPr>
-          <w:bCs/>
-          <w:b/>
-        </w:rPr>
-        <w:t xml:space="preserve"> </w:t>
-      </w:r>
-      <w:hyperlink r:id="rId99">
-        <w:r>
-          <w:rPr>
-            <w:rStyle w:val="Hyperlink"/>
-            <w:bCs/>
-            <w:b/>
-          </w:rPr>
-          <w:t xml:space="preserve">HHS compliance with PIIA, FY 2025</w:t>
-        </w:r>
-      </w:hyperlink>
-      <w:r>
-        <w:rPr>
-          <w:bCs/>
-          <w:b/>
-        </w:rPr>
-        <w:t xml:space="preserve">.</w:t>
-      </w:r>
-      <w:r>
-        <w:t xml:space="preserve"> </w:t>
-      </w:r>
-      <w:r>
-        <w:t xml:space="preserve">Annual review that includes S&amp;EMP evaluation.</w:t>
-      </w:r>
-      <w:r>
-        <w:t xml:space="preserve"> </w:t>
-      </w:r>
-      <w:r>
-        <w:rPr>
-          <w:iCs/>
-          <w:i/>
-        </w:rPr>
-        <w:t xml:space="preserve">Use:</w:t>
-      </w:r>
-      <w:r>
-        <w:t xml:space="preserve"> </w:t>
-      </w:r>
-      <w:r>
-        <w:t xml:space="preserve">the reviewer of any CMS method change.</w:t>
-      </w:r>
-    </w:p>
-    <w:p>
-      <w:pPr>
-        <w:numPr>
-          <w:ilvl w:val="0"/>
-          <w:numId w:val="1026"/>
-        </w:numPr>
-        <w:pStyle w:val="Compact"/>
-      </w:pPr>
-      <w:r>
-        <w:rPr>
-          <w:bCs/>
-          <w:b/>
-        </w:rPr>
-        <w:t xml:space="preserve">Department of Education OIG (2025).</w:t>
-      </w:r>
-      <w:r>
-        <w:rPr>
-          <w:bCs/>
-          <w:b/>
-        </w:rPr>
-        <w:t xml:space="preserve"> </w:t>
-      </w:r>
-      <w:hyperlink r:id="rId26">
-        <w:r>
-          <w:rPr>
-            <w:rStyle w:val="Hyperlink"/>
-            <w:bCs/>
-            <w:b/>
-          </w:rPr>
-          <w:t xml:space="preserve">Compliance with PIIA</w:t>
-        </w:r>
-      </w:hyperlink>
-      <w:r>
-        <w:rPr>
-          <w:bCs/>
-          <w:b/>
-        </w:rPr>
-        <w:t xml:space="preserve">.</w:t>
-      </w:r>
-      <w:r>
-        <w:t xml:space="preserve"> </w:t>
-      </w:r>
-      <w:r>
-        <w:t xml:space="preserve">Found estimates unreliable because confidence intervals were inaccurate.</w:t>
-      </w:r>
-      <w:r>
-        <w:t xml:space="preserve"> </w:t>
-      </w:r>
-      <w:r>
-        <w:rPr>
-          <w:iCs/>
-          <w:i/>
-        </w:rPr>
-        <w:t xml:space="preserve">Use:</w:t>
-      </w:r>
-      <w:r>
-        <w:t xml:space="preserve"> </w:t>
-      </w:r>
-      <w:r>
-        <w:t xml:space="preserve">precedent that interval validity is audited.</w:t>
-      </w:r>
-    </w:p>
-    <w:p>
-      <w:pPr>
-        <w:numPr>
-          <w:ilvl w:val="0"/>
-          <w:numId w:val="1026"/>
-        </w:numPr>
-        <w:pStyle w:val="Compact"/>
-      </w:pPr>
-      <w:r>
-        <w:rPr>
-          <w:iCs/>
-          <w:i/>
-          <w:bCs/>
-          <w:b/>
-        </w:rPr>
-        <w:t xml:space="preserve">Humana Inc. v. Becerra</w:t>
-      </w:r>
-      <w:r>
-        <w:rPr>
-          <w:bCs/>
-          <w:b/>
-        </w:rPr>
-        <w:t xml:space="preserve">, 801 F. Supp. 3d 624 (N.D. Tex. 2025)</w:t>
-      </w:r>
-      <w:r>
-        <w:t xml:space="preserve">; appeal</w:t>
-      </w:r>
-      <w:r>
-        <w:t xml:space="preserve"> </w:t>
-      </w:r>
-      <w:r>
-        <w:rPr>
-          <w:iCs/>
-          <w:i/>
-          <w:bCs/>
-          <w:b/>
-        </w:rPr>
-        <w:t xml:space="preserve">Humana v. Kennedy</w:t>
-      </w:r>
-      <w:r>
-        <w:rPr>
-          <w:bCs/>
-          <w:b/>
-        </w:rPr>
-        <w:t xml:space="preserve">, No. 25-11293 (5th Cir.)</w:t>
-      </w:r>
-      <w:r>
-        <w:t xml:space="preserve"> </w:t>
-      </w:r>
-      <w:r>
-        <w:t xml:space="preserve">(</w:t>
       </w:r>
       <w:hyperlink r:id="rId100">
         <w:r>
           <w:rPr>
             <w:rStyle w:val="Hyperlink"/>
+            <w:iCs/>
+            <w:i/>
+            <w:bCs/>
+            <w:b/>
           </w:rPr>
-          <w:t xml:space="preserve">government brief</w:t>
+          <w:t xml:space="preserve">Payment Integrity: Agencies’ Estimated Improper Payments Increased to $186 Billion in Fiscal Year 2025</w:t>
         </w:r>
       </w:hyperlink>
       <w:r>
-        <w:t xml:space="preserve">). Vacated the 2023 RADV rule on procedural grounds.</w:t>
+        <w:rPr>
+          <w:bCs/>
+          <w:b/>
+        </w:rPr>
+        <w:t xml:space="preserve">.</w:t>
+      </w:r>
+      <w:r>
+        <w:t xml:space="preserve"> </w:t>
+      </w:r>
+      <w:r>
+        <w:t xml:space="preserve">GAO-26-108694, April 27, 2026. About $186 billion government-wide; Medicare Advantage $23.7 billion (6.1%).</w:t>
       </w:r>
       <w:r>
         <w:t xml:space="preserve"> </w:t>
@@ -10594,7 +10737,7 @@
         <w:t xml:space="preserve"> </w:t>
       </w:r>
       <w:r>
-        <w:t xml:space="preserve">the legal status of extrapolation.</w:t>
+        <w:t xml:space="preserve">context and GAO’s standing concern that some estimates are unreliable.</w:t>
       </w:r>
     </w:p>
     <w:p>
@@ -10605,26 +10748,272 @@
         </w:numPr>
         <w:pStyle w:val="Compact"/>
       </w:pPr>
-      <w:hyperlink r:id="rId46">
+      <w:r>
+        <w:rPr>
+          <w:bCs/>
+          <w:b/>
+        </w:rPr>
+        <w:t xml:space="preserve">GAO (2016). GAO-16-76,</w:t>
+      </w:r>
+      <w:r>
+        <w:rPr>
+          <w:bCs/>
+          <w:b/>
+        </w:rPr>
+        <w:t xml:space="preserve"> </w:t>
+      </w:r>
+      <w:r>
+        <w:rPr>
+          <w:iCs/>
+          <w:i/>
+          <w:bCs/>
+          <w:b/>
+        </w:rPr>
+        <w:t xml:space="preserve">Medicare Advantage: Fundamental Improvements Needed in CMS’s Effort to Recover Substantial Amounts of Improper Payments</w:t>
+      </w:r>
+      <w:r>
+        <w:t xml:space="preserve"> </w:t>
+      </w:r>
+      <w:r>
+        <w:t xml:space="preserve">(April 8, 2016). Critiques RADV contract selection and timeliness; does not address the extrapolation method.</w:t>
+      </w:r>
+      <w:r>
+        <w:t xml:space="preserve"> </w:t>
+      </w:r>
+      <w:r>
+        <w:rPr>
+          <w:iCs/>
+          <w:i/>
+        </w:rPr>
+        <w:t xml:space="preserve">Use:</w:t>
+      </w:r>
+      <w:r>
+        <w:t xml:space="preserve"> </w:t>
+      </w:r>
+      <w:r>
+        <w:t xml:space="preserve">background on RADV design weaknesses.</w:t>
+      </w:r>
+    </w:p>
+    <w:p>
+      <w:pPr>
+        <w:numPr>
+          <w:ilvl w:val="0"/>
+          <w:numId w:val="1026"/>
+        </w:numPr>
+        <w:pStyle w:val="Compact"/>
+      </w:pPr>
+      <w:r>
+        <w:rPr>
+          <w:bCs/>
+          <w:b/>
+        </w:rPr>
+        <w:t xml:space="preserve">HHS OIG (2026).</w:t>
+      </w:r>
+      <w:r>
+        <w:rPr>
+          <w:bCs/>
+          <w:b/>
+        </w:rPr>
+        <w:t xml:space="preserve"> </w:t>
+      </w:r>
+      <w:hyperlink r:id="rId31">
         <w:r>
           <w:rPr>
             <w:rStyle w:val="Hyperlink"/>
+            <w:iCs/>
+            <w:i/>
             <w:bCs/>
             <w:b/>
           </w:rPr>
-          <w:t xml:space="preserve">Milliman (2025)</w:t>
+          <w:t xml:space="preserve">HHS Met Many Requirements, but Did Not Fully Comply With the Payment Integrity Information Act of 2019 for Fiscal Year 2025</w:t>
         </w:r>
       </w:hyperlink>
       <w:r>
-        <w:t xml:space="preserve"> </w:t>
-      </w:r>
-      <w:r>
-        <w:t xml:space="preserve">and</w:t>
-      </w:r>
-      <w:r>
-        <w:t xml:space="preserve"> </w:t>
-      </w:r>
-      <w:hyperlink r:id="rId47">
+        <w:rPr>
+          <w:bCs/>
+          <w:b/>
+        </w:rPr>
+        <w:t xml:space="preserve">.</w:t>
+      </w:r>
+      <w:r>
+        <w:t xml:space="preserve"> </w:t>
+      </w:r>
+      <w:r>
+        <w:t xml:space="preserve">OAS-26-17-042, August 2026. Annual review that includes S&amp;EMP evaluation (CCDF, Medicare FFS and the revised Part D plan).</w:t>
+      </w:r>
+      <w:r>
+        <w:t xml:space="preserve"> </w:t>
+      </w:r>
+      <w:r>
+        <w:rPr>
+          <w:iCs/>
+          <w:i/>
+        </w:rPr>
+        <w:t xml:space="preserve">Use:</w:t>
+      </w:r>
+      <w:r>
+        <w:t xml:space="preserve"> </w:t>
+      </w:r>
+      <w:r>
+        <w:t xml:space="preserve">the reviewer of any CMS method change; source for HHS’s FY 2025 non-compliance.</w:t>
+      </w:r>
+    </w:p>
+    <w:p>
+      <w:pPr>
+        <w:numPr>
+          <w:ilvl w:val="0"/>
+          <w:numId w:val="1026"/>
+        </w:numPr>
+        <w:pStyle w:val="Compact"/>
+      </w:pPr>
+      <w:r>
+        <w:rPr>
+          <w:bCs/>
+          <w:b/>
+        </w:rPr>
+        <w:t xml:space="preserve">Department of Education OIG (2026).</w:t>
+      </w:r>
+      <w:r>
+        <w:rPr>
+          <w:bCs/>
+          <w:b/>
+        </w:rPr>
+        <w:t xml:space="preserve"> </w:t>
+      </w:r>
+      <w:hyperlink r:id="rId25">
+        <w:r>
+          <w:rPr>
+            <w:rStyle w:val="Hyperlink"/>
+            <w:iCs/>
+            <w:i/>
+            <w:bCs/>
+            <w:b/>
+          </w:rPr>
+          <w:t xml:space="preserve">U.S. Department of Education’s Compliance with Payment Integrity Information Reporting Requirements for Fiscal Year 2025</w:t>
+        </w:r>
+      </w:hyperlink>
+      <w:r>
+        <w:rPr>
+          <w:bCs/>
+          <w:b/>
+        </w:rPr>
+        <w:t xml:space="preserve">.</w:t>
+      </w:r>
+      <w:r>
+        <w:t xml:space="preserve"> </w:t>
+      </w:r>
+      <w:r>
+        <w:t xml:space="preserve">ED-OIG/A26DC0288, August 4, 2026. Found Pell Grant and Direct Loan estimates unreliable because nonrandom student-level sampling made the confidence intervals inaccurate; a repeat finding since FY 2019 (the FY 2024 report is A25DC0225, May 27, 2025).</w:t>
+      </w:r>
+      <w:r>
+        <w:t xml:space="preserve"> </w:t>
+      </w:r>
+      <w:r>
+        <w:rPr>
+          <w:iCs/>
+          <w:i/>
+        </w:rPr>
+        <w:t xml:space="preserve">Use:</w:t>
+      </w:r>
+      <w:r>
+        <w:t xml:space="preserve"> </w:t>
+      </w:r>
+      <w:r>
+        <w:t xml:space="preserve">precedent that interval validity is audited.</w:t>
+      </w:r>
+    </w:p>
+    <w:p>
+      <w:pPr>
+        <w:numPr>
+          <w:ilvl w:val="0"/>
+          <w:numId w:val="1026"/>
+        </w:numPr>
+        <w:pStyle w:val="Compact"/>
+      </w:pPr>
+      <w:r>
+        <w:rPr>
+          <w:iCs/>
+          <w:i/>
+          <w:bCs/>
+          <w:b/>
+        </w:rPr>
+        <w:t xml:space="preserve">Humana Inc. v. Becerra</w:t>
+      </w:r>
+      <w:r>
+        <w:rPr>
+          <w:bCs/>
+          <w:b/>
+        </w:rPr>
+        <w:t xml:space="preserve">, No. 4:23-cv-00909-O (N.D. Tex. Sept. 25, 2025)</w:t>
+      </w:r>
+      <w:r>
+        <w:t xml:space="preserve">, appeal docketed,</w:t>
+      </w:r>
+      <w:r>
+        <w:t xml:space="preserve"> </w:t>
+      </w:r>
+      <w:r>
+        <w:rPr>
+          <w:iCs/>
+          <w:i/>
+          <w:bCs/>
+          <w:b/>
+        </w:rPr>
+        <w:t xml:space="preserve">Humana Inc. v. Kennedy</w:t>
+      </w:r>
+      <w:r>
+        <w:rPr>
+          <w:bCs/>
+          <w:b/>
+        </w:rPr>
+        <w:t xml:space="preserve">, No. 25-11293 (5th Cir.)</w:t>
+      </w:r>
+      <w:r>
+        <w:t xml:space="preserve"> </w:t>
+      </w:r>
+      <w:r>
+        <w:t xml:space="preserve">(argued October 5, 2026;</w:t>
+      </w:r>
+      <w:r>
+        <w:t xml:space="preserve"> </w:t>
+      </w:r>
+      <w:hyperlink r:id="rId101">
+        <w:r>
+          <w:rPr>
+            <w:rStyle w:val="Hyperlink"/>
+          </w:rPr>
+          <w:t xml:space="preserve">government opening brief</w:t>
+        </w:r>
+      </w:hyperlink>
+      <w:r>
+        <w:t xml:space="preserve">, March 21, 2026). Vacated the 2023 RADV rule on procedural grounds under the Administrative Procedure Act. No reporter citation has been confirmed for the district court opinion.</w:t>
+      </w:r>
+      <w:r>
+        <w:t xml:space="preserve"> </w:t>
+      </w:r>
+      <w:r>
+        <w:rPr>
+          <w:iCs/>
+          <w:i/>
+        </w:rPr>
+        <w:t xml:space="preserve">Use:</w:t>
+      </w:r>
+      <w:r>
+        <w:t xml:space="preserve"> </w:t>
+      </w:r>
+      <w:r>
+        <w:t xml:space="preserve">the legal status of extrapolation.</w:t>
+      </w:r>
+    </w:p>
+    <w:p>
+      <w:pPr>
+        <w:numPr>
+          <w:ilvl w:val="0"/>
+          <w:numId w:val="1026"/>
+        </w:numPr>
+        <w:pStyle w:val="Compact"/>
+      </w:pPr>
+      <w:hyperlink r:id="rId45">
         <w:r>
           <w:rPr>
             <w:rStyle w:val="Hyperlink"/>
@@ -10645,7 +11034,7 @@
         <w:t xml:space="preserve"> </w:t>
       </w:r>
       <w:r>
-        <w:t xml:space="preserve">The vacatur and the Fifth Circuit argument.</w:t>
+        <w:t xml:space="preserve">Report on the Fifth Circuit argument.</w:t>
       </w:r>
       <w:r>
         <w:t xml:space="preserve"> </w:t>
@@ -10661,7 +11050,7 @@
         <w:t xml:space="preserve"> </w:t>
       </w:r>
       <w:r>
-        <w:t xml:space="preserve">litigation timeline.</w:t>
+        <w:t xml:space="preserve">the date of argument.</w:t>
       </w:r>
     </w:p>
     <w:p>
@@ -10686,7 +11075,7 @@
         </w:rPr>
         <w:t xml:space="preserve"> </w:t>
       </w:r>
-      <w:hyperlink r:id="rId44">
+      <w:hyperlink r:id="rId43">
         <w:r>
           <w:rPr>
             <w:rStyle w:val="Hyperlink"/>
@@ -10707,7 +11096,14 @@
         <w:t xml:space="preserve"> </w:t>
       </w:r>
       <w:r>
-        <w:t xml:space="preserve">AHLA. Compares 2012, PY 2018 and PY 2019 sampling and extrapolation.</w:t>
+        <w:rPr>
+          <w:iCs/>
+          <w:i/>
+        </w:rPr>
+        <w:t xml:space="preserve">Health Law Weekly</w:t>
+      </w:r>
+      <w:r>
+        <w:t xml:space="preserve">, American Health Law Association, September 5, 2025. Compares 2012, PY 2018 and PY 2019 sampling and extrapolation.</w:t>
       </w:r>
       <w:r>
         <w:t xml:space="preserve"> </w:t>
@@ -10723,7 +11119,7 @@
         <w:t xml:space="preserve"> </w:t>
       </w:r>
       <w:r>
-        <w:t xml:space="preserve">the only public side-by-side of RADV statistical regimes.</w:t>
+        <w:t xml:space="preserve">the only public side-by-side of RADV statistical regimes, and the only public description of the PY 2018 design.</w:t>
       </w:r>
     </w:p>
     <w:p>
@@ -10734,7 +11130,7 @@
         </w:numPr>
         <w:pStyle w:val="Compact"/>
       </w:pPr>
-      <w:hyperlink r:id="rId28">
+      <w:hyperlink r:id="rId27">
         <w:r>
           <w:rPr>
             <w:rStyle w:val="Hyperlink"/>
@@ -10774,8 +11170,8 @@
         <w:t xml:space="preserve">PERM sample-size context.</w:t>
       </w:r>
     </w:p>
-    <w:bookmarkEnd w:id="101"/>
-    <w:bookmarkStart w:id="102" w:name="X4111024e427106dfbe4acdbbbb1b10b6dbde165"/>
+    <w:bookmarkEnd w:id="102"/>
+    <w:bookmarkStart w:id="104" w:name="X4111024e427106dfbe4acdbbbb1b10b6dbde165"/>
     <w:p>
       <w:pPr>
         <w:pStyle w:val="Heading3"/>
@@ -10797,6 +11193,123 @@
           <w:bCs/>
           <w:b/>
         </w:rPr>
+        <w:t xml:space="preserve">Stringer KW (1963).</w:t>
+      </w:r>
+      <w:r>
+        <w:t xml:space="preserve"> </w:t>
+      </w:r>
+      <w:r>
+        <w:t xml:space="preserve">Practical aspects of statistical sampling in auditing.</w:t>
+      </w:r>
+      <w:r>
+        <w:t xml:space="preserve"> </w:t>
+      </w:r>
+      <w:r>
+        <w:rPr>
+          <w:iCs/>
+          <w:i/>
+        </w:rPr>
+        <w:t xml:space="preserve">Proceedings of the Business and Economic Statistics Section, American Statistical Association</w:t>
+      </w:r>
+      <w:r>
+        <w:t xml:space="preserve">, 405–411. Origin of the Stringer bound and monetary-unit sampling.</w:t>
+      </w:r>
+      <w:r>
+        <w:t xml:space="preserve"> </w:t>
+      </w:r>
+      <w:r>
+        <w:rPr>
+          <w:iCs/>
+          <w:i/>
+        </w:rPr>
+        <w:t xml:space="preserve">Use:</w:t>
+      </w:r>
+      <w:r>
+        <w:t xml:space="preserve"> </w:t>
+      </w:r>
+      <w:r>
+        <w:t xml:space="preserve">the source for</w:t>
+      </w:r>
+      <w:r>
+        <w:t xml:space="preserve"> </w:t>
+      </w:r>
+      <w:r>
+        <w:t xml:space="preserve">“</w:t>
+      </w:r>
+      <w:r>
+        <w:t xml:space="preserve">Stringer-type bounds.</w:t>
+      </w:r>
+      <w:r>
+        <w:t xml:space="preserve">”</w:t>
+      </w:r>
+    </w:p>
+    <w:p>
+      <w:pPr>
+        <w:numPr>
+          <w:ilvl w:val="0"/>
+          <w:numId w:val="1027"/>
+        </w:numPr>
+        <w:pStyle w:val="Compact"/>
+      </w:pPr>
+      <w:r>
+        <w:rPr>
+          <w:bCs/>
+          <w:b/>
+        </w:rPr>
+        <w:t xml:space="preserve">Kaplan RS (1973).</w:t>
+      </w:r>
+      <w:r>
+        <w:t xml:space="preserve"> </w:t>
+      </w:r>
+      <w:r>
+        <w:t xml:space="preserve">Statistical sampling in auditing with auxiliary information estimators.</w:t>
+      </w:r>
+      <w:r>
+        <w:t xml:space="preserve"> </w:t>
+      </w:r>
+      <w:r>
+        <w:rPr>
+          <w:iCs/>
+          <w:i/>
+        </w:rPr>
+        <w:t xml:space="preserve">Journal of Accounting Research</w:t>
+      </w:r>
+      <w:r>
+        <w:t xml:space="preserve"> </w:t>
+      </w:r>
+      <w:r>
+        <w:t xml:space="preserve">11(2):238–258. First to recognize that the zero/nonzero mixture of audit populations undermines difference, ratio and regression estimators.</w:t>
+      </w:r>
+      <w:r>
+        <w:t xml:space="preserve"> </w:t>
+      </w:r>
+      <w:r>
+        <w:rPr>
+          <w:iCs/>
+          <w:i/>
+        </w:rPr>
+        <w:t xml:space="preserve">Use:</w:t>
+      </w:r>
+      <w:r>
+        <w:t xml:space="preserve"> </w:t>
+      </w:r>
+      <w:r>
+        <w:t xml:space="preserve">origin of the mixture-population problem.</w:t>
+      </w:r>
+    </w:p>
+    <w:p>
+      <w:pPr>
+        <w:numPr>
+          <w:ilvl w:val="0"/>
+          <w:numId w:val="1027"/>
+        </w:numPr>
+        <w:pStyle w:val="Compact"/>
+      </w:pPr>
+      <w:r>
+        <w:rPr>
+          <w:bCs/>
+          <w:b/>
+        </w:rPr>
         <w:t xml:space="preserve">Neter J, Loebbecke JK (1975).</w:t>
       </w:r>
       <w:r>
@@ -10813,7 +11326,7 @@
         <w:t xml:space="preserve"> </w:t>
       </w:r>
       <w:r>
-        <w:t xml:space="preserve">AICPA. Real accounting populations show normal-theory intervals missing nominal coverage at low error rates.</w:t>
+        <w:t xml:space="preserve">Auditing Research Monograph No. 2. New York: AICPA. Real accounting populations show normal-theory intervals missing nominal coverage at low error rates.</w:t>
       </w:r>
       <w:r>
         <w:t xml:space="preserve"> </w:t>
@@ -10845,6 +11358,114 @@
           <w:bCs/>
           <w:b/>
         </w:rPr>
+        <w:t xml:space="preserve">Fienberg SE, Neter J, Leitch RA (1977).</w:t>
+      </w:r>
+      <w:r>
+        <w:t xml:space="preserve"> </w:t>
+      </w:r>
+      <w:r>
+        <w:t xml:space="preserve">Estimating the total overstatement error in accounting populations.</w:t>
+      </w:r>
+      <w:r>
+        <w:t xml:space="preserve"> </w:t>
+      </w:r>
+      <w:r>
+        <w:rPr>
+          <w:iCs/>
+          <w:i/>
+        </w:rPr>
+        <w:t xml:space="preserve">Journal of the American Statistical Association</w:t>
+      </w:r>
+      <w:r>
+        <w:t xml:space="preserve"> </w:t>
+      </w:r>
+      <w:r>
+        <w:t xml:space="preserve">72(358):295–302. The multinomial bound for overstatement error.</w:t>
+      </w:r>
+      <w:r>
+        <w:t xml:space="preserve"> </w:t>
+      </w:r>
+      <w:r>
+        <w:rPr>
+          <w:iCs/>
+          <w:i/>
+        </w:rPr>
+        <w:t xml:space="preserve">Use:</w:t>
+      </w:r>
+      <w:r>
+        <w:t xml:space="preserve"> </w:t>
+      </w:r>
+      <w:r>
+        <w:t xml:space="preserve">an alternative to the Stringer bound in the same low-error regime.</w:t>
+      </w:r>
+    </w:p>
+    <w:p>
+      <w:pPr>
+        <w:numPr>
+          <w:ilvl w:val="0"/>
+          <w:numId w:val="1027"/>
+        </w:numPr>
+        <w:pStyle w:val="Compact"/>
+      </w:pPr>
+      <w:r>
+        <w:rPr>
+          <w:bCs/>
+          <w:b/>
+        </w:rPr>
+        <w:t xml:space="preserve">Cox DR, Snell EJ (1979).</w:t>
+      </w:r>
+      <w:r>
+        <w:t xml:space="preserve"> </w:t>
+      </w:r>
+      <w:r>
+        <w:t xml:space="preserve">On sampling and the estimation of rare errors.</w:t>
+      </w:r>
+      <w:r>
+        <w:t xml:space="preserve"> </w:t>
+      </w:r>
+      <w:r>
+        <w:rPr>
+          <w:iCs/>
+          <w:i/>
+        </w:rPr>
+        <w:t xml:space="preserve">Biometrika</w:t>
+      </w:r>
+      <w:r>
+        <w:t xml:space="preserve"> </w:t>
+      </w:r>
+      <w:r>
+        <w:t xml:space="preserve">66(1):125–132. The canonical model for sampling and estimating rare errors.</w:t>
+      </w:r>
+      <w:r>
+        <w:t xml:space="preserve"> </w:t>
+      </w:r>
+      <w:r>
+        <w:rPr>
+          <w:iCs/>
+          <w:i/>
+        </w:rPr>
+        <w:t xml:space="preserve">Use:</w:t>
+      </w:r>
+      <w:r>
+        <w:t xml:space="preserve"> </w:t>
+      </w:r>
+      <w:r>
+        <w:t xml:space="preserve">the rare-error setting of EIPM and the sparse error components of every program.</w:t>
+      </w:r>
+    </w:p>
+    <w:p>
+      <w:pPr>
+        <w:numPr>
+          <w:ilvl w:val="0"/>
+          <w:numId w:val="1027"/>
+        </w:numPr>
+        <w:pStyle w:val="Compact"/>
+      </w:pPr>
+      <w:r>
+        <w:rPr>
+          <w:bCs/>
+          <w:b/>
+        </w:rPr>
         <w:t xml:space="preserve">Panel on Nonstandard Mixtures of Distributions, National Research Council (1988).</w:t>
       </w:r>
       <w:r>
@@ -10855,13 +11476,13 @@
           <w:iCs/>
           <w:i/>
         </w:rPr>
-        <w:t xml:space="preserve">Statistical Models and Analysis in Auditing.</w:t>
-      </w:r>
-      <w:r>
-        <w:t xml:space="preserve"> </w:t>
-      </w:r>
-      <w:r>
-        <w:t xml:space="preserve">National Academy Press. Frames audit data as a zero/nonzero mixture and reviews bounds.</w:t>
+        <w:t xml:space="preserve">Statistical Models and Analysis in Auditing: A Study of Statistical Models and Methods for Analyzing Nonstandard Mixtures of Distributions in Auditing.</w:t>
+      </w:r>
+      <w:r>
+        <w:t xml:space="preserve"> </w:t>
+      </w:r>
+      <w:r>
+        <w:t xml:space="preserve">Washington, DC: National Academy Press (ISBN 0-309-07817-2). Frames audit data as a zero/nonzero mixture and reviews bounds.</w:t>
       </w:r>
       <w:r>
         <w:t xml:space="preserve"> </w:t>
@@ -10947,6 +11568,168 @@
           <w:bCs/>
           <w:b/>
         </w:rPr>
+        <w:t xml:space="preserve">Bickel PJ (1992).</w:t>
+      </w:r>
+      <w:r>
+        <w:t xml:space="preserve"> </w:t>
+      </w:r>
+      <w:r>
+        <w:t xml:space="preserve">Inference and auditing: the Stringer bound.</w:t>
+      </w:r>
+      <w:r>
+        <w:t xml:space="preserve"> </w:t>
+      </w:r>
+      <w:r>
+        <w:rPr>
+          <w:iCs/>
+          <w:i/>
+        </w:rPr>
+        <w:t xml:space="preserve">International Statistical Review</w:t>
+      </w:r>
+      <w:r>
+        <w:t xml:space="preserve"> </w:t>
+      </w:r>
+      <w:r>
+        <w:t xml:space="preserve">60(2):197–209. Theoretical analysis of why the Stringer bound is conservative.</w:t>
+      </w:r>
+      <w:r>
+        <w:t xml:space="preserve"> </w:t>
+      </w:r>
+      <w:r>
+        <w:rPr>
+          <w:iCs/>
+          <w:i/>
+        </w:rPr>
+        <w:t xml:space="preserve">Use:</w:t>
+      </w:r>
+      <w:r>
+        <w:t xml:space="preserve"> </w:t>
+      </w:r>
+      <w:r>
+        <w:t xml:space="preserve">the theory behind MUS conservatism.</w:t>
+      </w:r>
+    </w:p>
+    <w:p>
+      <w:pPr>
+        <w:numPr>
+          <w:ilvl w:val="0"/>
+          <w:numId w:val="1027"/>
+        </w:numPr>
+        <w:pStyle w:val="Compact"/>
+      </w:pPr>
+      <w:r>
+        <w:rPr>
+          <w:bCs/>
+          <w:b/>
+        </w:rPr>
+        <w:t xml:space="preserve">Rohrbach KJ (1993).</w:t>
+      </w:r>
+      <w:r>
+        <w:t xml:space="preserve"> </w:t>
+      </w:r>
+      <w:r>
+        <w:t xml:space="preserve">Variance augmentation to achieve nominal coverage probability in sampling from audit populations.</w:t>
+      </w:r>
+      <w:r>
+        <w:t xml:space="preserve"> </w:t>
+      </w:r>
+      <w:r>
+        <w:rPr>
+          <w:iCs/>
+          <w:i/>
+        </w:rPr>
+        <w:t xml:space="preserve">Auditing: A Journal of Practice &amp; Theory</w:t>
+      </w:r>
+      <w:r>
+        <w:t xml:space="preserve"> </w:t>
+      </w:r>
+      <w:r>
+        <w:t xml:space="preserve">12(2):79–97 (end page to verify). Inflates the variance estimate so that the interval reaches nominal coverage in audit populations.</w:t>
+      </w:r>
+      <w:r>
+        <w:t xml:space="preserve"> </w:t>
+      </w:r>
+      <w:r>
+        <w:rPr>
+          <w:iCs/>
+          <w:i/>
+        </w:rPr>
+        <w:t xml:space="preserve">Use:</w:t>
+      </w:r>
+      <w:r>
+        <w:t xml:space="preserve"> </w:t>
+      </w:r>
+      <w:r>
+        <w:t xml:space="preserve">a direct precursor of the coverage problem this review addresses.</w:t>
+      </w:r>
+    </w:p>
+    <w:p>
+      <w:pPr>
+        <w:numPr>
+          <w:ilvl w:val="0"/>
+          <w:numId w:val="1027"/>
+        </w:numPr>
+        <w:pStyle w:val="Compact"/>
+      </w:pPr>
+      <w:r>
+        <w:rPr>
+          <w:bCs/>
+          <w:b/>
+        </w:rPr>
+        <w:t xml:space="preserve">Howard RC (1994).</w:t>
+      </w:r>
+      <w:r>
+        <w:t xml:space="preserve"> </w:t>
+      </w:r>
+      <w:r>
+        <w:t xml:space="preserve">A combined bound for errors in auditing based on Hoeffding’s inequality and the bootstrap.</w:t>
+      </w:r>
+      <w:r>
+        <w:t xml:space="preserve"> </w:t>
+      </w:r>
+      <w:r>
+        <w:rPr>
+          <w:iCs/>
+          <w:i/>
+        </w:rPr>
+        <w:t xml:space="preserve">Journal of Business &amp; Economic Statistics</w:t>
+      </w:r>
+      <w:r>
+        <w:t xml:space="preserve"> </w:t>
+      </w:r>
+      <w:r>
+        <w:t xml:space="preserve">12(2):437–448.</w:t>
+      </w:r>
+      <w:r>
+        <w:t xml:space="preserve"> </w:t>
+      </w:r>
+      <w:r>
+        <w:rPr>
+          <w:iCs/>
+          <w:i/>
+        </w:rPr>
+        <w:t xml:space="preserve">Use:</w:t>
+      </w:r>
+      <w:r>
+        <w:t xml:space="preserve"> </w:t>
+      </w:r>
+      <w:r>
+        <w:t xml:space="preserve">a bootstrap bound for audit populations; sits between Biddle et al. (1990) and Helmers (2000).</w:t>
+      </w:r>
+    </w:p>
+    <w:p>
+      <w:pPr>
+        <w:numPr>
+          <w:ilvl w:val="0"/>
+          <w:numId w:val="1027"/>
+        </w:numPr>
+        <w:pStyle w:val="Compact"/>
+      </w:pPr>
+      <w:r>
+        <w:rPr>
+          <w:bCs/>
+          <w:b/>
+        </w:rPr>
         <w:t xml:space="preserve">Kvanli AH, Shen YK, Deng LY (1998).</w:t>
       </w:r>
       <w:r>
@@ -11001,16 +11784,16 @@
           <w:bCs/>
           <w:b/>
         </w:rPr>
-        <w:t xml:space="preserve">Kvanli AH, Schauer R.</w:t>
-      </w:r>
-      <w:r>
-        <w:rPr>
-          <w:bCs/>
-          <w:b/>
-        </w:rPr>
-        <w:t xml:space="preserve"> </w:t>
-      </w:r>
-      <w:hyperlink r:id="rId70">
+        <w:t xml:space="preserve">Kvanli AH, Schauer R (n.d.).</w:t>
+      </w:r>
+      <w:r>
+        <w:rPr>
+          <w:bCs/>
+          <w:b/>
+        </w:rPr>
+        <w:t xml:space="preserve"> </w:t>
+      </w:r>
+      <w:hyperlink r:id="rId72">
         <w:r>
           <w:rPr>
             <w:rStyle w:val="Hyperlink"/>
@@ -11031,7 +11814,7 @@
         <w:t xml:space="preserve"> </w:t>
       </w:r>
       <w:r>
-        <w:t xml:space="preserve">Multistate Tax Commission. Simulations and real samples show BCa lower limits closer to nominal and far less conservative than traditional limits when errors are rare.</w:t>
+        <w:t xml:space="preserve">Unpublished manuscript, hosted by the Multistate Tax Commission; undated, no venue. Simulations (2%, 5% and 10% error populations; exponential error sizes; 5,000 samples per cell; 1,000 BCa resamples) and twelve real samples show BCa lower limits closer to nominal and far less conservative than traditional limits when errors are rare, with the gain fading after about 30 expected errors.</w:t>
       </w:r>
       <w:r>
         <w:t xml:space="preserve"> </w:t>
@@ -11072,7 +11855,7 @@
         </w:rPr>
         <w:t xml:space="preserve"> </w:t>
       </w:r>
-      <w:hyperlink r:id="rId75">
+      <w:hyperlink r:id="rId77">
         <w:r>
           <w:rPr>
             <w:rStyle w:val="Hyperlink"/>
@@ -11135,7 +11918,7 @@
           <w:bCs/>
           <w:b/>
         </w:rPr>
-        <w:t xml:space="preserve">Edwards D, Ward-Besser G, Lasecki J, et al. (2003).</w:t>
+        <w:t xml:space="preserve">Edwards D, Ward-Besser G, Lasecki J, Parker B, Wieduwilt K, Wu F, Moorhead P (2003).</w:t>
       </w:r>
       <w:r>
         <w:t xml:space="preserve"> </w:t>
@@ -11189,6 +11972,60 @@
           <w:bCs/>
           <w:b/>
         </w:rPr>
+        <w:t xml:space="preserve">Ignatova I, Edwards D (2008).</w:t>
+      </w:r>
+      <w:r>
+        <w:t xml:space="preserve"> </w:t>
+      </w:r>
+      <w:r>
+        <w:t xml:space="preserve">Probe samples and the minimum sum method for Medicare fraud investigations.</w:t>
+      </w:r>
+      <w:r>
+        <w:t xml:space="preserve"> </w:t>
+      </w:r>
+      <w:r>
+        <w:rPr>
+          <w:iCs/>
+          <w:i/>
+        </w:rPr>
+        <w:t xml:space="preserve">Health Services &amp; Outcomes Research Methodology</w:t>
+      </w:r>
+      <w:r>
+        <w:t xml:space="preserve"> </w:t>
+      </w:r>
+      <w:r>
+        <w:t xml:space="preserve">8:209–221.</w:t>
+      </w:r>
+      <w:r>
+        <w:t xml:space="preserve"> </w:t>
+      </w:r>
+      <w:r>
+        <w:rPr>
+          <w:iCs/>
+          <w:i/>
+        </w:rPr>
+        <w:t xml:space="preserve">Use:</w:t>
+      </w:r>
+      <w:r>
+        <w:t xml:space="preserve"> </w:t>
+      </w:r>
+      <w:r>
+        <w:t xml:space="preserve">using a probe sample to plan the minimum-sum design.</w:t>
+      </w:r>
+    </w:p>
+    <w:p>
+      <w:pPr>
+        <w:numPr>
+          <w:ilvl w:val="0"/>
+          <w:numId w:val="1027"/>
+        </w:numPr>
+        <w:pStyle w:val="Compact"/>
+      </w:pPr>
+      <w:r>
+        <w:rPr>
+          <w:bCs/>
+          <w:b/>
+        </w:rPr>
         <w:t xml:space="preserve">Gilliland D, Feng W (2010).</w:t>
       </w:r>
       <w:r>
@@ -11243,6 +12080,114 @@
           <w:bCs/>
           <w:b/>
         </w:rPr>
+        <w:t xml:space="preserve">Edwards D (2011).</w:t>
+      </w:r>
+      <w:r>
+        <w:t xml:space="preserve"> </w:t>
+      </w:r>
+      <w:r>
+        <w:t xml:space="preserve">On stratified sampling and ratio estimation in Medicare and Medicaid benefit integrity investigations.</w:t>
+      </w:r>
+      <w:r>
+        <w:t xml:space="preserve"> </w:t>
+      </w:r>
+      <w:r>
+        <w:rPr>
+          <w:iCs/>
+          <w:i/>
+        </w:rPr>
+        <w:t xml:space="preserve">Health Services &amp; Outcomes Research Methodology</w:t>
+      </w:r>
+      <w:r>
+        <w:t xml:space="preserve"> </w:t>
+      </w:r>
+      <w:r>
+        <w:t xml:space="preserve">11:79–94. DOI 10.1007/s10742-011-0073-7.</w:t>
+      </w:r>
+      <w:r>
+        <w:t xml:space="preserve"> </w:t>
+      </w:r>
+      <w:r>
+        <w:rPr>
+          <w:iCs/>
+          <w:i/>
+        </w:rPr>
+        <w:t xml:space="preserve">Use:</w:t>
+      </w:r>
+      <w:r>
+        <w:t xml:space="preserve"> </w:t>
+      </w:r>
+      <w:r>
+        <w:t xml:space="preserve">the only published treatment of ratio versus expansion estimation in Medicare audits; the companion study compares exactly these.</w:t>
+      </w:r>
+    </w:p>
+    <w:p>
+      <w:pPr>
+        <w:numPr>
+          <w:ilvl w:val="0"/>
+          <w:numId w:val="1027"/>
+        </w:numPr>
+        <w:pStyle w:val="Compact"/>
+      </w:pPr>
+      <w:r>
+        <w:rPr>
+          <w:bCs/>
+          <w:b/>
+        </w:rPr>
+        <w:t xml:space="preserve">Gilliland D, Edwards D (2011).</w:t>
+      </w:r>
+      <w:r>
+        <w:t xml:space="preserve"> </w:t>
+      </w:r>
+      <w:r>
+        <w:t xml:space="preserve">Using randomized confidence limits to balance risk: an application to Medicare investigations.</w:t>
+      </w:r>
+      <w:r>
+        <w:t xml:space="preserve"> </w:t>
+      </w:r>
+      <w:r>
+        <w:rPr>
+          <w:iCs/>
+          <w:i/>
+        </w:rPr>
+        <w:t xml:space="preserve">The American Statistician</w:t>
+      </w:r>
+      <w:r>
+        <w:t xml:space="preserve"> </w:t>
+      </w:r>
+      <w:r>
+        <w:t xml:space="preserve">65(3):149–153.</w:t>
+      </w:r>
+      <w:r>
+        <w:t xml:space="preserve"> </w:t>
+      </w:r>
+      <w:r>
+        <w:rPr>
+          <w:iCs/>
+          <w:i/>
+        </w:rPr>
+        <w:t xml:space="preserve">Use:</w:t>
+      </w:r>
+      <w:r>
+        <w:t xml:space="preserve"> </w:t>
+      </w:r>
+      <w:r>
+        <w:t xml:space="preserve">an alternative treatment of the one-sided recovery bound.</w:t>
+      </w:r>
+    </w:p>
+    <w:p>
+      <w:pPr>
+        <w:numPr>
+          <w:ilvl w:val="0"/>
+          <w:numId w:val="1027"/>
+        </w:numPr>
+        <w:pStyle w:val="Compact"/>
+      </w:pPr>
+      <w:r>
+        <w:rPr>
+          <w:bCs/>
+          <w:b/>
+        </w:rPr>
         <w:t xml:space="preserve">Edwards D, Gilliland D, Ward-Besser G, Lasecki J (2015).</w:t>
       </w:r>
       <w:r>
@@ -11265,7 +12210,7 @@
         <w:t xml:space="preserve"> </w:t>
       </w:r>
       <w:r>
-        <w:t xml:space="preserve">3(4):504–523.</w:t>
+        <w:t xml:space="preserve">3(4):504–523. DOI 10.1093/jssam/smv025.</w:t>
       </w:r>
       <w:r>
         <w:t xml:space="preserve"> </w:t>
@@ -11351,6 +12296,114 @@
           <w:bCs/>
           <w:b/>
         </w:rPr>
+        <w:t xml:space="preserve">Gunning P, Horgan JM (2004).</w:t>
+      </w:r>
+      <w:r>
+        <w:t xml:space="preserve"> </w:t>
+      </w:r>
+      <w:r>
+        <w:t xml:space="preserve">A new algorithm for the construction of stratum boundaries in skewed populations.</w:t>
+      </w:r>
+      <w:r>
+        <w:t xml:space="preserve"> </w:t>
+      </w:r>
+      <w:r>
+        <w:rPr>
+          <w:iCs/>
+          <w:i/>
+        </w:rPr>
+        <w:t xml:space="preserve">Survey Methodology</w:t>
+      </w:r>
+      <w:r>
+        <w:t xml:space="preserve"> </w:t>
+      </w:r>
+      <w:r>
+        <w:t xml:space="preserve">30(2):159–166.</w:t>
+      </w:r>
+      <w:r>
+        <w:t xml:space="preserve"> </w:t>
+      </w:r>
+      <w:r>
+        <w:rPr>
+          <w:iCs/>
+          <w:i/>
+        </w:rPr>
+        <w:t xml:space="preserve">Use:</w:t>
+      </w:r>
+      <w:r>
+        <w:t xml:space="preserve"> </w:t>
+      </w:r>
+      <w:r>
+        <w:t xml:space="preserve">the geometric stratification algorithm that Edwards et al. (2023) found most often viable.</w:t>
+      </w:r>
+    </w:p>
+    <w:p>
+      <w:pPr>
+        <w:numPr>
+          <w:ilvl w:val="0"/>
+          <w:numId w:val="1027"/>
+        </w:numPr>
+        <w:pStyle w:val="Compact"/>
+      </w:pPr>
+      <w:r>
+        <w:rPr>
+          <w:bCs/>
+          <w:b/>
+        </w:rPr>
+        <w:t xml:space="preserve">Horgan JM (2006).</w:t>
+      </w:r>
+      <w:r>
+        <w:t xml:space="preserve"> </w:t>
+      </w:r>
+      <w:r>
+        <w:t xml:space="preserve">Stratification of skewed populations: a review.</w:t>
+      </w:r>
+      <w:r>
+        <w:t xml:space="preserve"> </w:t>
+      </w:r>
+      <w:r>
+        <w:rPr>
+          <w:iCs/>
+          <w:i/>
+        </w:rPr>
+        <w:t xml:space="preserve">International Statistical Review</w:t>
+      </w:r>
+      <w:r>
+        <w:t xml:space="preserve"> </w:t>
+      </w:r>
+      <w:r>
+        <w:t xml:space="preserve">74(1):67–76.</w:t>
+      </w:r>
+      <w:r>
+        <w:t xml:space="preserve"> </w:t>
+      </w:r>
+      <w:r>
+        <w:rPr>
+          <w:iCs/>
+          <w:i/>
+        </w:rPr>
+        <w:t xml:space="preserve">Use:</w:t>
+      </w:r>
+      <w:r>
+        <w:t xml:space="preserve"> </w:t>
+      </w:r>
+      <w:r>
+        <w:t xml:space="preserve">the review of stratification methods for payment-shaped populations.</w:t>
+      </w:r>
+    </w:p>
+    <w:p>
+      <w:pPr>
+        <w:numPr>
+          <w:ilvl w:val="0"/>
+          <w:numId w:val="1027"/>
+        </w:numPr>
+        <w:pStyle w:val="Compact"/>
+      </w:pPr>
+      <w:r>
+        <w:rPr>
+          <w:bCs/>
+          <w:b/>
+        </w:rPr>
         <w:t xml:space="preserve">Edwards D, Liu P, Delage A (2023).</w:t>
       </w:r>
       <w:r>
@@ -11360,7 +12413,7 @@
         </w:rPr>
         <w:t xml:space="preserve"> </w:t>
       </w:r>
-      <w:hyperlink r:id="rId69">
+      <w:hyperlink r:id="rId71">
         <w:r>
           <w:rPr>
             <w:rStyle w:val="Hyperlink"/>
@@ -11391,7 +12444,37 @@
         <w:t xml:space="preserve"> </w:t>
       </w:r>
       <w:r>
-        <w:t xml:space="preserve">49(2):607–626. 166 real Medicare samples; all-or-nothing model; Monte Carlo design testing; normal bounds fail at high error rates.</w:t>
+        <w:t xml:space="preserve">49(2):607–626 (December 2023). 166 real Medicare samples; all-or-nothing model; Monte Carlo design testing of stratification algorithms from the CRAN package</w:t>
+      </w:r>
+      <w:r>
+        <w:t xml:space="preserve"> </w:t>
+      </w:r>
+      <w:r>
+        <w:rPr>
+          <w:rStyle w:val="VerbatimChar"/>
+        </w:rPr>
+        <w:t xml:space="preserve">stratification</w:t>
+      </w:r>
+      <w:r>
+        <w:t xml:space="preserve"> </w:t>
+      </w:r>
+      <w:r>
+        <w:t xml:space="preserve">with the authors’</w:t>
+      </w:r>
+      <w:r>
+        <w:t xml:space="preserve"> </w:t>
+      </w:r>
+      <w:r>
+        <w:rPr>
+          <w:rStyle w:val="VerbatimChar"/>
+        </w:rPr>
+        <w:t xml:space="preserve">samptest</w:t>
+      </w:r>
+      <w:r>
+        <w:t xml:space="preserve"> </w:t>
+      </w:r>
+      <w:r>
+        <w:t xml:space="preserve">function; normal bounds fail at high error rates; only the geometric algorithm was viable for more than about half of the test populations.</w:t>
       </w:r>
       <w:r>
         <w:t xml:space="preserve"> </w:t>
@@ -11432,7 +12515,7 @@
         </w:rPr>
         <w:t xml:space="preserve"> </w:t>
       </w:r>
-      <w:hyperlink r:id="rId80">
+      <w:hyperlink r:id="rId82">
         <w:r>
           <w:rPr>
             <w:rStyle w:val="Hyperlink"/>
@@ -11453,7 +12536,23 @@
         <w:t xml:space="preserve"> </w:t>
       </w:r>
       <w:r>
-        <w:t xml:space="preserve">ISI World Statistics Congress. Tests EL at all error rates on Medicare populations.</w:t>
+        <w:t xml:space="preserve">Abstract, 65th ISI World Statistics Congress. Preliminary results: EL at</w:t>
+      </w:r>
+      <w:r>
+        <w:t xml:space="preserve"> </w:t>
+      </w:r>
+      <w:r>
+        <w:rPr>
+          <w:iCs/>
+          <w:i/>
+        </w:rPr>
+        <w:t xml:space="preserve">n</w:t>
+      </w:r>
+      <w:r>
+        <w:t xml:space="preserve"> </w:t>
+      </w:r>
+      <w:r>
+        <w:t xml:space="preserve">= 30–90 more often maintains 90% confidence than the normal-theory bound on Medicare populations.</w:t>
       </w:r>
       <w:r>
         <w:t xml:space="preserve"> </w:t>
@@ -11472,8 +12571,63 @@
         <w:t xml:space="preserve">the nearest competing method; check for the full paper.</w:t>
       </w:r>
     </w:p>
-    <w:bookmarkEnd w:id="102"/>
-    <w:bookmarkStart w:id="103" w:name="X65e8004ab082e5d9dda1592dca0cd0e3d790e80"/>
+    <w:p>
+      <w:pPr>
+        <w:numPr>
+          <w:ilvl w:val="0"/>
+          <w:numId w:val="1027"/>
+        </w:numPr>
+        <w:pStyle w:val="Compact"/>
+      </w:pPr>
+      <w:r>
+        <w:rPr>
+          <w:bCs/>
+          <w:b/>
+        </w:rPr>
+        <w:t xml:space="preserve">HHS Office of Inspector General.</w:t>
+      </w:r>
+      <w:r>
+        <w:rPr>
+          <w:bCs/>
+          <w:b/>
+        </w:rPr>
+        <w:t xml:space="preserve"> </w:t>
+      </w:r>
+      <w:hyperlink r:id="rId103">
+        <w:r>
+          <w:rPr>
+            <w:rStyle w:val="Hyperlink"/>
+            <w:bCs/>
+            <w:b/>
+          </w:rPr>
+          <w:t xml:space="preserve">RAT-STATS statistical software</w:t>
+        </w:r>
+      </w:hyperlink>
+      <w:r>
+        <w:t xml:space="preserve"> </w:t>
+      </w:r>
+      <w:r>
+        <w:t xml:space="preserve">(2010 and 2019 releases; 2010 User Guide). Free software for sample selection and improper payment estimation, the primary statistical tool of OIG’s Office of Audit Services and widely used under corporate integrity agreements.</w:t>
+      </w:r>
+      <w:r>
+        <w:t xml:space="preserve"> </w:t>
+      </w:r>
+      <w:r>
+        <w:rPr>
+          <w:iCs/>
+          <w:i/>
+        </w:rPr>
+        <w:t xml:space="preserve">Use:</w:t>
+      </w:r>
+      <w:r>
+        <w:t xml:space="preserve"> </w:t>
+      </w:r>
+      <w:r>
+        <w:t xml:space="preserve">the de facto standard implementation of the normal-theory bounds this review critiques.</w:t>
+      </w:r>
+    </w:p>
+    <w:bookmarkEnd w:id="104"/>
+    <w:bookmarkStart w:id="105" w:name="X65e8004ab082e5d9dda1592dca0cd0e3d790e80"/>
     <w:p>
       <w:pPr>
         <w:pStyle w:val="Heading3"/>
@@ -11670,6 +12824,108 @@
           <w:bCs/>
           <w:b/>
         </w:rPr>
+        <w:t xml:space="preserve">Rubin DB (1981).</w:t>
+      </w:r>
+      <w:r>
+        <w:t xml:space="preserve"> </w:t>
+      </w:r>
+      <w:r>
+        <w:t xml:space="preserve">The Bayesian bootstrap.</w:t>
+      </w:r>
+      <w:r>
+        <w:t xml:space="preserve"> </w:t>
+      </w:r>
+      <w:r>
+        <w:rPr>
+          <w:iCs/>
+          <w:i/>
+        </w:rPr>
+        <w:t xml:space="preserve">Annals of Statistics</w:t>
+      </w:r>
+      <w:r>
+        <w:t xml:space="preserve"> </w:t>
+      </w:r>
+      <w:r>
+        <w:t xml:space="preserve">9(1):130–134.</w:t>
+      </w:r>
+      <w:r>
+        <w:t xml:space="preserve"> </w:t>
+      </w:r>
+      <w:r>
+        <w:rPr>
+          <w:iCs/>
+          <w:i/>
+        </w:rPr>
+        <w:t xml:space="preserve">Use:</w:t>
+      </w:r>
+      <w:r>
+        <w:t xml:space="preserve"> </w:t>
+      </w:r>
+      <w:r>
+        <w:t xml:space="preserve">the Bayesian alternative to the parametric bootstrap of audited rates; what the parametric-bootstrap audit-finding simulation is not.</w:t>
+      </w:r>
+    </w:p>
+    <w:p>
+      <w:pPr>
+        <w:numPr>
+          <w:ilvl w:val="0"/>
+          <w:numId w:val="1028"/>
+        </w:numPr>
+        <w:pStyle w:val="Compact"/>
+      </w:pPr>
+      <w:r>
+        <w:rPr>
+          <w:bCs/>
+          <w:b/>
+        </w:rPr>
+        <w:t xml:space="preserve">Rubin DB (1987).</w:t>
+      </w:r>
+      <w:r>
+        <w:t xml:space="preserve"> </w:t>
+      </w:r>
+      <w:r>
+        <w:rPr>
+          <w:iCs/>
+          <w:i/>
+        </w:rPr>
+        <w:t xml:space="preserve">Multiple Imputation for Nonresponse in Surveys.</w:t>
+      </w:r>
+      <w:r>
+        <w:t xml:space="preserve"> </w:t>
+      </w:r>
+      <w:r>
+        <w:t xml:space="preserve">New York: Wiley.</w:t>
+      </w:r>
+      <w:r>
+        <w:t xml:space="preserve"> </w:t>
+      </w:r>
+      <w:r>
+        <w:rPr>
+          <w:iCs/>
+          <w:i/>
+        </w:rPr>
+        <w:t xml:space="preserve">Use:</w:t>
+      </w:r>
+      <w:r>
+        <w:t xml:space="preserve"> </w:t>
+      </w:r>
+      <w:r>
+        <w:t xml:space="preserve">the between-imputation variance component is the exact analogue of the between-audit variance that plug-in audit-finding simulation omits; single imputation corresponds to fixed rates.</w:t>
+      </w:r>
+    </w:p>
+    <w:p>
+      <w:pPr>
+        <w:numPr>
+          <w:ilvl w:val="0"/>
+          <w:numId w:val="1028"/>
+        </w:numPr>
+        <w:pStyle w:val="Compact"/>
+      </w:pPr>
+      <w:r>
+        <w:rPr>
+          <w:bCs/>
+          <w:b/>
+        </w:rPr>
         <w:t xml:space="preserve">Efron B, Tibshirani RJ (1993).</w:t>
       </w:r>
       <w:r>
@@ -11702,7 +12958,7 @@
         <w:t xml:space="preserve"> </w:t>
       </w:r>
       <w:r>
-        <w:t xml:space="preserve">replicate counts for interval endpoints.</w:t>
+        <w:t xml:space="preserve">the parametric bootstrap (§6.5) and replicate counts for interval endpoints.</w:t>
       </w:r>
     </w:p>
     <w:p>
@@ -11740,7 +12996,7 @@
         <w:t xml:space="preserve"> </w:t>
       </w:r>
       <w:r>
-        <w:t xml:space="preserve">11(3):189–228.</w:t>
+        <w:t xml:space="preserve">11(3):189–228 (article and discussion).</w:t>
       </w:r>
       <w:r>
         <w:t xml:space="preserve"> </w:t>
@@ -11826,7 +13082,7 @@
         <w:t xml:space="preserve"> </w:t>
       </w:r>
       <w:r>
-        <w:t xml:space="preserve">What teachers should know about the bootstrap.</w:t>
+        <w:t xml:space="preserve">What teachers should know about the bootstrap: resampling in the undergraduate statistics curriculum.</w:t>
       </w:r>
       <w:r>
         <w:t xml:space="preserve"> </w:t>
@@ -11842,7 +13098,7 @@
         <w:t xml:space="preserve"> </w:t>
       </w:r>
       <w:r>
-        <w:t xml:space="preserve">69(4):371–386.</w:t>
+        <w:t xml:space="preserve">69(4):371–386. DOI 10.1080/00031305.2015.1089789.</w:t>
       </w:r>
       <w:r>
         <w:t xml:space="preserve"> </w:t>
@@ -11931,8 +13187,116 @@
         <w:t xml:space="preserve">cutting simulation cost.</w:t>
       </w:r>
     </w:p>
-    <w:bookmarkEnd w:id="103"/>
-    <w:bookmarkStart w:id="104" w:name="Xa42a3bce057d1a76272b4ceca32262b2ae80d84"/>
+    <w:p>
+      <w:pPr>
+        <w:numPr>
+          <w:ilvl w:val="0"/>
+          <w:numId w:val="1028"/>
+        </w:numPr>
+        <w:pStyle w:val="Compact"/>
+      </w:pPr>
+      <w:r>
+        <w:rPr>
+          <w:bCs/>
+          <w:b/>
+        </w:rPr>
+        <w:t xml:space="preserve">Koehler E, Brown E, Haneuse SJ-PA (2009).</w:t>
+      </w:r>
+      <w:r>
+        <w:t xml:space="preserve"> </w:t>
+      </w:r>
+      <w:r>
+        <w:t xml:space="preserve">On the assessment of Monte Carlo error in simulation-based statistical analyses.</w:t>
+      </w:r>
+      <w:r>
+        <w:t xml:space="preserve"> </w:t>
+      </w:r>
+      <w:r>
+        <w:rPr>
+          <w:iCs/>
+          <w:i/>
+        </w:rPr>
+        <w:t xml:space="preserve">The American Statistician</w:t>
+      </w:r>
+      <w:r>
+        <w:t xml:space="preserve"> </w:t>
+      </w:r>
+      <w:r>
+        <w:t xml:space="preserve">63(2):155–162. DOI 10.1198/tast.2009.0030.</w:t>
+      </w:r>
+      <w:r>
+        <w:t xml:space="preserve"> </w:t>
+      </w:r>
+      <w:r>
+        <w:rPr>
+          <w:iCs/>
+          <w:i/>
+        </w:rPr>
+        <w:t xml:space="preserve">Use:</w:t>
+      </w:r>
+      <w:r>
+        <w:t xml:space="preserve"> </w:t>
+      </w:r>
+      <w:r>
+        <w:t xml:space="preserve">why and how to report the Monte Carlo error of a coverage estimate.</w:t>
+      </w:r>
+    </w:p>
+    <w:p>
+      <w:pPr>
+        <w:numPr>
+          <w:ilvl w:val="0"/>
+          <w:numId w:val="1028"/>
+        </w:numPr>
+        <w:pStyle w:val="Compact"/>
+      </w:pPr>
+      <w:r>
+        <w:rPr>
+          <w:bCs/>
+          <w:b/>
+        </w:rPr>
+        <w:t xml:space="preserve">Morris TP, White IR, Crowther MJ (2019).</w:t>
+      </w:r>
+      <w:r>
+        <w:t xml:space="preserve"> </w:t>
+      </w:r>
+      <w:r>
+        <w:t xml:space="preserve">Using simulation studies to evaluate statistical methods.</w:t>
+      </w:r>
+      <w:r>
+        <w:t xml:space="preserve"> </w:t>
+      </w:r>
+      <w:r>
+        <w:rPr>
+          <w:iCs/>
+          <w:i/>
+        </w:rPr>
+        <w:t xml:space="preserve">Statistics in Medicine</w:t>
+      </w:r>
+      <w:r>
+        <w:t xml:space="preserve"> </w:t>
+      </w:r>
+      <w:r>
+        <w:t xml:space="preserve">38(11):2074–2102.</w:t>
+      </w:r>
+      <w:r>
+        <w:t xml:space="preserve"> </w:t>
+      </w:r>
+      <w:r>
+        <w:rPr>
+          <w:iCs/>
+          <w:i/>
+        </w:rPr>
+        <w:t xml:space="preserve">Use:</w:t>
+      </w:r>
+      <w:r>
+        <w:t xml:space="preserve"> </w:t>
+      </w:r>
+      <w:r>
+        <w:t xml:space="preserve">the ADEMP framework for planning and reporting the validation study in Section 8.</w:t>
+      </w:r>
+    </w:p>
+    <w:bookmarkEnd w:id="105"/>
+    <w:bookmarkStart w:id="106" w:name="Xa42a3bce057d1a76272b4ceca32262b2ae80d84"/>
     <w:p>
       <w:pPr>
         <w:pStyle w:val="Heading3"/>
@@ -11954,6 +13318,168 @@
           <w:bCs/>
           <w:b/>
         </w:rPr>
+        <w:t xml:space="preserve">Krewski D, Rao JNK (1981).</w:t>
+      </w:r>
+      <w:r>
+        <w:t xml:space="preserve"> </w:t>
+      </w:r>
+      <w:r>
+        <w:t xml:space="preserve">Inference from stratified samples: properties of the linearization, jackknife and balanced repeated replication methods.</w:t>
+      </w:r>
+      <w:r>
+        <w:t xml:space="preserve"> </w:t>
+      </w:r>
+      <w:r>
+        <w:rPr>
+          <w:iCs/>
+          <w:i/>
+        </w:rPr>
+        <w:t xml:space="preserve">Annals of Statistics</w:t>
+      </w:r>
+      <w:r>
+        <w:t xml:space="preserve"> </w:t>
+      </w:r>
+      <w:r>
+        <w:t xml:space="preserve">9(5):1010–1019.</w:t>
+      </w:r>
+      <w:r>
+        <w:t xml:space="preserve"> </w:t>
+      </w:r>
+      <w:r>
+        <w:rPr>
+          <w:iCs/>
+          <w:i/>
+        </w:rPr>
+        <w:t xml:space="preserve">Use:</w:t>
+      </w:r>
+      <w:r>
+        <w:t xml:space="preserve"> </w:t>
+      </w:r>
+      <w:r>
+        <w:t xml:space="preserve">the asymptotic basis for comparing replication methods under stratified sampling.</w:t>
+      </w:r>
+    </w:p>
+    <w:p>
+      <w:pPr>
+        <w:numPr>
+          <w:ilvl w:val="0"/>
+          <w:numId w:val="1029"/>
+        </w:numPr>
+        <w:pStyle w:val="Compact"/>
+      </w:pPr>
+      <w:r>
+        <w:rPr>
+          <w:bCs/>
+          <w:b/>
+        </w:rPr>
+        <w:t xml:space="preserve">Bickel PJ, Freedman DA (1984).</w:t>
+      </w:r>
+      <w:r>
+        <w:t xml:space="preserve"> </w:t>
+      </w:r>
+      <w:r>
+        <w:t xml:space="preserve">Asymptotic normality and the bootstrap in stratified sampling.</w:t>
+      </w:r>
+      <w:r>
+        <w:t xml:space="preserve"> </w:t>
+      </w:r>
+      <w:r>
+        <w:rPr>
+          <w:iCs/>
+          <w:i/>
+        </w:rPr>
+        <w:t xml:space="preserve">Annals of Statistics</w:t>
+      </w:r>
+      <w:r>
+        <w:t xml:space="preserve"> </w:t>
+      </w:r>
+      <w:r>
+        <w:t xml:space="preserve">12(2):470–482.</w:t>
+      </w:r>
+      <w:r>
+        <w:t xml:space="preserve"> </w:t>
+      </w:r>
+      <w:r>
+        <w:rPr>
+          <w:iCs/>
+          <w:i/>
+        </w:rPr>
+        <w:t xml:space="preserve">Use:</w:t>
+      </w:r>
+      <w:r>
+        <w:t xml:space="preserve"> </w:t>
+      </w:r>
+      <w:r>
+        <w:t xml:space="preserve">the first bootstrap under stratified sampling, and the conditions under which it is consistent.</w:t>
+      </w:r>
+    </w:p>
+    <w:p>
+      <w:pPr>
+        <w:numPr>
+          <w:ilvl w:val="0"/>
+          <w:numId w:val="1029"/>
+        </w:numPr>
+        <w:pStyle w:val="Compact"/>
+      </w:pPr>
+      <w:r>
+        <w:rPr>
+          <w:bCs/>
+          <w:b/>
+        </w:rPr>
+        <w:t xml:space="preserve">Chao M-T, Lo S-H (1985).</w:t>
+      </w:r>
+      <w:r>
+        <w:t xml:space="preserve"> </w:t>
+      </w:r>
+      <w:r>
+        <w:t xml:space="preserve">A bootstrap method for finite populations.</w:t>
+      </w:r>
+      <w:r>
+        <w:t xml:space="preserve"> </w:t>
+      </w:r>
+      <w:r>
+        <w:rPr>
+          <w:iCs/>
+          <w:i/>
+        </w:rPr>
+        <w:t xml:space="preserve">Sankhyā A</w:t>
+      </w:r>
+      <w:r>
+        <w:t xml:space="preserve"> </w:t>
+      </w:r>
+      <w:r>
+        <w:t xml:space="preserve">47:399–405.</w:t>
+      </w:r>
+      <w:r>
+        <w:t xml:space="preserve"> </w:t>
+      </w:r>
+      <w:r>
+        <w:rPr>
+          <w:iCs/>
+          <w:i/>
+        </w:rPr>
+        <w:t xml:space="preserve">Use:</w:t>
+      </w:r>
+      <w:r>
+        <w:t xml:space="preserve"> </w:t>
+      </w:r>
+      <w:r>
+        <w:t xml:space="preserve">origin of the without-replacement (pseudo-population) bootstrap lineage.</w:t>
+      </w:r>
+    </w:p>
+    <w:p>
+      <w:pPr>
+        <w:numPr>
+          <w:ilvl w:val="0"/>
+          <w:numId w:val="1029"/>
+        </w:numPr>
+        <w:pStyle w:val="Compact"/>
+      </w:pPr>
+      <w:r>
+        <w:rPr>
+          <w:bCs/>
+          <w:b/>
+        </w:rPr>
         <w:t xml:space="preserve">McCarthy PJ, Snowden CB (1985).</w:t>
       </w:r>
       <w:r>
@@ -11976,7 +13502,7 @@
         <w:t xml:space="preserve"> </w:t>
       </w:r>
       <w:r>
-        <w:t xml:space="preserve">Series 2, No. 95. NCHS.</w:t>
+        <w:t xml:space="preserve">Series 2, No. 95 (DHHS Pub. No. 85-1369). NCHS.</w:t>
       </w:r>
       <w:r>
         <w:t xml:space="preserve"> </w:t>
@@ -12170,7 +13696,7 @@
           <w:bCs/>
           <w:b/>
         </w:rPr>
-        <w:t xml:space="preserve">Sitter RR (1992).</w:t>
+        <w:t xml:space="preserve">Sitter RR (1992a).</w:t>
       </w:r>
       <w:r>
         <w:t xml:space="preserve"> </w:t>
@@ -12224,6 +13750,60 @@
           <w:bCs/>
           <w:b/>
         </w:rPr>
+        <w:t xml:space="preserve">Sitter RR (1992b).</w:t>
+      </w:r>
+      <w:r>
+        <w:t xml:space="preserve"> </w:t>
+      </w:r>
+      <w:r>
+        <w:t xml:space="preserve">Comparing three bootstrap methods for survey data.</w:t>
+      </w:r>
+      <w:r>
+        <w:t xml:space="preserve"> </w:t>
+      </w:r>
+      <w:r>
+        <w:rPr>
+          <w:iCs/>
+          <w:i/>
+        </w:rPr>
+        <w:t xml:space="preserve">Canadian Journal of Statistics</w:t>
+      </w:r>
+      <w:r>
+        <w:t xml:space="preserve"> </w:t>
+      </w:r>
+      <w:r>
+        <w:t xml:space="preserve">20(2):135–154.</w:t>
+      </w:r>
+      <w:r>
+        <w:t xml:space="preserve"> </w:t>
+      </w:r>
+      <w:r>
+        <w:rPr>
+          <w:iCs/>
+          <w:i/>
+        </w:rPr>
+        <w:t xml:space="preserve">Use:</w:t>
+      </w:r>
+      <w:r>
+        <w:t xml:space="preserve"> </w:t>
+      </w:r>
+      <w:r>
+        <w:t xml:space="preserve">simulation comparison of the rescaled, mirror-match and pseudo-population bootstraps.</w:t>
+      </w:r>
+    </w:p>
+    <w:p>
+      <w:pPr>
+        <w:numPr>
+          <w:ilvl w:val="0"/>
+          <w:numId w:val="1029"/>
+        </w:numPr>
+        <w:pStyle w:val="Compact"/>
+      </w:pPr>
+      <w:r>
+        <w:rPr>
+          <w:bCs/>
+          <w:b/>
+        </w:rPr>
         <w:t xml:space="preserve">Booth JG, Butler RW, Hall P (1994).</w:t>
       </w:r>
       <w:r>
@@ -12246,7 +13826,7 @@
         <w:t xml:space="preserve"> </w:t>
       </w:r>
       <w:r>
-        <w:t xml:space="preserve">89(428):1282–1289.</w:t>
+        <w:t xml:space="preserve">89(428):1282–1289. DOI 10.2307/2290991.</w:t>
       </w:r>
       <w:r>
         <w:t xml:space="preserve"> </w:t>
@@ -12326,6 +13906,54 @@
           <w:bCs/>
           <w:b/>
         </w:rPr>
+        <w:t xml:space="preserve">Valliant R, Dorfman AH, Royall RM (2000).</w:t>
+      </w:r>
+      <w:r>
+        <w:t xml:space="preserve"> </w:t>
+      </w:r>
+      <w:r>
+        <w:rPr>
+          <w:iCs/>
+          <w:i/>
+        </w:rPr>
+        <w:t xml:space="preserve">Finite Population Sampling and Inference: A Prediction Approach.</w:t>
+      </w:r>
+      <w:r>
+        <w:t xml:space="preserve"> </w:t>
+      </w:r>
+      <w:r>
+        <w:t xml:space="preserve">New York: Wiley.</w:t>
+      </w:r>
+      <w:r>
+        <w:t xml:space="preserve"> </w:t>
+      </w:r>
+      <w:r>
+        <w:rPr>
+          <w:iCs/>
+          <w:i/>
+        </w:rPr>
+        <w:t xml:space="preserve">Use:</w:t>
+      </w:r>
+      <w:r>
+        <w:t xml:space="preserve"> </w:t>
+      </w:r>
+      <w:r>
+        <w:t xml:space="preserve">the model-based (prediction) view of estimation from a sample to a finite population; the natural frame for the width gain of audit-finding simulation, which depends on the error model holding in the unaudited population.</w:t>
+      </w:r>
+    </w:p>
+    <w:p>
+      <w:pPr>
+        <w:numPr>
+          <w:ilvl w:val="0"/>
+          <w:numId w:val="1029"/>
+        </w:numPr>
+        <w:pStyle w:val="Compact"/>
+      </w:pPr>
+      <w:r>
+        <w:rPr>
+          <w:bCs/>
+          <w:b/>
+        </w:rPr>
         <w:t xml:space="preserve">Wolter KM (2007).</w:t>
       </w:r>
       <w:r>
@@ -12371,6 +13999,60 @@
           <w:bCs/>
           <w:b/>
         </w:rPr>
+        <w:t xml:space="preserve">Preston J (2009).</w:t>
+      </w:r>
+      <w:r>
+        <w:t xml:space="preserve"> </w:t>
+      </w:r>
+      <w:r>
+        <w:t xml:space="preserve">Rescaled bootstrap for stratified multistage sampling.</w:t>
+      </w:r>
+      <w:r>
+        <w:t xml:space="preserve"> </w:t>
+      </w:r>
+      <w:r>
+        <w:rPr>
+          <w:iCs/>
+          <w:i/>
+        </w:rPr>
+        <w:t xml:space="preserve">Survey Methodology</w:t>
+      </w:r>
+      <w:r>
+        <w:t xml:space="preserve"> </w:t>
+      </w:r>
+      <w:r>
+        <w:t xml:space="preserve">35(2):227–234.</w:t>
+      </w:r>
+      <w:r>
+        <w:t xml:space="preserve"> </w:t>
+      </w:r>
+      <w:r>
+        <w:rPr>
+          <w:iCs/>
+          <w:i/>
+        </w:rPr>
+        <w:t xml:space="preserve">Use:</w:t>
+      </w:r>
+      <w:r>
+        <w:t xml:space="preserve"> </w:t>
+      </w:r>
+      <w:r>
+        <w:t xml:space="preserve">the rescaled bootstrap for designs with the two-phase, multistage structure of PERM.</w:t>
+      </w:r>
+    </w:p>
+    <w:p>
+      <w:pPr>
+        <w:numPr>
+          <w:ilvl w:val="0"/>
+          <w:numId w:val="1029"/>
+        </w:numPr>
+        <w:pStyle w:val="Compact"/>
+      </w:pPr>
+      <w:r>
+        <w:rPr>
+          <w:bCs/>
+          <w:b/>
+        </w:rPr>
         <w:t xml:space="preserve">Kolenikov S (2010).</w:t>
       </w:r>
       <w:r>
@@ -12398,7 +14080,7 @@
       <w:r>
         <w:t xml:space="preserve"> </w:t>
       </w:r>
-      <w:hyperlink r:id="rId73">
+      <w:hyperlink r:id="rId75">
         <w:r>
           <w:rPr>
             <w:rStyle w:val="Hyperlink"/>
@@ -12407,7 +14089,7 @@
         </w:r>
       </w:hyperlink>
       <w:r>
-        <w:t xml:space="preserve">).</w:t>
+        <w:t xml:space="preserve">, which attribute the coverage ranking to Krewski and Rao 1981, Rao and Wu 1988, Kovar, Rao and Wu 1988 and Shao 1996 collectively).</w:t>
       </w:r>
       <w:r>
         <w:t xml:space="preserve"> </w:t>
@@ -12493,6 +14175,60 @@
           <w:bCs/>
           <w:b/>
         </w:rPr>
+        <w:t xml:space="preserve">Beaumont J-F, Patak Z (2012).</w:t>
+      </w:r>
+      <w:r>
+        <w:t xml:space="preserve"> </w:t>
+      </w:r>
+      <w:r>
+        <w:t xml:space="preserve">On the generalized bootstrap for sample surveys with special attention to Poisson sampling.</w:t>
+      </w:r>
+      <w:r>
+        <w:t xml:space="preserve"> </w:t>
+      </w:r>
+      <w:r>
+        <w:rPr>
+          <w:iCs/>
+          <w:i/>
+        </w:rPr>
+        <w:t xml:space="preserve">International Statistical Review</w:t>
+      </w:r>
+      <w:r>
+        <w:t xml:space="preserve"> </w:t>
+      </w:r>
+      <w:r>
+        <w:t xml:space="preserve">80(1):127–148. DOI 10.1111/j.1751-5823.2011.00166.x.</w:t>
+      </w:r>
+      <w:r>
+        <w:t xml:space="preserve"> </w:t>
+      </w:r>
+      <w:r>
+        <w:rPr>
+          <w:iCs/>
+          <w:i/>
+        </w:rPr>
+        <w:t xml:space="preserve">Use:</w:t>
+      </w:r>
+      <w:r>
+        <w:t xml:space="preserve"> </w:t>
+      </w:r>
+      <w:r>
+        <w:t xml:space="preserve">the generalized (weight-based) bootstrap that unifies the survey bootstraps in the Section 4 table.</w:t>
+      </w:r>
+    </w:p>
+    <w:p>
+      <w:pPr>
+        <w:numPr>
+          <w:ilvl w:val="0"/>
+          <w:numId w:val="1029"/>
+        </w:numPr>
+        <w:pStyle w:val="Compact"/>
+      </w:pPr>
+      <w:r>
+        <w:rPr>
+          <w:bCs/>
+          <w:b/>
+        </w:rPr>
         <w:t xml:space="preserve">Mashreghi Z, Haziza D, Léger C (2016).</w:t>
       </w:r>
       <w:r>
@@ -12502,7 +14238,7 @@
         </w:rPr>
         <w:t xml:space="preserve"> </w:t>
       </w:r>
-      <w:hyperlink r:id="rId74">
+      <w:hyperlink r:id="rId76">
         <w:r>
           <w:rPr>
             <w:rStyle w:val="Hyperlink"/>
@@ -12533,7 +14269,7 @@
         <w:t xml:space="preserve"> </w:t>
       </w:r>
       <w:r>
-        <w:t xml:space="preserve">10:1–52.</w:t>
+        <w:t xml:space="preserve">10:1–52. DOI 10.1214/16-SS113.</w:t>
       </w:r>
       <w:r>
         <w:t xml:space="preserve"> </w:t>
@@ -12552,8 +14288,53 @@
         <w:t xml:space="preserve">the map of pseudo-population, direct and weight-based methods.</w:t>
       </w:r>
     </w:p>
-    <w:bookmarkEnd w:id="104"/>
-    <w:bookmarkStart w:id="105" w:name="X4ae4813c7a8634c5c1acc750ca503cd25faa58b"/>
+    <w:p>
+      <w:pPr>
+        <w:numPr>
+          <w:ilvl w:val="0"/>
+          <w:numId w:val="1029"/>
+        </w:numPr>
+        <w:pStyle w:val="Compact"/>
+      </w:pPr>
+      <w:r>
+        <w:rPr>
+          <w:bCs/>
+          <w:b/>
+        </w:rPr>
+        <w:t xml:space="preserve">Lohr SL (2022).</w:t>
+      </w:r>
+      <w:r>
+        <w:t xml:space="preserve"> </w:t>
+      </w:r>
+      <w:r>
+        <w:rPr>
+          <w:iCs/>
+          <w:i/>
+        </w:rPr>
+        <w:t xml:space="preserve">Sampling: Design and Analysis</w:t>
+      </w:r>
+      <w:r>
+        <w:t xml:space="preserve">, 3rd ed. Boca Raton: Chapman &amp; Hall/CRC.</w:t>
+      </w:r>
+      <w:r>
+        <w:t xml:space="preserve"> </w:t>
+      </w:r>
+      <w:r>
+        <w:rPr>
+          <w:iCs/>
+          <w:i/>
+        </w:rPr>
+        <w:t xml:space="preserve">Use:</w:t>
+      </w:r>
+      <w:r>
+        <w:t xml:space="preserve"> </w:t>
+      </w:r>
+      <w:r>
+        <w:t xml:space="preserve">the current textbook treatment of the stratified expansion and ratio estimators and their variances.</w:t>
+      </w:r>
+    </w:p>
+    <w:bookmarkEnd w:id="106"/>
+    <w:bookmarkStart w:id="107" w:name="X4ae4813c7a8634c5c1acc750ca503cd25faa58b"/>
     <w:p>
       <w:pPr>
         <w:pStyle w:val="Heading3"/>
@@ -12588,7 +14369,7 @@
         <w:t xml:space="preserve">Sampling Techniques</w:t>
       </w:r>
       <w:r>
-        <w:t xml:space="preserve">, 3rd ed. Wiley.</w:t>
+        <w:t xml:space="preserve">, 3rd ed. Wiley (pp. 39–44 for the effect of skewness on the normal approximation).</w:t>
       </w:r>
       <w:r>
         <w:t xml:space="preserve"> </w:t>
@@ -12877,8 +14658,8 @@
         <w:t xml:space="preserve">conditions under which the normal bound is justified.</w:t>
       </w:r>
     </w:p>
-    <w:bookmarkEnd w:id="105"/>
-    <w:bookmarkStart w:id="106" w:name="g.-companion-study"/>
+    <w:bookmarkEnd w:id="107"/>
+    <w:bookmarkStart w:id="108" w:name="g.-companion-study"/>
     <w:p>
       <w:pPr>
         <w:pStyle w:val="Heading3"/>
@@ -12949,11 +14730,11 @@
         <w:t xml:space="preserve"> </w:t>
       </w:r>
       <w:r>
-        <w:t xml:space="preserve">implements the research agenda in Section 8 on synthetic populations for all five programs.</w:t>
-      </w:r>
-    </w:p>
-    <w:bookmarkEnd w:id="106"/>
-    <w:bookmarkEnd w:id="107"/>
+        <w:t xml:space="preserve">implements the first stage of the research agenda in Section 8 (analytic estimators versus plug-in and parametric-bootstrap audit-finding simulation at production error rates, 25 audit years per program) on synthetic populations for all five programs. Finds that plug-in intervals are invalid, that a parametric bootstrap of the audited rates restores coverage for the gross rate, and that the width advantage over the ratio estimator is model-based and is being tested with size-dependent error scenarios.</w:t>
+      </w:r>
+    </w:p>
+    <w:bookmarkEnd w:id="108"/>
+    <w:bookmarkEnd w:id="109"/>
     <w:sectPr/>
   </w:body>
 </w:document>
